--- a/templates/report_osint.docx
+++ b/templates/report_osint.docx
@@ -28,7 +28,7 @@
           <w:lang w:val="es-CO"/>
         </w:rPr>
         <w:drawing>
-          <wp:anchor behindDoc="1" distT="0" distB="0" distL="0" distR="0" simplePos="0" locked="0" layoutInCell="0" allowOverlap="1" relativeHeight="7">
+          <wp:anchor behindDoc="1" distT="0" distB="0" distL="0" distR="0" simplePos="0" locked="0" layoutInCell="0" allowOverlap="1" relativeHeight="5">
             <wp:simplePos x="0" y="0"/>
             <wp:positionH relativeFrom="margin">
               <wp:align>right</wp:align>
@@ -73,12 +73,6 @@
           </wp:anchor>
         </w:drawing>
       </w:r>
-      <w:bookmarkStart w:id="0" w:name="_Hlk210810108"/>
-      <w:bookmarkStart w:id="1" w:name="_Hlk207736562"/>
-      <w:bookmarkStart w:id="2" w:name="_Hlk210810108"/>
-      <w:bookmarkStart w:id="3" w:name="_Hlk207736562"/>
-      <w:bookmarkEnd w:id="2"/>
-      <w:bookmarkEnd w:id="3"/>
     </w:p>
     <w:p>
       <w:pPr>
@@ -190,12 +184,12 @@
           <w:lang w:val="es-CO"/>
         </w:rPr>
       </w:r>
-      <w:bookmarkStart w:id="4" w:name="_Hlk210810108"/>
-      <w:bookmarkStart w:id="5" w:name="_Hlk207736562"/>
-      <w:bookmarkStart w:id="6" w:name="_Hlk210810108"/>
-      <w:bookmarkStart w:id="7" w:name="_Hlk207736562"/>
-      <w:bookmarkEnd w:id="6"/>
-      <w:bookmarkEnd w:id="7"/>
+      <w:bookmarkStart w:id="0" w:name="_Hlk207736562"/>
+      <w:bookmarkStart w:id="1" w:name="_Hlk210810108"/>
+      <w:bookmarkStart w:id="2" w:name="_Hlk207736562"/>
+      <w:bookmarkStart w:id="3" w:name="_Hlk210810108"/>
+      <w:bookmarkEnd w:id="2"/>
+      <w:bookmarkEnd w:id="3"/>
     </w:p>
     <w:p>
       <w:pPr>
@@ -433,22 +427,18 @@
         <w:contextualSpacing/>
         <w:jc w:val="both"/>
         <w:rPr>
-          <w:rFonts w:ascii="Arial" w:hAnsi="Arial" w:eastAsia="Arial" w:cs="Arial"/>
-          <w:b/>
-          <w:bCs/>
-          <w:color w:val="000000"/>
-          <w:sz w:val="24"/>
-          <w:lang w:eastAsia="es-CO"/>
+          <w:b w:val="false"/>
+          <w:bCs w:val="false"/>
         </w:rPr>
       </w:pPr>
       <w:r>
         <w:rPr>
           <w:rFonts w:eastAsia="Arial" w:cs="Arial" w:ascii="Arial" w:hAnsi="Arial"/>
-          <w:b/>
-          <w:bCs/>
-          <w:color w:val="000000"/>
-          <w:sz w:val="24"/>
-          <w:lang w:eastAsia="es-CO"/>
+          <w:b w:val="false"/>
+          <w:bCs w:val="false"/>
+          <w:color w:val="000000"/>
+          <w:sz w:val="24"/>
+          <w:lang w:val="es-MX" w:eastAsia="es-CO"/>
         </w:rPr>
         <w:t>{{titulo_informe}}</w:t>
       </w:r>
@@ -558,7 +548,7 @@
           <w:rFonts w:ascii="Arial" w:hAnsi="Arial" w:eastAsia="Arial" w:cs="Arial"/>
           <w:color w:val="000000"/>
           <w:sz w:val="24"/>
-          <w:lang w:eastAsia="es-CO"/>
+          <w:lang w:val="es-MX" w:eastAsia="es-CO"/>
         </w:rPr>
       </w:pPr>
       <w:r>
@@ -587,7 +577,7 @@
           <w:rFonts w:eastAsia="Arial" w:cs="Arial" w:ascii="Arial" w:hAnsi="Arial"/>
           <w:color w:val="000000"/>
           <w:sz w:val="24"/>
-          <w:lang w:eastAsia="es-CO"/>
+          <w:lang w:val="es-MX" w:eastAsia="es-CO"/>
         </w:rPr>
         <w:t>{{dominio_principal}}</w:t>
       </w:r>
@@ -603,7 +593,7 @@
           <w:rFonts w:ascii="Arial" w:hAnsi="Arial" w:eastAsia="Arial" w:cs="Arial"/>
           <w:color w:val="000000"/>
           <w:sz w:val="24"/>
-          <w:lang w:eastAsia="es-CO"/>
+          <w:lang w:val="es-MX" w:eastAsia="es-CO"/>
         </w:rPr>
       </w:pPr>
       <w:r>
@@ -633,7 +623,7 @@
           <w:rFonts w:eastAsia="Arial" w:cs="Arial" w:ascii="Arial" w:hAnsi="Arial"/>
           <w:color w:val="000000"/>
           <w:sz w:val="24"/>
-          <w:lang w:eastAsia="es-CO"/>
+          <w:lang w:val="es-MX" w:eastAsia="es-CO"/>
         </w:rPr>
         <w:t>{{fecha}}</w:t>
       </w:r>
@@ -649,7 +639,7 @@
           <w:rFonts w:ascii="Arial" w:hAnsi="Arial" w:eastAsia="Arial" w:cs="Arial"/>
           <w:color w:val="000000"/>
           <w:sz w:val="24"/>
-          <w:lang w:eastAsia="es-CO"/>
+          <w:lang w:val="es-MX" w:eastAsia="es-CO"/>
         </w:rPr>
       </w:pPr>
       <w:r>
@@ -657,7 +647,7 @@
           <w:rFonts w:eastAsia="Arial" w:cs="Arial" w:ascii="Arial" w:hAnsi="Arial"/>
           <w:color w:val="000000"/>
           <w:sz w:val="24"/>
-          <w:lang w:eastAsia="es-CO"/>
+          <w:lang w:val="es-MX" w:eastAsia="es-CO"/>
         </w:rPr>
       </w:r>
     </w:p>
@@ -672,7 +662,7 @@
           <w:rFonts w:ascii="Arial" w:hAnsi="Arial" w:eastAsia="Arial" w:cs="Arial"/>
           <w:color w:val="000000"/>
           <w:sz w:val="24"/>
-          <w:lang w:eastAsia="es-CO"/>
+          <w:lang w:val="es-MX" w:eastAsia="es-CO"/>
         </w:rPr>
       </w:pPr>
       <w:r>
@@ -682,7 +672,7 @@
           <w:bCs/>
           <w:color w:val="000000"/>
           <w:sz w:val="24"/>
-          <w:lang w:eastAsia="es-CO"/>
+          <w:lang w:val="es-MX" w:eastAsia="es-CO"/>
         </w:rPr>
         <w:t>Nombre del analista:</w:t>
       </w:r>
@@ -691,7 +681,7 @@
           <w:rFonts w:eastAsia="Arial" w:cs="Arial" w:ascii="Arial" w:hAnsi="Arial"/>
           <w:color w:val="000000"/>
           <w:sz w:val="24"/>
-          <w:lang w:eastAsia="es-CO"/>
+          <w:lang w:val="es-MX" w:eastAsia="es-CO"/>
         </w:rPr>
         <w:t xml:space="preserve"> {{analista}}</w:t>
       </w:r>
@@ -707,7 +697,7 @@
           <w:rFonts w:ascii="Arial" w:hAnsi="Arial" w:eastAsia="Arial" w:cs="Arial"/>
           <w:color w:val="000000"/>
           <w:sz w:val="24"/>
-          <w:lang w:eastAsia="es-CO"/>
+          <w:lang w:val="es-MX" w:eastAsia="es-CO"/>
         </w:rPr>
       </w:pPr>
       <w:r>
@@ -717,7 +707,7 @@
           <w:bCs/>
           <w:color w:val="000000"/>
           <w:sz w:val="24"/>
-          <w:lang w:eastAsia="es-CO"/>
+          <w:lang w:val="es-MX" w:eastAsia="es-CO"/>
         </w:rPr>
         <w:t>Version</w:t>
       </w:r>
@@ -726,18 +716,9 @@
           <w:rFonts w:eastAsia="Arial" w:cs="Arial" w:ascii="Arial" w:hAnsi="Arial"/>
           <w:color w:val="000000"/>
           <w:sz w:val="24"/>
-          <w:lang w:eastAsia="es-CO"/>
-        </w:rPr>
-        <w:t xml:space="preserve">: </w:t>
-      </w:r>
-      <w:r>
-        <w:rPr>
-          <w:rFonts w:eastAsia="Arial" w:cs="Arial" w:ascii="Arial" w:hAnsi="Arial"/>
-          <w:color w:val="000000"/>
-          <w:sz w:val="24"/>
-          <w:lang w:eastAsia="es-CO"/>
-        </w:rPr>
-        <w:t>{{version}}</w:t>
+          <w:lang w:val="es-MX" w:eastAsia="es-CO"/>
+        </w:rPr>
+        <w:t>: {{version}}</w:t>
       </w:r>
     </w:p>
     <w:p>
@@ -751,7 +732,7 @@
           <w:rFonts w:ascii="Arial" w:hAnsi="Arial" w:eastAsia="Arial" w:cs="Arial"/>
           <w:color w:val="000000"/>
           <w:sz w:val="24"/>
-          <w:lang w:eastAsia="es-CO"/>
+          <w:lang w:val="es-MX" w:eastAsia="es-CO"/>
         </w:rPr>
       </w:pPr>
       <w:r>
@@ -761,7 +742,7 @@
           <w:bCs/>
           <w:color w:val="000000"/>
           <w:sz w:val="24"/>
-          <w:lang w:eastAsia="es-CO"/>
+          <w:lang w:val="es-MX" w:eastAsia="es-CO"/>
         </w:rPr>
         <w:t>Clasificacion</w:t>
       </w:r>
@@ -770,18 +751,9 @@
           <w:rFonts w:eastAsia="Arial" w:cs="Arial" w:ascii="Arial" w:hAnsi="Arial"/>
           <w:color w:val="000000"/>
           <w:sz w:val="24"/>
-          <w:lang w:eastAsia="es-CO"/>
-        </w:rPr>
-        <w:t xml:space="preserve">: </w:t>
-      </w:r>
-      <w:r>
-        <w:rPr>
-          <w:rFonts w:eastAsia="Arial" w:cs="Arial" w:ascii="Arial" w:hAnsi="Arial"/>
-          <w:color w:val="000000"/>
-          <w:sz w:val="24"/>
-          <w:lang w:eastAsia="es-CO"/>
-        </w:rPr>
-        <w:t>{{clasificacion}}</w:t>
+          <w:lang w:val="es-MX" w:eastAsia="es-CO"/>
+        </w:rPr>
+        <w:t>: {{clasificacion}}</w:t>
       </w:r>
     </w:p>
     <w:p>
@@ -795,7 +767,7 @@
           <w:rFonts w:ascii="Arial" w:hAnsi="Arial" w:eastAsia="Arial" w:cs="Arial"/>
           <w:color w:val="000000"/>
           <w:sz w:val="24"/>
-          <w:lang w:eastAsia="es-CO"/>
+          <w:lang w:val="es-MX" w:eastAsia="es-CO"/>
         </w:rPr>
       </w:pPr>
       <w:r>
@@ -805,7 +777,7 @@
           <w:bCs/>
           <w:color w:val="000000"/>
           <w:sz w:val="24"/>
-          <w:lang w:eastAsia="es-CO"/>
+          <w:lang w:val="es-MX" w:eastAsia="es-CO"/>
         </w:rPr>
         <w:t>Objetivo</w:t>
       </w:r>
@@ -814,18 +786,9 @@
           <w:rFonts w:eastAsia="Arial" w:cs="Arial" w:ascii="Arial" w:hAnsi="Arial"/>
           <w:color w:val="000000"/>
           <w:sz w:val="24"/>
-          <w:lang w:eastAsia="es-CO"/>
-        </w:rPr>
-        <w:t xml:space="preserve">: </w:t>
-      </w:r>
-      <w:r>
-        <w:rPr>
-          <w:rFonts w:eastAsia="Arial" w:cs="Arial" w:ascii="Arial" w:hAnsi="Arial"/>
-          <w:color w:val="000000"/>
-          <w:sz w:val="24"/>
-          <w:lang w:eastAsia="es-CO"/>
-        </w:rPr>
-        <w:t>{{objetivo}}</w:t>
+          <w:lang w:val="es-MX" w:eastAsia="es-CO"/>
+        </w:rPr>
+        <w:t>: {{objetivo}}</w:t>
       </w:r>
     </w:p>
     <w:p>
@@ -839,7 +802,7 @@
           <w:rFonts w:ascii="Arial" w:hAnsi="Arial" w:eastAsia="Arial" w:cs="Arial"/>
           <w:color w:val="000000"/>
           <w:sz w:val="24"/>
-          <w:lang w:eastAsia="es-CO"/>
+          <w:lang w:val="es-MX" w:eastAsia="es-CO"/>
         </w:rPr>
       </w:pPr>
       <w:r>
@@ -849,7 +812,7 @@
           <w:bCs/>
           <w:color w:val="000000"/>
           <w:sz w:val="24"/>
-          <w:lang w:eastAsia="es-CO"/>
+          <w:lang w:val="es-MX" w:eastAsia="es-CO"/>
         </w:rPr>
         <w:t>Alcance</w:t>
       </w:r>
@@ -858,18 +821,9 @@
           <w:rFonts w:eastAsia="Arial" w:cs="Arial" w:ascii="Arial" w:hAnsi="Arial"/>
           <w:color w:val="000000"/>
           <w:sz w:val="24"/>
-          <w:lang w:eastAsia="es-CO"/>
-        </w:rPr>
-        <w:t xml:space="preserve">: </w:t>
-      </w:r>
-      <w:r>
-        <w:rPr>
-          <w:rFonts w:eastAsia="Arial" w:cs="Arial" w:ascii="Arial" w:hAnsi="Arial"/>
-          <w:color w:val="000000"/>
-          <w:sz w:val="24"/>
-          <w:lang w:eastAsia="es-CO"/>
-        </w:rPr>
-        <w:t>{{alcance}}</w:t>
+          <w:lang w:val="es-MX" w:eastAsia="es-CO"/>
+        </w:rPr>
+        <w:t>: {{alcance}}</w:t>
       </w:r>
     </w:p>
     <w:p>
@@ -883,7 +837,7 @@
           <w:rFonts w:ascii="Arial" w:hAnsi="Arial" w:eastAsia="Arial" w:cs="Arial"/>
           <w:color w:val="000000"/>
           <w:sz w:val="24"/>
-          <w:lang w:eastAsia="es-CO"/>
+          <w:lang w:val="es-MX" w:eastAsia="es-CO"/>
         </w:rPr>
       </w:pPr>
       <w:r>
@@ -893,7 +847,7 @@
           <w:bCs/>
           <w:color w:val="000000"/>
           <w:sz w:val="24"/>
-          <w:lang w:eastAsia="es-CO"/>
+          <w:lang w:val="es-MX" w:eastAsia="es-CO"/>
         </w:rPr>
         <w:t>Metodologia</w:t>
       </w:r>
@@ -902,18 +856,9 @@
           <w:rFonts w:eastAsia="Arial" w:cs="Arial" w:ascii="Arial" w:hAnsi="Arial"/>
           <w:color w:val="000000"/>
           <w:sz w:val="24"/>
-          <w:lang w:eastAsia="es-CO"/>
-        </w:rPr>
-        <w:t xml:space="preserve">: </w:t>
-      </w:r>
-      <w:r>
-        <w:rPr>
-          <w:rFonts w:eastAsia="Arial" w:cs="Arial" w:ascii="Arial" w:hAnsi="Arial"/>
-          <w:color w:val="000000"/>
-          <w:sz w:val="24"/>
-          <w:lang w:eastAsia="es-CO"/>
-        </w:rPr>
-        <w:t>{{metodologia}}</w:t>
+          <w:lang w:val="es-MX" w:eastAsia="es-CO"/>
+        </w:rPr>
+        <w:t>: {{metodologia}}</w:t>
       </w:r>
     </w:p>
     <w:p>
@@ -927,7 +872,7 @@
           <w:rFonts w:ascii="Arial" w:hAnsi="Arial" w:eastAsia="Arial" w:cs="Arial"/>
           <w:color w:val="000000"/>
           <w:sz w:val="24"/>
-          <w:lang w:eastAsia="es-CO"/>
+          <w:lang w:val="es-MX" w:eastAsia="es-CO"/>
         </w:rPr>
       </w:pPr>
       <w:r>
@@ -937,7 +882,7 @@
           <w:bCs/>
           <w:color w:val="000000"/>
           <w:sz w:val="24"/>
-          <w:lang w:eastAsia="es-CO"/>
+          <w:lang w:val="es-MX" w:eastAsia="es-CO"/>
         </w:rPr>
         <w:t>Fuentes OSINT</w:t>
       </w:r>
@@ -946,18 +891,9 @@
           <w:rFonts w:eastAsia="Arial" w:cs="Arial" w:ascii="Arial" w:hAnsi="Arial"/>
           <w:color w:val="000000"/>
           <w:sz w:val="24"/>
-          <w:lang w:eastAsia="es-CO"/>
-        </w:rPr>
-        <w:t xml:space="preserve">: </w:t>
-      </w:r>
-      <w:r>
-        <w:rPr>
-          <w:rFonts w:eastAsia="Arial" w:cs="Arial" w:ascii="Arial" w:hAnsi="Arial"/>
-          <w:color w:val="000000"/>
-          <w:sz w:val="24"/>
-          <w:lang w:eastAsia="es-CO"/>
-        </w:rPr>
-        <w:t>{{fuentes_osint}}</w:t>
+          <w:lang w:val="es-MX" w:eastAsia="es-CO"/>
+        </w:rPr>
+        <w:t>: {{fuentes_osint}}</w:t>
       </w:r>
     </w:p>
     <w:p>
@@ -971,7 +907,7 @@
           <w:rFonts w:ascii="Arial" w:hAnsi="Arial" w:eastAsia="Arial" w:cs="Arial"/>
           <w:color w:val="000000"/>
           <w:sz w:val="24"/>
-          <w:lang w:eastAsia="es-CO"/>
+          <w:lang w:val="es-MX" w:eastAsia="es-CO"/>
         </w:rPr>
       </w:pPr>
       <w:r>
@@ -981,7 +917,7 @@
           <w:bCs/>
           <w:color w:val="000000"/>
           <w:sz w:val="24"/>
-          <w:lang w:eastAsia="es-CO"/>
+          <w:lang w:val="es-MX" w:eastAsia="es-CO"/>
         </w:rPr>
         <w:t>Resumen Ejecutivo</w:t>
       </w:r>
@@ -990,18 +926,9 @@
           <w:rFonts w:eastAsia="Arial" w:cs="Arial" w:ascii="Arial" w:hAnsi="Arial"/>
           <w:color w:val="000000"/>
           <w:sz w:val="24"/>
-          <w:lang w:eastAsia="es-CO"/>
-        </w:rPr>
-        <w:t xml:space="preserve">: </w:t>
-      </w:r>
-      <w:r>
-        <w:rPr>
-          <w:rFonts w:eastAsia="Arial" w:cs="Arial" w:ascii="Arial" w:hAnsi="Arial"/>
-          <w:color w:val="000000"/>
-          <w:sz w:val="24"/>
-          <w:lang w:eastAsia="es-CO"/>
-        </w:rPr>
-        <w:t>{{resumen_ejecutivo}}</w:t>
+          <w:lang w:val="es-MX" w:eastAsia="es-CO"/>
+        </w:rPr>
+        <w:t>: {{resumen_ejecutivo}}</w:t>
       </w:r>
     </w:p>
     <w:p>
@@ -1015,7 +942,7 @@
           <w:rFonts w:ascii="Arial" w:hAnsi="Arial" w:eastAsia="Arial" w:cs="Arial"/>
           <w:color w:val="000000"/>
           <w:sz w:val="24"/>
-          <w:lang w:eastAsia="es-CO"/>
+          <w:lang w:val="es-MX" w:eastAsia="es-CO"/>
         </w:rPr>
       </w:pPr>
       <w:r>
@@ -1023,7 +950,7 @@
           <w:rFonts w:eastAsia="Arial" w:cs="Arial" w:ascii="Arial" w:hAnsi="Arial"/>
           <w:color w:val="000000"/>
           <w:sz w:val="24"/>
-          <w:lang w:eastAsia="es-CO"/>
+          <w:lang w:val="es-MX" w:eastAsia="es-CO"/>
         </w:rPr>
       </w:r>
     </w:p>
@@ -1038,7 +965,7 @@
           <w:rFonts w:ascii="Arial" w:hAnsi="Arial" w:eastAsia="Arial" w:cs="Arial"/>
           <w:color w:val="000000"/>
           <w:sz w:val="24"/>
-          <w:lang w:eastAsia="es-CO"/>
+          <w:lang w:val="es-MX" w:eastAsia="es-CO"/>
         </w:rPr>
       </w:pPr>
       <w:r>
@@ -1046,18 +973,9 @@
           <w:rFonts w:eastAsia="Arial" w:cs="Arial" w:ascii="Arial" w:hAnsi="Arial"/>
           <w:color w:val="000000"/>
           <w:sz w:val="24"/>
-          <w:lang w:eastAsia="es-CO"/>
-        </w:rPr>
-        <w:t xml:space="preserve">Total Activos: </w:t>
-      </w:r>
-      <w:r>
-        <w:rPr>
-          <w:rFonts w:eastAsia="Arial" w:cs="Arial" w:ascii="Arial" w:hAnsi="Arial"/>
-          <w:color w:val="000000"/>
-          <w:sz w:val="24"/>
-          <w:lang w:eastAsia="es-CO"/>
-        </w:rPr>
-        <w:t>{{total_activos}}</w:t>
+          <w:lang w:val="es-MX" w:eastAsia="es-CO"/>
+        </w:rPr>
+        <w:t>Total Activos: {{total_activos}}</w:t>
       </w:r>
     </w:p>
     <w:p>
@@ -1071,7 +989,7 @@
           <w:rFonts w:ascii="Arial" w:hAnsi="Arial" w:eastAsia="Arial" w:cs="Arial"/>
           <w:color w:val="000000"/>
           <w:sz w:val="24"/>
-          <w:lang w:eastAsia="es-CO"/>
+          <w:lang w:val="es-MX" w:eastAsia="es-CO"/>
         </w:rPr>
       </w:pPr>
       <w:r>
@@ -1079,18 +997,9 @@
           <w:rFonts w:eastAsia="Arial" w:cs="Arial" w:ascii="Arial" w:hAnsi="Arial"/>
           <w:color w:val="000000"/>
           <w:sz w:val="24"/>
-          <w:lang w:eastAsia="es-CO"/>
-        </w:rPr>
-        <w:t xml:space="preserve">Host Activos: </w:t>
-      </w:r>
-      <w:r>
-        <w:rPr>
-          <w:rFonts w:eastAsia="Arial" w:cs="Arial" w:ascii="Arial" w:hAnsi="Arial"/>
-          <w:color w:val="000000"/>
-          <w:sz w:val="24"/>
-          <w:lang w:eastAsia="es-CO"/>
-        </w:rPr>
-        <w:t>{{hosts_activos}}</w:t>
+          <w:lang w:val="es-MX" w:eastAsia="es-CO"/>
+        </w:rPr>
+        <w:t>Host Activos: {{hosts_activos}}</w:t>
       </w:r>
     </w:p>
     <w:p>
@@ -1104,7 +1013,7 @@
           <w:rFonts w:ascii="Arial" w:hAnsi="Arial" w:eastAsia="Arial" w:cs="Arial"/>
           <w:color w:val="000000"/>
           <w:sz w:val="24"/>
-          <w:lang w:eastAsia="es-CO"/>
+          <w:lang w:val="es-MX" w:eastAsia="es-CO"/>
         </w:rPr>
       </w:pPr>
       <w:r>
@@ -1112,18 +1021,9 @@
           <w:rFonts w:eastAsia="Arial" w:cs="Arial" w:ascii="Arial" w:hAnsi="Arial"/>
           <w:color w:val="000000"/>
           <w:sz w:val="24"/>
-          <w:lang w:eastAsia="es-CO"/>
-        </w:rPr>
-        <w:t xml:space="preserve">Total Subdominios: </w:t>
-      </w:r>
-      <w:r>
-        <w:rPr>
-          <w:rFonts w:eastAsia="Arial" w:cs="Arial" w:ascii="Arial" w:hAnsi="Arial"/>
-          <w:color w:val="000000"/>
-          <w:sz w:val="24"/>
-          <w:lang w:eastAsia="es-CO"/>
-        </w:rPr>
-        <w:t>{{total_subdominios}}</w:t>
+          <w:lang w:val="es-MX" w:eastAsia="es-CO"/>
+        </w:rPr>
+        <w:t>Total Subdominios: {{total_subdominios}}</w:t>
       </w:r>
     </w:p>
     <w:p>
@@ -1137,7 +1037,7 @@
           <w:rFonts w:ascii="Arial" w:hAnsi="Arial" w:eastAsia="Arial" w:cs="Arial"/>
           <w:color w:val="000000"/>
           <w:sz w:val="24"/>
-          <w:lang w:eastAsia="es-CO"/>
+          <w:lang w:val="es-MX" w:eastAsia="es-CO"/>
         </w:rPr>
       </w:pPr>
       <w:r>
@@ -1145,18 +1045,9 @@
           <w:rFonts w:eastAsia="Arial" w:cs="Arial" w:ascii="Arial" w:hAnsi="Arial"/>
           <w:color w:val="000000"/>
           <w:sz w:val="24"/>
-          <w:lang w:eastAsia="es-CO"/>
-        </w:rPr>
-        <w:t xml:space="preserve">Subdominios Huerfanos: </w:t>
-      </w:r>
-      <w:r>
-        <w:rPr>
-          <w:rFonts w:eastAsia="Arial" w:cs="Arial" w:ascii="Arial" w:hAnsi="Arial"/>
-          <w:color w:val="000000"/>
-          <w:sz w:val="24"/>
-          <w:lang w:eastAsia="es-CO"/>
-        </w:rPr>
-        <w:t>{{subdominios_huerfanos}}</w:t>
+          <w:lang w:val="es-MX" w:eastAsia="es-CO"/>
+        </w:rPr>
+        <w:t>Subdominios Huerfanos: {{subdominios_huerfanos}}</w:t>
       </w:r>
     </w:p>
     <w:p>
@@ -1170,7 +1061,7 @@
           <w:rFonts w:ascii="Arial" w:hAnsi="Arial" w:eastAsia="Arial" w:cs="Arial"/>
           <w:color w:val="000000"/>
           <w:sz w:val="24"/>
-          <w:lang w:eastAsia="es-CO"/>
+          <w:lang w:val="es-MX" w:eastAsia="es-CO"/>
         </w:rPr>
       </w:pPr>
       <w:r>
@@ -1178,18 +1069,9 @@
           <w:rFonts w:eastAsia="Arial" w:cs="Arial" w:ascii="Arial" w:hAnsi="Arial"/>
           <w:color w:val="000000"/>
           <w:sz w:val="24"/>
-          <w:lang w:eastAsia="es-CO"/>
-        </w:rPr>
-        <w:t xml:space="preserve">Vulnerabilidades Criticas: </w:t>
-      </w:r>
-      <w:r>
-        <w:rPr>
-          <w:rFonts w:eastAsia="Arial" w:cs="Arial" w:ascii="Arial" w:hAnsi="Arial"/>
-          <w:color w:val="000000"/>
-          <w:sz w:val="24"/>
-          <w:lang w:eastAsia="es-CO"/>
-        </w:rPr>
-        <w:t>{{vulnerabilidades_criticas}}</w:t>
+          <w:lang w:val="es-MX" w:eastAsia="es-CO"/>
+        </w:rPr>
+        <w:t>Vulnerabilidades Criticas: {{vulnerabilidades_criticas}}</w:t>
       </w:r>
     </w:p>
     <w:p>
@@ -1203,7 +1085,7 @@
           <w:rFonts w:ascii="Arial" w:hAnsi="Arial" w:eastAsia="Arial" w:cs="Arial"/>
           <w:color w:val="000000"/>
           <w:sz w:val="24"/>
-          <w:lang w:eastAsia="es-CO"/>
+          <w:lang w:val="es-MX" w:eastAsia="es-CO"/>
         </w:rPr>
       </w:pPr>
       <w:r>
@@ -1211,18 +1093,9 @@
           <w:rFonts w:eastAsia="Arial" w:cs="Arial" w:ascii="Arial" w:hAnsi="Arial"/>
           <w:color w:val="000000"/>
           <w:sz w:val="24"/>
-          <w:lang w:eastAsia="es-CO"/>
-        </w:rPr>
-        <w:t xml:space="preserve">Vulnerabilidades Altas: </w:t>
-      </w:r>
-      <w:r>
-        <w:rPr>
-          <w:rFonts w:eastAsia="Arial" w:cs="Arial" w:ascii="Arial" w:hAnsi="Arial"/>
-          <w:color w:val="000000"/>
-          <w:sz w:val="24"/>
-          <w:lang w:eastAsia="es-CO"/>
-        </w:rPr>
-        <w:t>{{vulnerabilidades_altas}}</w:t>
+          <w:lang w:val="es-MX" w:eastAsia="es-CO"/>
+        </w:rPr>
+        <w:t>Vulnerabilidades Altas: {{vulnerabilidades_altas}}</w:t>
       </w:r>
     </w:p>
     <w:p>
@@ -1236,7 +1109,7 @@
           <w:rFonts w:ascii="Arial" w:hAnsi="Arial" w:eastAsia="Arial" w:cs="Arial"/>
           <w:color w:val="000000"/>
           <w:sz w:val="24"/>
-          <w:lang w:eastAsia="es-CO"/>
+          <w:lang w:val="es-MX" w:eastAsia="es-CO"/>
         </w:rPr>
       </w:pPr>
       <w:r>
@@ -1244,18 +1117,9 @@
           <w:rFonts w:eastAsia="Arial" w:cs="Arial" w:ascii="Arial" w:hAnsi="Arial"/>
           <w:color w:val="000000"/>
           <w:sz w:val="24"/>
-          <w:lang w:eastAsia="es-CO"/>
-        </w:rPr>
-        <w:t xml:space="preserve">Vulnerabilidades Medias: </w:t>
-      </w:r>
-      <w:r>
-        <w:rPr>
-          <w:rFonts w:eastAsia="Arial" w:cs="Arial" w:ascii="Arial" w:hAnsi="Arial"/>
-          <w:color w:val="000000"/>
-          <w:sz w:val="24"/>
-          <w:lang w:eastAsia="es-CO"/>
-        </w:rPr>
-        <w:t>{{vulnerabilidades_medias}}</w:t>
+          <w:lang w:val="es-MX" w:eastAsia="es-CO"/>
+        </w:rPr>
+        <w:t>Vulnerabilidades Medias: {{vulnerabilidades_medias}}</w:t>
       </w:r>
     </w:p>
     <w:p>
@@ -1269,7 +1133,7 @@
           <w:rFonts w:ascii="Arial" w:hAnsi="Arial" w:eastAsia="Arial" w:cs="Arial"/>
           <w:color w:val="000000"/>
           <w:sz w:val="24"/>
-          <w:lang w:eastAsia="es-CO"/>
+          <w:lang w:val="es-MX" w:eastAsia="es-CO"/>
         </w:rPr>
       </w:pPr>
       <w:r>
@@ -1277,18 +1141,9 @@
           <w:rFonts w:eastAsia="Arial" w:cs="Arial" w:ascii="Arial" w:hAnsi="Arial"/>
           <w:color w:val="000000"/>
           <w:sz w:val="24"/>
-          <w:lang w:eastAsia="es-CO"/>
-        </w:rPr>
-        <w:t xml:space="preserve">Vulnerabilidades Bajas: </w:t>
-      </w:r>
-      <w:r>
-        <w:rPr>
-          <w:rFonts w:eastAsia="Arial" w:cs="Arial" w:ascii="Arial" w:hAnsi="Arial"/>
-          <w:color w:val="000000"/>
-          <w:sz w:val="24"/>
-          <w:lang w:eastAsia="es-CO"/>
-        </w:rPr>
-        <w:t>{{vulnerabilidades_bajas}}</w:t>
+          <w:lang w:val="es-MX" w:eastAsia="es-CO"/>
+        </w:rPr>
+        <w:t>Vulnerabilidades Bajas: {{vulnerabilidades_bajas}}</w:t>
       </w:r>
     </w:p>
     <w:p>
@@ -1302,7 +1157,7 @@
           <w:rFonts w:ascii="Arial" w:hAnsi="Arial" w:eastAsia="Arial" w:cs="Arial"/>
           <w:color w:val="000000"/>
           <w:sz w:val="24"/>
-          <w:lang w:eastAsia="es-CO"/>
+          <w:lang w:val="es-MX" w:eastAsia="es-CO"/>
         </w:rPr>
       </w:pPr>
       <w:r>
@@ -1310,18 +1165,9 @@
           <w:rFonts w:eastAsia="Arial" w:cs="Arial" w:ascii="Arial" w:hAnsi="Arial"/>
           <w:color w:val="000000"/>
           <w:sz w:val="24"/>
-          <w:lang w:eastAsia="es-CO"/>
-        </w:rPr>
-        <w:t xml:space="preserve">Activos Críticos: </w:t>
-      </w:r>
-      <w:r>
-        <w:rPr>
-          <w:rFonts w:eastAsia="Arial" w:cs="Arial" w:ascii="Arial" w:hAnsi="Arial"/>
-          <w:color w:val="000000"/>
-          <w:sz w:val="24"/>
-          <w:lang w:eastAsia="es-CO"/>
-        </w:rPr>
-        <w:t>{{activos_criticos}}</w:t>
+          <w:lang w:val="es-MX" w:eastAsia="es-CO"/>
+        </w:rPr>
+        <w:t>Activos Críticos: {{activos_criticos}}</w:t>
       </w:r>
     </w:p>
     <w:p>
@@ -1335,7 +1181,7 @@
           <w:rFonts w:ascii="Arial" w:hAnsi="Arial" w:eastAsia="Arial" w:cs="Arial"/>
           <w:color w:val="000000"/>
           <w:sz w:val="24"/>
-          <w:lang w:eastAsia="es-CO"/>
+          <w:lang w:val="es-MX" w:eastAsia="es-CO"/>
         </w:rPr>
       </w:pPr>
       <w:r>
@@ -1343,7 +1189,7 @@
           <w:rFonts w:eastAsia="Arial" w:cs="Arial" w:ascii="Arial" w:hAnsi="Arial"/>
           <w:color w:val="000000"/>
           <w:sz w:val="24"/>
-          <w:lang w:eastAsia="es-CO"/>
+          <w:lang w:val="es-MX" w:eastAsia="es-CO"/>
         </w:rPr>
       </w:r>
     </w:p>
@@ -1358,7 +1204,7 @@
           <w:rFonts w:ascii="Arial" w:hAnsi="Arial" w:eastAsia="Arial" w:cs="Arial"/>
           <w:color w:val="000000"/>
           <w:sz w:val="24"/>
-          <w:lang w:eastAsia="es-CO"/>
+          <w:lang w:val="es-MX" w:eastAsia="es-CO"/>
         </w:rPr>
       </w:pPr>
       <w:r>
@@ -1366,7 +1212,7 @@
           <w:rFonts w:eastAsia="Arial" w:cs="Arial" w:ascii="Arial" w:hAnsi="Arial"/>
           <w:color w:val="000000"/>
           <w:sz w:val="24"/>
-          <w:lang w:eastAsia="es-CO"/>
+          <w:lang w:val="es-MX" w:eastAsia="es-CO"/>
         </w:rPr>
         <w:t>{{spf_consulta}}</w:t>
       </w:r>
@@ -1382,7 +1228,7 @@
           <w:rFonts w:ascii="Arial" w:hAnsi="Arial" w:eastAsia="Arial" w:cs="Arial"/>
           <w:color w:val="000000"/>
           <w:sz w:val="24"/>
-          <w:lang w:eastAsia="es-CO"/>
+          <w:lang w:val="es-MX" w:eastAsia="es-CO"/>
         </w:rPr>
       </w:pPr>
       <w:r>
@@ -1390,7 +1236,7 @@
           <w:rFonts w:eastAsia="Arial" w:cs="Arial" w:ascii="Arial" w:hAnsi="Arial"/>
           <w:color w:val="000000"/>
           <w:sz w:val="24"/>
-          <w:lang w:eastAsia="es-CO"/>
+          <w:lang w:val="es-MX" w:eastAsia="es-CO"/>
         </w:rPr>
         <w:t>{{spf_resultado}}</w:t>
       </w:r>
@@ -1406,7 +1252,7 @@
           <w:rFonts w:ascii="Arial" w:hAnsi="Arial" w:eastAsia="Arial" w:cs="Arial"/>
           <w:color w:val="000000"/>
           <w:sz w:val="24"/>
-          <w:lang w:eastAsia="es-CO"/>
+          <w:lang w:val="es-MX" w:eastAsia="es-CO"/>
         </w:rPr>
       </w:pPr>
       <w:r>
@@ -1414,7 +1260,7 @@
           <w:rFonts w:eastAsia="Arial" w:cs="Arial" w:ascii="Arial" w:hAnsi="Arial"/>
           <w:color w:val="000000"/>
           <w:sz w:val="24"/>
-          <w:lang w:eastAsia="es-CO"/>
+          <w:lang w:val="es-MX" w:eastAsia="es-CO"/>
         </w:rPr>
         <w:t>{{spf_evaluacion}}</w:t>
       </w:r>
@@ -1430,7 +1276,7 @@
           <w:rFonts w:ascii="Arial" w:hAnsi="Arial" w:eastAsia="Arial" w:cs="Arial"/>
           <w:color w:val="000000"/>
           <w:sz w:val="24"/>
-          <w:lang w:eastAsia="es-CO"/>
+          <w:lang w:val="es-MX" w:eastAsia="es-CO"/>
         </w:rPr>
       </w:pPr>
       <w:r>
@@ -1438,7 +1284,7 @@
           <w:rFonts w:eastAsia="Arial" w:cs="Arial" w:ascii="Arial" w:hAnsi="Arial"/>
           <w:color w:val="000000"/>
           <w:sz w:val="24"/>
-          <w:lang w:eastAsia="es-CO"/>
+          <w:lang w:val="es-MX" w:eastAsia="es-CO"/>
         </w:rPr>
         <w:t>{{spf_recomendacion}}</w:t>
       </w:r>
@@ -1454,7 +1300,7 @@
           <w:rFonts w:ascii="Arial" w:hAnsi="Arial" w:eastAsia="Arial" w:cs="Arial"/>
           <w:color w:val="000000"/>
           <w:sz w:val="24"/>
-          <w:lang w:eastAsia="es-CO"/>
+          <w:lang w:val="es-MX" w:eastAsia="es-CO"/>
         </w:rPr>
       </w:pPr>
       <w:r>
@@ -1462,7 +1308,7 @@
           <w:rFonts w:eastAsia="Arial" w:cs="Arial" w:ascii="Arial" w:hAnsi="Arial"/>
           <w:color w:val="000000"/>
           <w:sz w:val="24"/>
-          <w:lang w:eastAsia="es-CO"/>
+          <w:lang w:val="es-MX" w:eastAsia="es-CO"/>
         </w:rPr>
       </w:r>
     </w:p>
@@ -1477,7 +1323,7 @@
           <w:rFonts w:ascii="Arial" w:hAnsi="Arial" w:eastAsia="Arial" w:cs="Arial"/>
           <w:color w:val="000000"/>
           <w:sz w:val="24"/>
-          <w:lang w:eastAsia="es-CO"/>
+          <w:lang w:val="es-MX" w:eastAsia="es-CO"/>
         </w:rPr>
       </w:pPr>
       <w:r>
@@ -1485,7 +1331,7 @@
           <w:rFonts w:eastAsia="Arial" w:cs="Arial" w:ascii="Arial" w:hAnsi="Arial"/>
           <w:color w:val="000000"/>
           <w:sz w:val="24"/>
-          <w:lang w:eastAsia="es-CO"/>
+          <w:lang w:val="es-MX" w:eastAsia="es-CO"/>
         </w:rPr>
         <w:t>{{dkim_selector}}</w:t>
       </w:r>
@@ -1501,7 +1347,7 @@
           <w:rFonts w:ascii="Arial" w:hAnsi="Arial" w:eastAsia="Arial" w:cs="Arial"/>
           <w:color w:val="000000"/>
           <w:sz w:val="24"/>
-          <w:lang w:eastAsia="es-CO"/>
+          <w:lang w:val="es-MX" w:eastAsia="es-CO"/>
         </w:rPr>
       </w:pPr>
       <w:r>
@@ -1509,7 +1355,7 @@
           <w:rFonts w:eastAsia="Arial" w:cs="Arial" w:ascii="Arial" w:hAnsi="Arial"/>
           <w:color w:val="000000"/>
           <w:sz w:val="24"/>
-          <w:lang w:eastAsia="es-CO"/>
+          <w:lang w:val="es-MX" w:eastAsia="es-CO"/>
         </w:rPr>
         <w:t>{{dkim_consulta}}</w:t>
       </w:r>
@@ -1525,7 +1371,7 @@
           <w:rFonts w:ascii="Arial" w:hAnsi="Arial" w:eastAsia="Arial" w:cs="Arial"/>
           <w:color w:val="000000"/>
           <w:sz w:val="24"/>
-          <w:lang w:eastAsia="es-CO"/>
+          <w:lang w:val="es-MX" w:eastAsia="es-CO"/>
         </w:rPr>
       </w:pPr>
       <w:r>
@@ -1533,7 +1379,7 @@
           <w:rFonts w:eastAsia="Arial" w:cs="Arial" w:ascii="Arial" w:hAnsi="Arial"/>
           <w:color w:val="000000"/>
           <w:sz w:val="24"/>
-          <w:lang w:eastAsia="es-CO"/>
+          <w:lang w:val="es-MX" w:eastAsia="es-CO"/>
         </w:rPr>
         <w:t>{{dkim_resultado}}</w:t>
       </w:r>
@@ -1549,7 +1395,7 @@
           <w:rFonts w:ascii="Arial" w:hAnsi="Arial" w:eastAsia="Arial" w:cs="Arial"/>
           <w:color w:val="000000"/>
           <w:sz w:val="24"/>
-          <w:lang w:eastAsia="es-CO"/>
+          <w:lang w:val="es-MX" w:eastAsia="es-CO"/>
         </w:rPr>
       </w:pPr>
       <w:r>
@@ -1557,7 +1403,7 @@
           <w:rFonts w:eastAsia="Arial" w:cs="Arial" w:ascii="Arial" w:hAnsi="Arial"/>
           <w:color w:val="000000"/>
           <w:sz w:val="24"/>
-          <w:lang w:eastAsia="es-CO"/>
+          <w:lang w:val="es-MX" w:eastAsia="es-CO"/>
         </w:rPr>
         <w:t>{{dkim_evaluacion}}</w:t>
       </w:r>
@@ -1573,7 +1419,7 @@
           <w:rFonts w:ascii="Arial" w:hAnsi="Arial" w:eastAsia="Arial" w:cs="Arial"/>
           <w:color w:val="000000"/>
           <w:sz w:val="24"/>
-          <w:lang w:eastAsia="es-CO"/>
+          <w:lang w:val="es-MX" w:eastAsia="es-CO"/>
         </w:rPr>
       </w:pPr>
       <w:r>
@@ -1581,7 +1427,7 @@
           <w:rFonts w:eastAsia="Arial" w:cs="Arial" w:ascii="Arial" w:hAnsi="Arial"/>
           <w:color w:val="000000"/>
           <w:sz w:val="24"/>
-          <w:lang w:eastAsia="es-CO"/>
+          <w:lang w:val="es-MX" w:eastAsia="es-CO"/>
         </w:rPr>
         <w:t>{{dkim_recomendacion}}</w:t>
       </w:r>
@@ -1597,7 +1443,7 @@
           <w:rFonts w:ascii="Arial" w:hAnsi="Arial" w:eastAsia="Arial" w:cs="Arial"/>
           <w:color w:val="000000"/>
           <w:sz w:val="24"/>
-          <w:lang w:eastAsia="es-CO"/>
+          <w:lang w:val="es-MX" w:eastAsia="es-CO"/>
         </w:rPr>
       </w:pPr>
       <w:r>
@@ -1605,7 +1451,7 @@
           <w:rFonts w:eastAsia="Arial" w:cs="Arial" w:ascii="Arial" w:hAnsi="Arial"/>
           <w:color w:val="000000"/>
           <w:sz w:val="24"/>
-          <w:lang w:eastAsia="es-CO"/>
+          <w:lang w:val="es-MX" w:eastAsia="es-CO"/>
         </w:rPr>
       </w:r>
     </w:p>
@@ -1620,7 +1466,7 @@
           <w:rFonts w:ascii="Arial" w:hAnsi="Arial" w:eastAsia="Arial" w:cs="Arial"/>
           <w:color w:val="000000"/>
           <w:sz w:val="24"/>
-          <w:lang w:eastAsia="es-CO"/>
+          <w:lang w:val="es-MX" w:eastAsia="es-CO"/>
         </w:rPr>
       </w:pPr>
       <w:r>
@@ -1628,7 +1474,7 @@
           <w:rFonts w:eastAsia="Arial" w:cs="Arial" w:ascii="Arial" w:hAnsi="Arial"/>
           <w:color w:val="000000"/>
           <w:sz w:val="24"/>
-          <w:lang w:eastAsia="es-CO"/>
+          <w:lang w:val="es-MX" w:eastAsia="es-CO"/>
         </w:rPr>
         <w:t>{{dmarc_consulta}}</w:t>
       </w:r>
@@ -1644,7 +1490,7 @@
           <w:rFonts w:ascii="Arial" w:hAnsi="Arial" w:eastAsia="Arial" w:cs="Arial"/>
           <w:color w:val="000000"/>
           <w:sz w:val="24"/>
-          <w:lang w:eastAsia="es-CO"/>
+          <w:lang w:val="es-MX" w:eastAsia="es-CO"/>
         </w:rPr>
       </w:pPr>
       <w:r>
@@ -1652,7 +1498,7 @@
           <w:rFonts w:eastAsia="Arial" w:cs="Arial" w:ascii="Arial" w:hAnsi="Arial"/>
           <w:color w:val="000000"/>
           <w:sz w:val="24"/>
-          <w:lang w:eastAsia="es-CO"/>
+          <w:lang w:val="es-MX" w:eastAsia="es-CO"/>
         </w:rPr>
         <w:t>{{dmarc_resultado}}</w:t>
       </w:r>
@@ -1668,7 +1514,7 @@
           <w:rFonts w:ascii="Arial" w:hAnsi="Arial" w:eastAsia="Arial" w:cs="Arial"/>
           <w:color w:val="000000"/>
           <w:sz w:val="24"/>
-          <w:lang w:eastAsia="es-CO"/>
+          <w:lang w:val="es-MX" w:eastAsia="es-CO"/>
         </w:rPr>
       </w:pPr>
       <w:r>
@@ -1676,7 +1522,7 @@
           <w:rFonts w:eastAsia="Arial" w:cs="Arial" w:ascii="Arial" w:hAnsi="Arial"/>
           <w:color w:val="000000"/>
           <w:sz w:val="24"/>
-          <w:lang w:eastAsia="es-CO"/>
+          <w:lang w:val="es-MX" w:eastAsia="es-CO"/>
         </w:rPr>
         <w:t>{{dmarc_evaluacion}}</w:t>
       </w:r>
@@ -1692,7 +1538,7 @@
           <w:rFonts w:ascii="Arial" w:hAnsi="Arial" w:eastAsia="Arial" w:cs="Arial"/>
           <w:color w:val="000000"/>
           <w:sz w:val="24"/>
-          <w:lang w:eastAsia="es-CO"/>
+          <w:lang w:val="es-MX" w:eastAsia="es-CO"/>
         </w:rPr>
       </w:pPr>
       <w:r>
@@ -1700,7 +1546,7 @@
           <w:rFonts w:eastAsia="Arial" w:cs="Arial" w:ascii="Arial" w:hAnsi="Arial"/>
           <w:color w:val="000000"/>
           <w:sz w:val="24"/>
-          <w:lang w:eastAsia="es-CO"/>
+          <w:lang w:val="es-MX" w:eastAsia="es-CO"/>
         </w:rPr>
         <w:t>{{dmarc_recomendacion}}</w:t>
       </w:r>
@@ -1716,7 +1562,7 @@
           <w:rFonts w:ascii="Arial" w:hAnsi="Arial" w:eastAsia="Arial" w:cs="Arial"/>
           <w:color w:val="000000"/>
           <w:sz w:val="24"/>
-          <w:lang w:eastAsia="es-CO"/>
+          <w:lang w:val="es-MX" w:eastAsia="es-CO"/>
         </w:rPr>
       </w:pPr>
       <w:r>
@@ -1724,7 +1570,7 @@
           <w:rFonts w:eastAsia="Arial" w:cs="Arial" w:ascii="Arial" w:hAnsi="Arial"/>
           <w:color w:val="000000"/>
           <w:sz w:val="24"/>
-          <w:lang w:eastAsia="es-CO"/>
+          <w:lang w:val="es-MX" w:eastAsia="es-CO"/>
         </w:rPr>
       </w:r>
     </w:p>
@@ -1739,7 +1585,7 @@
           <w:rFonts w:ascii="Arial" w:hAnsi="Arial" w:eastAsia="Arial" w:cs="Arial"/>
           <w:color w:val="000000"/>
           <w:sz w:val="24"/>
-          <w:lang w:eastAsia="es-CO"/>
+          <w:lang w:val="es-MX" w:eastAsia="es-CO"/>
         </w:rPr>
       </w:pPr>
       <w:r>
@@ -1747,7 +1593,7 @@
           <w:rFonts w:eastAsia="Arial" w:cs="Arial" w:ascii="Arial" w:hAnsi="Arial"/>
           <w:color w:val="000000"/>
           <w:sz w:val="24"/>
-          <w:lang w:eastAsia="es-CO"/>
+          <w:lang w:val="es-MX" w:eastAsia="es-CO"/>
         </w:rPr>
         <w:t>{{metodologia_validacion}}</w:t>
       </w:r>
@@ -1763,7 +1609,7 @@
           <w:rFonts w:ascii="Arial" w:hAnsi="Arial" w:eastAsia="Arial" w:cs="Arial"/>
           <w:color w:val="000000"/>
           <w:sz w:val="24"/>
-          <w:lang w:eastAsia="es-CO"/>
+          <w:lang w:val="es-MX" w:eastAsia="es-CO"/>
         </w:rPr>
       </w:pPr>
       <w:r>
@@ -1771,7 +1617,7 @@
           <w:rFonts w:eastAsia="Arial" w:cs="Arial" w:ascii="Arial" w:hAnsi="Arial"/>
           <w:color w:val="000000"/>
           <w:sz w:val="24"/>
-          <w:lang w:eastAsia="es-CO"/>
+          <w:lang w:val="es-MX" w:eastAsia="es-CO"/>
         </w:rPr>
         <w:t>{{criterio_clasificacion}}</w:t>
       </w:r>
@@ -1787,7 +1633,7 @@
           <w:rFonts w:ascii="Arial" w:hAnsi="Arial" w:eastAsia="Arial" w:cs="Arial"/>
           <w:color w:val="000000"/>
           <w:sz w:val="24"/>
-          <w:lang w:eastAsia="es-CO"/>
+          <w:lang w:val="es-MX" w:eastAsia="es-CO"/>
         </w:rPr>
       </w:pPr>
       <w:r>
@@ -1795,7 +1641,7 @@
           <w:rFonts w:eastAsia="Arial" w:cs="Arial" w:ascii="Arial" w:hAnsi="Arial"/>
           <w:color w:val="000000"/>
           <w:sz w:val="24"/>
-          <w:lang w:eastAsia="es-CO"/>
+          <w:lang w:val="es-MX" w:eastAsia="es-CO"/>
         </w:rPr>
         <w:t>{{fecha_validacion}}</w:t>
       </w:r>
@@ -1811,7 +1657,7 @@
           <w:rFonts w:ascii="Arial" w:hAnsi="Arial" w:eastAsia="Arial" w:cs="Arial"/>
           <w:color w:val="000000"/>
           <w:sz w:val="24"/>
-          <w:lang w:eastAsia="es-CO"/>
+          <w:lang w:val="es-MX" w:eastAsia="es-CO"/>
         </w:rPr>
       </w:pPr>
       <w:r>
@@ -1819,7 +1665,7 @@
           <w:rFonts w:eastAsia="Arial" w:cs="Arial" w:ascii="Arial" w:hAnsi="Arial"/>
           <w:color w:val="000000"/>
           <w:sz w:val="24"/>
-          <w:lang w:eastAsia="es-CO"/>
+          <w:lang w:val="es-MX" w:eastAsia="es-CO"/>
         </w:rPr>
         <w:t>{{fuente_datos}}</w:t>
       </w:r>
@@ -1835,7 +1681,7 @@
           <w:rFonts w:ascii="Arial" w:hAnsi="Arial" w:eastAsia="Arial" w:cs="Arial"/>
           <w:color w:val="000000"/>
           <w:sz w:val="24"/>
-          <w:lang w:eastAsia="es-CO"/>
+          <w:lang w:val="es-MX" w:eastAsia="es-CO"/>
         </w:rPr>
       </w:pPr>
       <w:r>
@@ -1843,7 +1689,7 @@
           <w:rFonts w:eastAsia="Arial" w:cs="Arial" w:ascii="Arial" w:hAnsi="Arial"/>
           <w:color w:val="000000"/>
           <w:sz w:val="24"/>
-          <w:lang w:eastAsia="es-CO"/>
+          <w:lang w:val="es-MX" w:eastAsia="es-CO"/>
         </w:rPr>
         <w:t>{{observaciones_generales_evidencia}}</w:t>
       </w:r>
@@ -1859,7 +1705,7 @@
           <w:rFonts w:ascii="Arial" w:hAnsi="Arial" w:eastAsia="Arial" w:cs="Arial"/>
           <w:color w:val="000000"/>
           <w:sz w:val="24"/>
-          <w:lang w:eastAsia="es-CO"/>
+          <w:lang w:val="es-MX" w:eastAsia="es-CO"/>
         </w:rPr>
       </w:pPr>
       <w:r>
@@ -1867,7 +1713,7 @@
           <w:rFonts w:eastAsia="Arial" w:cs="Arial" w:ascii="Arial" w:hAnsi="Arial"/>
           <w:color w:val="000000"/>
           <w:sz w:val="24"/>
-          <w:lang w:eastAsia="es-CO"/>
+          <w:lang w:val="es-MX" w:eastAsia="es-CO"/>
         </w:rPr>
       </w:r>
     </w:p>
@@ -1882,7 +1728,7 @@
           <w:rFonts w:ascii="Arial" w:hAnsi="Arial" w:eastAsia="Arial" w:cs="Arial"/>
           <w:color w:val="000000"/>
           <w:sz w:val="24"/>
-          <w:lang w:eastAsia="es-CO"/>
+          <w:lang w:val="es-MX" w:eastAsia="es-CO"/>
         </w:rPr>
       </w:pPr>
       <w:r>
@@ -1890,7 +1736,7 @@
           <w:rFonts w:eastAsia="Arial" w:cs="Arial" w:ascii="Arial" w:hAnsi="Arial"/>
           <w:color w:val="000000"/>
           <w:sz w:val="24"/>
-          <w:lang w:eastAsia="es-CO"/>
+          <w:lang w:val="es-MX" w:eastAsia="es-CO"/>
         </w:rPr>
       </w:r>
     </w:p>
@@ -1905,7 +1751,7 @@
           <w:rFonts w:ascii="Arial" w:hAnsi="Arial" w:eastAsia="Arial" w:cs="Arial"/>
           <w:color w:val="000000"/>
           <w:sz w:val="24"/>
-          <w:lang w:eastAsia="es-CO"/>
+          <w:lang w:val="es-MX" w:eastAsia="es-CO"/>
         </w:rPr>
       </w:pPr>
       <w:r>
@@ -1913,7 +1759,7 @@
           <w:rFonts w:eastAsia="Arial" w:cs="Arial" w:ascii="Arial" w:hAnsi="Arial"/>
           <w:color w:val="000000"/>
           <w:sz w:val="24"/>
-          <w:lang w:eastAsia="es-CO"/>
+          <w:lang w:val="es-MX" w:eastAsia="es-CO"/>
         </w:rPr>
         <w:t>{{total_cves_detectadas}}</w:t>
         <w:br/>
@@ -1937,7 +1783,7 @@
           <w:rFonts w:ascii="Arial" w:hAnsi="Arial" w:eastAsia="Arial" w:cs="Arial"/>
           <w:color w:val="000000"/>
           <w:sz w:val="24"/>
-          <w:lang w:eastAsia="es-CO"/>
+          <w:lang w:val="es-MX" w:eastAsia="es-CO"/>
         </w:rPr>
       </w:pPr>
       <w:r>
@@ -1945,7 +1791,7 @@
           <w:rFonts w:eastAsia="Arial" w:cs="Arial" w:ascii="Arial" w:hAnsi="Arial"/>
           <w:color w:val="000000"/>
           <w:sz w:val="24"/>
-          <w:lang w:eastAsia="es-CO"/>
+          <w:lang w:val="es-MX" w:eastAsia="es-CO"/>
         </w:rPr>
       </w:r>
     </w:p>
@@ -1984,7 +1830,7 @@
           <w:rFonts w:ascii="Arial" w:hAnsi="Arial" w:eastAsia="Arial" w:cs="Arial"/>
           <w:color w:val="000000"/>
           <w:sz w:val="24"/>
-          <w:lang w:eastAsia="es-CO"/>
+          <w:lang w:val="es-MX" w:eastAsia="es-CO"/>
         </w:rPr>
       </w:pPr>
       <w:r>
@@ -1992,7 +1838,7 @@
           <w:rFonts w:eastAsia="Arial" w:cs="Arial" w:ascii="Arial" w:hAnsi="Arial"/>
           <w:color w:val="000000"/>
           <w:sz w:val="24"/>
-          <w:lang w:eastAsia="es-CO"/>
+          <w:lang w:val="es-MX" w:eastAsia="es-CO"/>
         </w:rPr>
         <w:t>Activo: {{cve.activo}}</w:t>
       </w:r>
@@ -2008,7 +1854,7 @@
           <w:rFonts w:ascii="Arial" w:hAnsi="Arial" w:eastAsia="Arial" w:cs="Arial"/>
           <w:color w:val="000000"/>
           <w:sz w:val="24"/>
-          <w:lang w:eastAsia="es-CO"/>
+          <w:lang w:val="es-MX" w:eastAsia="es-CO"/>
         </w:rPr>
       </w:pPr>
       <w:r>
@@ -2016,7 +1862,7 @@
           <w:rFonts w:eastAsia="Arial" w:cs="Arial" w:ascii="Arial" w:hAnsi="Arial"/>
           <w:color w:val="000000"/>
           <w:sz w:val="24"/>
-          <w:lang w:eastAsia="es-CO"/>
+          <w:lang w:val="es-MX" w:eastAsia="es-CO"/>
         </w:rPr>
         <w:t>IP observada: {{cve.ip}}</w:t>
       </w:r>
@@ -2032,7 +1878,7 @@
           <w:rFonts w:ascii="Arial" w:hAnsi="Arial" w:eastAsia="Arial" w:cs="Arial"/>
           <w:color w:val="000000"/>
           <w:sz w:val="24"/>
-          <w:lang w:eastAsia="es-CO"/>
+          <w:lang w:val="es-MX" w:eastAsia="es-CO"/>
         </w:rPr>
       </w:pPr>
       <w:r>
@@ -2040,7 +1886,7 @@
           <w:rFonts w:eastAsia="Arial" w:cs="Arial" w:ascii="Arial" w:hAnsi="Arial"/>
           <w:color w:val="000000"/>
           <w:sz w:val="24"/>
-          <w:lang w:eastAsia="es-CO"/>
+          <w:lang w:val="es-MX" w:eastAsia="es-CO"/>
         </w:rPr>
         <w:t>Tecnología detectada: {{cve.tecnologia}}</w:t>
       </w:r>
@@ -2056,7 +1902,7 @@
           <w:rFonts w:ascii="Arial" w:hAnsi="Arial" w:eastAsia="Arial" w:cs="Arial"/>
           <w:color w:val="000000"/>
           <w:sz w:val="24"/>
-          <w:lang w:eastAsia="es-CO"/>
+          <w:lang w:val="es-MX" w:eastAsia="es-CO"/>
         </w:rPr>
       </w:pPr>
       <w:r>
@@ -2064,7 +1910,7 @@
           <w:rFonts w:eastAsia="Arial" w:cs="Arial" w:ascii="Arial" w:hAnsi="Arial"/>
           <w:color w:val="000000"/>
           <w:sz w:val="24"/>
-          <w:lang w:eastAsia="es-CO"/>
+          <w:lang w:val="es-MX" w:eastAsia="es-CO"/>
         </w:rPr>
         <w:t>Versión observada/inferida: {{cve.version}}</w:t>
       </w:r>
@@ -2080,7 +1926,7 @@
           <w:rFonts w:ascii="Arial" w:hAnsi="Arial" w:eastAsia="Arial" w:cs="Arial"/>
           <w:color w:val="000000"/>
           <w:sz w:val="24"/>
-          <w:lang w:eastAsia="es-CO"/>
+          <w:lang w:val="es-MX" w:eastAsia="es-CO"/>
         </w:rPr>
       </w:pPr>
       <w:r>
@@ -2088,7 +1934,7 @@
           <w:rFonts w:eastAsia="Arial" w:cs="Arial" w:ascii="Arial" w:hAnsi="Arial"/>
           <w:color w:val="000000"/>
           <w:sz w:val="24"/>
-          <w:lang w:eastAsia="es-CO"/>
+          <w:lang w:val="es-MX" w:eastAsia="es-CO"/>
         </w:rPr>
         <w:t>CVE: {{cve.cve_id}}</w:t>
       </w:r>
@@ -2104,7 +1950,7 @@
           <w:rFonts w:ascii="Arial" w:hAnsi="Arial" w:eastAsia="Arial" w:cs="Arial"/>
           <w:color w:val="000000"/>
           <w:sz w:val="24"/>
-          <w:lang w:eastAsia="es-CO"/>
+          <w:lang w:val="es-MX" w:eastAsia="es-CO"/>
         </w:rPr>
       </w:pPr>
       <w:r>
@@ -2112,7 +1958,7 @@
           <w:rFonts w:eastAsia="Arial" w:cs="Arial" w:ascii="Arial" w:hAnsi="Arial"/>
           <w:color w:val="000000"/>
           <w:sz w:val="24"/>
-          <w:lang w:eastAsia="es-CO"/>
+          <w:lang w:val="es-MX" w:eastAsia="es-CO"/>
         </w:rPr>
         <w:t>Severidad: {{cve.severidad}}</w:t>
       </w:r>
@@ -2128,7 +1974,7 @@
           <w:rFonts w:ascii="Arial" w:hAnsi="Arial" w:eastAsia="Arial" w:cs="Arial"/>
           <w:color w:val="000000"/>
           <w:sz w:val="24"/>
-          <w:lang w:eastAsia="es-CO"/>
+          <w:lang w:val="es-MX" w:eastAsia="es-CO"/>
         </w:rPr>
       </w:pPr>
       <w:r>
@@ -2136,7 +1982,7 @@
           <w:rFonts w:eastAsia="Arial" w:cs="Arial" w:ascii="Arial" w:hAnsi="Arial"/>
           <w:color w:val="000000"/>
           <w:sz w:val="24"/>
-          <w:lang w:eastAsia="es-CO"/>
+          <w:lang w:val="es-MX" w:eastAsia="es-CO"/>
         </w:rPr>
         <w:t>CVSS: {{cve.cvss}}</w:t>
       </w:r>
@@ -2152,7 +1998,7 @@
           <w:rFonts w:ascii="Arial" w:hAnsi="Arial" w:eastAsia="Arial" w:cs="Arial"/>
           <w:color w:val="000000"/>
           <w:sz w:val="24"/>
-          <w:lang w:eastAsia="es-CO"/>
+          <w:lang w:val="es-MX" w:eastAsia="es-CO"/>
         </w:rPr>
       </w:pPr>
       <w:r>
@@ -2160,7 +2006,7 @@
           <w:rFonts w:eastAsia="Arial" w:cs="Arial" w:ascii="Arial" w:hAnsi="Arial"/>
           <w:color w:val="000000"/>
           <w:sz w:val="24"/>
-          <w:lang w:eastAsia="es-CO"/>
+          <w:lang w:val="es-MX" w:eastAsia="es-CO"/>
         </w:rPr>
         <w:t>KEV: {{cve.kev}}</w:t>
       </w:r>
@@ -2176,7 +2022,7 @@
           <w:rFonts w:ascii="Arial" w:hAnsi="Arial" w:eastAsia="Arial" w:cs="Arial"/>
           <w:color w:val="000000"/>
           <w:sz w:val="24"/>
-          <w:lang w:eastAsia="es-CO"/>
+          <w:lang w:val="es-MX" w:eastAsia="es-CO"/>
         </w:rPr>
       </w:pPr>
       <w:r>
@@ -2184,7 +2030,7 @@
           <w:rFonts w:eastAsia="Arial" w:cs="Arial" w:ascii="Arial" w:hAnsi="Arial"/>
           <w:color w:val="000000"/>
           <w:sz w:val="24"/>
-          <w:lang w:eastAsia="es-CO"/>
+          <w:lang w:val="es-MX" w:eastAsia="es-CO"/>
         </w:rPr>
         <w:t>Descripción: {{cve.descripcion}}</w:t>
       </w:r>
@@ -2200,7 +2046,7 @@
           <w:rFonts w:ascii="Arial" w:hAnsi="Arial" w:eastAsia="Arial" w:cs="Arial"/>
           <w:color w:val="000000"/>
           <w:sz w:val="24"/>
-          <w:lang w:eastAsia="es-CO"/>
+          <w:lang w:val="es-MX" w:eastAsia="es-CO"/>
         </w:rPr>
       </w:pPr>
       <w:r>
@@ -2208,7 +2054,7 @@
           <w:rFonts w:eastAsia="Arial" w:cs="Arial" w:ascii="Arial" w:hAnsi="Arial"/>
           <w:color w:val="000000"/>
           <w:sz w:val="24"/>
-          <w:lang w:eastAsia="es-CO"/>
+          <w:lang w:val="es-MX" w:eastAsia="es-CO"/>
         </w:rPr>
         <w:t>Qué significa: {{cve.significado}}</w:t>
       </w:r>
@@ -2224,7 +2070,7 @@
           <w:rFonts w:ascii="Arial" w:hAnsi="Arial" w:eastAsia="Arial" w:cs="Arial"/>
           <w:color w:val="000000"/>
           <w:sz w:val="24"/>
-          <w:lang w:eastAsia="es-CO"/>
+          <w:lang w:val="es-MX" w:eastAsia="es-CO"/>
         </w:rPr>
       </w:pPr>
       <w:r>
@@ -2232,7 +2078,7 @@
           <w:rFonts w:eastAsia="Arial" w:cs="Arial" w:ascii="Arial" w:hAnsi="Arial"/>
           <w:color w:val="000000"/>
           <w:sz w:val="24"/>
-          <w:lang w:eastAsia="es-CO"/>
+          <w:lang w:val="es-MX" w:eastAsia="es-CO"/>
         </w:rPr>
         <w:t>Vector de ataque: {{cve.vector_ataque}}</w:t>
       </w:r>
@@ -2248,7 +2094,7 @@
           <w:rFonts w:ascii="Arial" w:hAnsi="Arial" w:eastAsia="Arial" w:cs="Arial"/>
           <w:color w:val="000000"/>
           <w:sz w:val="24"/>
-          <w:lang w:eastAsia="es-CO"/>
+          <w:lang w:val="es-MX" w:eastAsia="es-CO"/>
         </w:rPr>
       </w:pPr>
       <w:r>
@@ -2256,7 +2102,7 @@
           <w:rFonts w:eastAsia="Arial" w:cs="Arial" w:ascii="Arial" w:hAnsi="Arial"/>
           <w:color w:val="000000"/>
           <w:sz w:val="24"/>
-          <w:lang w:eastAsia="es-CO"/>
+          <w:lang w:val="es-MX" w:eastAsia="es-CO"/>
         </w:rPr>
         <w:t>Impacto potencial: {{cve.impacto}}</w:t>
       </w:r>
@@ -2272,7 +2118,7 @@
           <w:rFonts w:ascii="Arial" w:hAnsi="Arial" w:eastAsia="Arial" w:cs="Arial"/>
           <w:color w:val="000000"/>
           <w:sz w:val="24"/>
-          <w:lang w:eastAsia="es-CO"/>
+          <w:lang w:val="es-MX" w:eastAsia="es-CO"/>
         </w:rPr>
       </w:pPr>
       <w:r>
@@ -2280,7 +2126,7 @@
           <w:rFonts w:eastAsia="Arial" w:cs="Arial" w:ascii="Arial" w:hAnsi="Arial"/>
           <w:color w:val="000000"/>
           <w:sz w:val="24"/>
-          <w:lang w:eastAsia="es-CO"/>
+          <w:lang w:val="es-MX" w:eastAsia="es-CO"/>
         </w:rPr>
         <w:t>Evidencia observada: {{cve.evidencia}}</w:t>
       </w:r>
@@ -2296,7 +2142,7 @@
           <w:rFonts w:ascii="Arial" w:hAnsi="Arial" w:eastAsia="Arial" w:cs="Arial"/>
           <w:color w:val="000000"/>
           <w:sz w:val="24"/>
-          <w:lang w:eastAsia="es-CO"/>
+          <w:lang w:val="es-MX" w:eastAsia="es-CO"/>
         </w:rPr>
       </w:pPr>
       <w:r>
@@ -2304,7 +2150,7 @@
           <w:rFonts w:eastAsia="Arial" w:cs="Arial" w:ascii="Arial" w:hAnsi="Arial"/>
           <w:color w:val="000000"/>
           <w:sz w:val="24"/>
-          <w:lang w:eastAsia="es-CO"/>
+          <w:lang w:val="es-MX" w:eastAsia="es-CO"/>
         </w:rPr>
         <w:t>Nivel de confianza: {{cve.confianza}}</w:t>
       </w:r>
@@ -2320,7 +2166,7 @@
           <w:rFonts w:ascii="Arial" w:hAnsi="Arial" w:eastAsia="Arial" w:cs="Arial"/>
           <w:color w:val="000000"/>
           <w:sz w:val="24"/>
-          <w:lang w:eastAsia="es-CO"/>
+          <w:lang w:val="es-MX" w:eastAsia="es-CO"/>
         </w:rPr>
       </w:pPr>
       <w:r>
@@ -2328,7 +2174,7 @@
           <w:rFonts w:eastAsia="Arial" w:cs="Arial" w:ascii="Arial" w:hAnsi="Arial"/>
           <w:color w:val="000000"/>
           <w:sz w:val="24"/>
-          <w:lang w:eastAsia="es-CO"/>
+          <w:lang w:val="es-MX" w:eastAsia="es-CO"/>
         </w:rPr>
         <w:t>Fuente: {{cve.fuente}}</w:t>
       </w:r>
@@ -2344,7 +2190,7 @@
           <w:rFonts w:ascii="Arial" w:hAnsi="Arial" w:eastAsia="Arial" w:cs="Arial"/>
           <w:color w:val="000000"/>
           <w:sz w:val="24"/>
-          <w:lang w:eastAsia="es-CO"/>
+          <w:lang w:val="es-MX" w:eastAsia="es-CO"/>
         </w:rPr>
       </w:pPr>
       <w:r>
@@ -2352,7 +2198,7 @@
           <w:rFonts w:eastAsia="Arial" w:cs="Arial" w:ascii="Arial" w:hAnsi="Arial"/>
           <w:color w:val="000000"/>
           <w:sz w:val="24"/>
-          <w:lang w:eastAsia="es-CO"/>
+          <w:lang w:val="es-MX" w:eastAsia="es-CO"/>
         </w:rPr>
         <w:t>Recomendación: {{cve.recomendacion}}</w:t>
       </w:r>
@@ -2368,7 +2214,7 @@
           <w:rFonts w:ascii="Arial" w:hAnsi="Arial" w:eastAsia="Arial" w:cs="Arial"/>
           <w:color w:val="000000"/>
           <w:sz w:val="24"/>
-          <w:lang w:eastAsia="es-CO"/>
+          <w:lang w:val="es-MX" w:eastAsia="es-CO"/>
         </w:rPr>
       </w:pPr>
       <w:r>
@@ -2376,7 +2222,7 @@
           <w:rFonts w:eastAsia="Arial" w:cs="Arial" w:ascii="Arial" w:hAnsi="Arial"/>
           <w:color w:val="000000"/>
           <w:sz w:val="24"/>
-          <w:lang w:eastAsia="es-CO"/>
+          <w:lang w:val="es-MX" w:eastAsia="es-CO"/>
         </w:rPr>
       </w:r>
     </w:p>
@@ -2391,7 +2237,7 @@
           <w:rFonts w:ascii="Arial" w:hAnsi="Arial" w:eastAsia="Arial" w:cs="Arial"/>
           <w:color w:val="000000"/>
           <w:sz w:val="24"/>
-          <w:lang w:eastAsia="es-CO"/>
+          <w:lang w:val="es-MX" w:eastAsia="es-CO"/>
         </w:rPr>
       </w:pPr>
       <w:r>
@@ -2399,7 +2245,7 @@
           <w:rFonts w:eastAsia="Arial" w:cs="Arial" w:ascii="Arial" w:hAnsi="Arial"/>
           <w:color w:val="000000"/>
           <w:sz w:val="24"/>
-          <w:lang w:eastAsia="es-CO"/>
+          <w:lang w:val="es-MX" w:eastAsia="es-CO"/>
         </w:rPr>
         <w:t>{% endfor %}</w:t>
       </w:r>
@@ -2415,7 +2261,7 @@
           <w:rFonts w:ascii="Arial" w:hAnsi="Arial" w:eastAsia="Arial" w:cs="Arial"/>
           <w:color w:val="000000"/>
           <w:sz w:val="24"/>
-          <w:lang w:eastAsia="es-CO"/>
+          <w:lang w:val="es-MX" w:eastAsia="es-CO"/>
         </w:rPr>
       </w:pPr>
       <w:r>
@@ -2423,7 +2269,7 @@
           <w:rFonts w:eastAsia="Arial" w:cs="Arial" w:ascii="Arial" w:hAnsi="Arial"/>
           <w:color w:val="000000"/>
           <w:sz w:val="24"/>
-          <w:lang w:eastAsia="es-CO"/>
+          <w:lang w:val="es-MX" w:eastAsia="es-CO"/>
         </w:rPr>
       </w:r>
     </w:p>
@@ -2438,7 +2284,7 @@
           <w:rFonts w:ascii="Arial" w:hAnsi="Arial" w:eastAsia="Arial" w:cs="Arial"/>
           <w:color w:val="000000"/>
           <w:sz w:val="24"/>
-          <w:lang w:eastAsia="es-CO"/>
+          <w:lang w:val="es-MX" w:eastAsia="es-CO"/>
         </w:rPr>
       </w:pPr>
       <w:r>
@@ -2446,7 +2292,7 @@
           <w:rFonts w:eastAsia="Arial" w:cs="Arial" w:ascii="Arial" w:hAnsi="Arial"/>
           <w:color w:val="000000"/>
           <w:sz w:val="24"/>
-          <w:lang w:eastAsia="es-CO"/>
+          <w:lang w:val="es-MX" w:eastAsia="es-CO"/>
         </w:rPr>
       </w:r>
     </w:p>
@@ -2461,7 +2307,7 @@
           <w:rFonts w:ascii="Arial" w:hAnsi="Arial" w:eastAsia="Arial" w:cs="Arial"/>
           <w:color w:val="000000"/>
           <w:sz w:val="24"/>
-          <w:lang w:eastAsia="es-CO"/>
+          <w:lang w:val="es-MX" w:eastAsia="es-CO"/>
         </w:rPr>
       </w:pPr>
       <w:r>
@@ -2469,7 +2315,7 @@
           <w:rFonts w:eastAsia="Arial" w:cs="Arial" w:ascii="Arial" w:hAnsi="Arial"/>
           <w:color w:val="000000"/>
           <w:sz w:val="24"/>
-          <w:lang w:eastAsia="es-CO"/>
+          <w:lang w:val="es-MX" w:eastAsia="es-CO"/>
         </w:rPr>
         <w:t>{{recomendaciones_generales}}</w:t>
       </w:r>
@@ -2485,7 +2331,7 @@
           <w:rFonts w:ascii="Arial" w:hAnsi="Arial" w:eastAsia="Arial" w:cs="Arial"/>
           <w:color w:val="000000"/>
           <w:sz w:val="24"/>
-          <w:lang w:eastAsia="es-CO"/>
+          <w:lang w:val="es-MX" w:eastAsia="es-CO"/>
         </w:rPr>
       </w:pPr>
       <w:r>
@@ -2493,7 +2339,7 @@
           <w:rFonts w:eastAsia="Arial" w:cs="Arial" w:ascii="Arial" w:hAnsi="Arial"/>
           <w:color w:val="000000"/>
           <w:sz w:val="24"/>
-          <w:lang w:eastAsia="es-CO"/>
+          <w:lang w:val="es-MX" w:eastAsia="es-CO"/>
         </w:rPr>
         <w:t>{{conclusion}}</w:t>
       </w:r>
@@ -2509,7 +2355,7 @@
           <w:rFonts w:ascii="Arial" w:hAnsi="Arial" w:eastAsia="Arial" w:cs="Arial"/>
           <w:color w:val="000000"/>
           <w:sz w:val="24"/>
-          <w:lang w:eastAsia="es-CO"/>
+          <w:lang w:val="es-MX" w:eastAsia="es-CO"/>
         </w:rPr>
       </w:pPr>
       <w:r>
@@ -2517,7 +2363,7 @@
           <w:rFonts w:eastAsia="Arial" w:cs="Arial" w:ascii="Arial" w:hAnsi="Arial"/>
           <w:color w:val="000000"/>
           <w:sz w:val="24"/>
-          <w:lang w:eastAsia="es-CO"/>
+          <w:lang w:val="es-MX" w:eastAsia="es-CO"/>
         </w:rPr>
         <w:t>{{fecha_analisis}}</w:t>
       </w:r>
@@ -2600,7 +2446,7 @@
     </w:p>
     <w:tbl>
       <w:tblPr>
-        <w:tblStyle w:val="Tablaconcuadrcula"/>
+        <w:tblStyle w:val="TableGrid"/>
         <w:tblW w:w="9746" w:type="dxa"/>
         <w:jc w:val="left"/>
         <w:tblInd w:w="0" w:type="dxa"/>
@@ -2632,6 +2478,7 @@
             <w:pPr>
               <w:pStyle w:val="NoSpacing"/>
               <w:widowControl/>
+              <w:suppressAutoHyphens w:val="true"/>
               <w:spacing w:before="0" w:after="0"/>
               <w:ind w:right="51"/>
               <w:jc w:val="both"/>
@@ -2642,7 +2489,7 @@
             </w:pPr>
             <w:r>
               <w:rPr>
-                <w:rFonts w:eastAsia="ＭＳ 明朝" w:cs="Arial" w:ascii="Arial" w:hAnsi="Arial"/>
+                <w:rFonts w:eastAsia="MS Mincho" w:cs="Arial" w:ascii="Arial" w:hAnsi="Arial"/>
                 <w:b/>
                 <w:bCs/>
                 <w:kern w:val="0"/>
@@ -2654,7 +2501,7 @@
             </w:r>
             <w:r>
               <w:rPr>
-                <w:rFonts w:eastAsia="ＭＳ 明朝" w:cs="Arial" w:ascii="Arial" w:hAnsi="Arial"/>
+                <w:rFonts w:eastAsia="MS Mincho" w:cs="Arial" w:ascii="Arial" w:hAnsi="Arial"/>
                 <w:kern w:val="0"/>
                 <w:sz w:val="22"/>
                 <w:szCs w:val="22"/>
@@ -2703,7 +2550,7 @@
           <w:lang w:val="es-CO" w:eastAsia="es-CO"/>
         </w:rPr>
         <w:drawing>
-          <wp:anchor behindDoc="0" distT="0" distB="0" distL="114300" distR="114300" simplePos="0" locked="0" layoutInCell="0" allowOverlap="1" relativeHeight="8">
+          <wp:anchor behindDoc="0" distT="0" distB="0" distL="114300" distR="114300" simplePos="0" locked="0" layoutInCell="0" allowOverlap="1" relativeHeight="6">
             <wp:simplePos x="0" y="0"/>
             <wp:positionH relativeFrom="margin">
               <wp:posOffset>-408305</wp:posOffset>
@@ -2747,10 +2594,14 @@
             </a:graphic>
           </wp:anchor>
         </w:drawing>
+      </w:r>
+      <w:bookmarkStart w:id="4" w:name="_Hlk207736577"/>
+      <w:bookmarkStart w:id="5" w:name="_Hlk207736577"/>
+      <w:r>
         <mc:AlternateContent>
           <mc:Choice Requires="wps">
             <w:drawing>
-              <wp:anchor behindDoc="0" distT="0" distB="0" distL="0" distR="0" simplePos="0" locked="0" layoutInCell="1" allowOverlap="1" relativeHeight="9" wp14:anchorId="58484D18">
+              <wp:anchor behindDoc="0" distT="0" distB="0" distL="0" distR="0" simplePos="0" locked="0" layoutInCell="1" allowOverlap="1" relativeHeight="7">
                 <wp:simplePos x="0" y="0"/>
                 <wp:positionH relativeFrom="column">
                   <wp:posOffset>2667635</wp:posOffset>
@@ -2761,30 +2612,23 @@
                 <wp:extent cx="2316480" cy="290830"/>
                 <wp:effectExtent l="0" t="0" r="0" b="0"/>
                 <wp:wrapNone/>
-                <wp:docPr id="3" name="Cuadro de texto 387195806"/>
+                <wp:docPr id="3" name="Frame1"/>
                 <a:graphic xmlns:a="http://schemas.openxmlformats.org/drawingml/2006/main">
                   <a:graphicData uri="http://schemas.microsoft.com/office/word/2010/wordprocessingShape">
                     <wps:wsp>
-                      <wps:cNvSpPr/>
+                      <wps:cNvSpPr txBox="1"/>
                       <wps:spPr>
                         <a:xfrm>
                           <a:off x="0" y="0"/>
-                          <a:ext cx="2316600" cy="290880"/>
+                          <a:ext cx="2316480" cy="290830"/>
                         </a:xfrm>
-                        <a:prstGeom prst="rect">
-                          <a:avLst/>
-                        </a:prstGeom>
-                        <a:noFill/>
-                        <a:ln w="0">
-                          <a:noFill/>
-                        </a:ln>
+                        <a:prstGeom prst="rect"/>
+                        <a:solidFill>
+                          <a:srgbClr val="FFFFFF">
+                            <a:alpha val="0"/>
+                          </a:srgbClr>
+                        </a:solidFill>
                       </wps:spPr>
-                      <wps:style>
-                        <a:lnRef idx="0"/>
-                        <a:fillRef idx="0"/>
-                        <a:effectRef idx="0"/>
-                        <a:fontRef idx="minor"/>
-                      </wps:style>
                       <wps:txbx>
                         <w:txbxContent>
                           <w:p>
@@ -2811,7 +2655,7 @@
                           </w:p>
                         </w:txbxContent>
                       </wps:txbx>
-                      <wps:bodyPr anchor="t" upright="1">
+                      <wps:bodyPr anchor="t" lIns="91440" tIns="45720" rIns="91440" bIns="45720">
                         <a:noAutofit/>
                       </wps:bodyPr>
                     </wps:wsp>
@@ -2822,9 +2666,7 @@
           </mc:Choice>
           <mc:Fallback>
             <w:pict>
-              <v:rect id="shape_0" ID="Cuadro de texto 387195806" path="m0,0l-2147483645,0l-2147483645,-2147483646l0,-2147483646xe" stroked="f" o:allowincell="f" style="position:absolute;margin-left:210.05pt;margin-top:12.55pt;width:182.35pt;height:22.85pt;mso-wrap-style:square;v-text-anchor:top" wp14:anchorId="58484D18">
-                <v:fill o:detectmouseclick="t" on="false"/>
-                <v:stroke color="#3465a4" joinstyle="round" endcap="flat"/>
+              <v:rect stroked="f" strokeweight="0pt" style="position:absolute;rotation:-0;width:182.4pt;height:22.9pt;mso-wrap-distance-left:0pt;mso-wrap-distance-right:0pt;mso-wrap-distance-top:0pt;mso-wrap-distance-bottom:0pt;margin-top:12.55pt;mso-position-vertical-relative:text;margin-left:210.05pt;mso-position-horizontal-relative:text">
                 <v:textbox>
                   <w:txbxContent>
                     <w:p>
@@ -2857,8 +2699,6 @@
           </mc:Fallback>
         </mc:AlternateContent>
       </w:r>
-      <w:bookmarkStart w:id="8" w:name="_Hlk207736577"/>
-      <w:bookmarkStart w:id="9" w:name="_Hlk207736577"/>
     </w:p>
     <w:p>
       <w:pPr>
@@ -2991,7 +2831,7 @@
       <w:hyperlink r:id="rId4">
         <w:r>
           <w:rPr>
-            <w:rStyle w:val="ListLabel262"/>
+            <w:rStyle w:val="ListLabel73"/>
             <w:rFonts w:eastAsia="Arial" w:cs="Arial" w:ascii="Arial" w:hAnsi="Arial"/>
             <w:color w:val="000000"/>
             <w:sz w:val="24"/>
@@ -3013,7 +2853,7 @@
       <w:hyperlink r:id="rId5">
         <w:r>
           <w:rPr>
-            <w:rStyle w:val="ListLabel262"/>
+            <w:rStyle w:val="ListLabel73"/>
             <w:rFonts w:eastAsia="Arial" w:cs="Arial" w:ascii="Arial" w:hAnsi="Arial"/>
             <w:color w:val="000000"/>
             <w:sz w:val="24"/>
@@ -3091,7 +2931,7 @@
       <w:hyperlink r:id="rId6">
         <w:r>
           <w:rPr>
-            <w:rStyle w:val="ListLabel263"/>
+            <w:rStyle w:val="ListLabel74"/>
             <w:rFonts w:eastAsia="Arial" w:cs="Arial" w:ascii="Arial" w:hAnsi="Arial"/>
             <w:color w:val="000000"/>
             <w:sz w:val="24"/>
@@ -3114,7 +2954,7 @@
       <w:hyperlink r:id="rId7">
         <w:r>
           <w:rPr>
-            <w:rStyle w:val="ListLabel263"/>
+            <w:rStyle w:val="ListLabel74"/>
             <w:rFonts w:eastAsia="Arial" w:cs="Arial" w:ascii="Arial" w:hAnsi="Arial"/>
             <w:color w:val="000000"/>
             <w:sz w:val="24"/>
@@ -3133,7 +2973,7 @@
         </w:rPr>
         <w:t xml:space="preserve"> </w:t>
       </w:r>
-      <w:bookmarkEnd w:id="9"/>
+      <w:bookmarkEnd w:id="5"/>
     </w:p>
     <w:sectPr>
       <w:headerReference w:type="even" r:id="rId8"/>
@@ -3151,7 +2991,7 @@
       <w:pgNumType w:fmt="decimal"/>
       <w:formProt w:val="false"/>
       <w:textDirection w:val="lrTb"/>
-      <w:docGrid w:type="default" w:linePitch="360" w:charSpace="4096"/>
+      <w:docGrid w:type="default" w:linePitch="360" w:charSpace="8192"/>
     </w:sectPr>
   </w:body>
 </w:document>
@@ -3166,85 +3006,118 @@
     </w:pPr>
     <w:r>
       <w:rPr/>
-      <mc:AlternateContent>
-        <mc:Choice Requires="wps">
-          <w:drawing>
-            <wp:anchor behindDoc="1" distT="0" distB="0" distL="0" distR="0" simplePos="0" locked="0" layoutInCell="0" allowOverlap="1" relativeHeight="6">
-              <wp:simplePos x="0" y="0"/>
-              <wp:positionH relativeFrom="margin">
-                <wp:align>center</wp:align>
-              </wp:positionH>
-              <wp:positionV relativeFrom="margin">
-                <wp:align>center</wp:align>
-              </wp:positionV>
-              <wp:extent cx="6329680" cy="7638415"/>
-              <wp:effectExtent l="0" t="0" r="0" b="0"/>
-              <wp:wrapNone/>
-              <wp:docPr id="4" name="WordPictureWatermark1819084891"/>
-              <a:graphic xmlns:a="http://schemas.openxmlformats.org/drawingml/2006/main">
-                <a:graphicData uri="http://schemas.openxmlformats.org/drawingml/2006/picture">
-                  <pic:pic xmlns:pic="http://schemas.openxmlformats.org/drawingml/2006/picture">
-                    <pic:nvPicPr>
-                      <pic:cNvPr id="5" name="WordPictureWatermark1819084891" descr=""/>
-                      <pic:cNvPicPr/>
-                    </pic:nvPicPr>
-                    <pic:blipFill>
-                      <a:blip r:embed="rId1"/>
-                      <a:stretch/>
-                    </pic:blipFill>
-                    <pic:spPr>
-                      <a:xfrm>
-                        <a:off x="0" y="0"/>
-                        <a:ext cx="6329520" cy="7638480"/>
-                      </a:xfrm>
-                      <a:prstGeom prst="rect">
-                        <a:avLst/>
-                      </a:prstGeom>
-                      <a:ln w="0">
-                        <a:noFill/>
-                      </a:ln>
-                    </pic:spPr>
-                  </pic:pic>
-                </a:graphicData>
-              </a:graphic>
-            </wp:anchor>
-          </w:drawing>
-        </mc:Choice>
-        <mc:Fallback>
-          <w:pict>
-            <v:shapetype id="_x0000_t75" coordsize="21600,21600" o:spt="75" o:preferrelative="t" path="m@4@5l@4@11@9@11@9@5xe" filled="f" stroked="f">
-              <v:stroke joinstyle="miter"/>
-              <v:formulas>
-                <v:f eqn="if lineDrawn pixelLineWidth 0"/>
-                <v:f eqn="sum @0 1 0"/>
-                <v:f eqn="sum 0 0 @1"/>
-                <v:f eqn="prod @2 1 2"/>
-                <v:f eqn="prod @3 21600 pixelWidth"/>
-                <v:f eqn="prod @3 21600 pixelHeight"/>
-                <v:f eqn="sum @0 0 1"/>
-                <v:f eqn="prod @6 1 2"/>
-                <v:f eqn="prod @7 21600 pixelWidth"/>
-                <v:f eqn="sum @8 21600 0"/>
-                <v:f eqn="prod @7 21600 pixelHeight"/>
-                <v:f eqn="sum @10 21600 0"/>
-              </v:formulas>
-              <v:path o:extrusionok="f" gradientshapeok="t" o:connecttype="rect"/>
-              <o:lock v:ext="edit" aspectratio="t"/>
-            </v:shapetype>
-            <v:shape id="WordPictureWatermark1819084891" o:spid="shape_0" stroked="f" o:allowincell="f" style="position:absolute;margin-left:0.05pt;margin-top:0pt;width:498.35pt;height:601.4pt;mso-wrap-style:none;v-text-anchor:middle;mso-position-horizontal:center;mso-position-horizontal-relative:margin;mso-position-vertical:center;mso-position-vertical-relative:margin" type="_x0000_t75">
-              <v:imagedata r:id="rId2" o:detectmouseclick="t"/>
-              <v:stroke color="#3465a4" joinstyle="round" endcap="flat"/>
-              <w10:wrap type="none"/>
-            </v:shape>
-          </w:pict>
-        </mc:Fallback>
-      </mc:AlternateContent>
+      <w:drawing>
+        <wp:anchor behindDoc="1" distT="0" distB="0" distL="0" distR="0" simplePos="0" locked="0" layoutInCell="1" allowOverlap="1" relativeHeight="0">
+          <wp:simplePos x="0" y="0"/>
+          <wp:positionH relativeFrom="margin">
+            <wp:align>center</wp:align>
+          </wp:positionH>
+          <wp:positionV relativeFrom="margin">
+            <wp:align>center</wp:align>
+          </wp:positionV>
+          <wp:extent cx="6329680" cy="7638415"/>
+          <wp:effectExtent l="0" t="0" r="0" b="0"/>
+          <wp:wrapNone/>
+          <wp:docPr id="4" name="WordPictureWatermark1819084891" descr=""/>
+          <wp:cNvGraphicFramePr>
+            <a:graphicFrameLocks xmlns:a="http://schemas.openxmlformats.org/drawingml/2006/main" noChangeAspect="1"/>
+          </wp:cNvGraphicFramePr>
+          <a:graphic xmlns:a="http://schemas.openxmlformats.org/drawingml/2006/main">
+            <a:graphicData uri="http://schemas.openxmlformats.org/drawingml/2006/picture">
+              <pic:pic xmlns:pic="http://schemas.openxmlformats.org/drawingml/2006/picture">
+                <pic:nvPicPr>
+                  <pic:cNvPr id="4" name="WordPictureWatermark1819084891" descr=""/>
+                  <pic:cNvPicPr>
+                    <a:picLocks noChangeAspect="1" noChangeArrowheads="1"/>
+                  </pic:cNvPicPr>
+                </pic:nvPicPr>
+                <pic:blipFill>
+                  <a:blip r:embed="rId1"/>
+                  <a:stretch>
+                    <a:fillRect/>
+                  </a:stretch>
+                </pic:blipFill>
+                <pic:spPr bwMode="auto">
+                  <a:xfrm>
+                    <a:off x="0" y="0"/>
+                    <a:ext cx="6329680" cy="7638415"/>
+                  </a:xfrm>
+                  <a:prstGeom prst="rect">
+                    <a:avLst/>
+                  </a:prstGeom>
+                </pic:spPr>
+              </pic:pic>
+            </a:graphicData>
+          </a:graphic>
+        </wp:anchor>
+      </w:drawing>
     </w:r>
   </w:p>
 </w:hdr>
 </file>
 
 <file path=word/header2.xml><?xml version="1.0" encoding="utf-8"?>
+<w:hdr xmlns:o="urn:schemas-microsoft-com:office:office" xmlns:r="http://schemas.openxmlformats.org/officeDocument/2006/relationships" xmlns:v="urn:schemas-microsoft-com:vml" xmlns:w="http://schemas.openxmlformats.org/wordprocessingml/2006/main" xmlns:w10="urn:schemas-microsoft-com:office:word" xmlns:wp="http://schemas.openxmlformats.org/drawingml/2006/wordprocessingDrawing" xmlns:wps="http://schemas.microsoft.com/office/word/2010/wordprocessingShape" xmlns:wpg="http://schemas.microsoft.com/office/word/2010/wordprocessingGroup" xmlns:mc="http://schemas.openxmlformats.org/markup-compatibility/2006" xmlns:wp14="http://schemas.microsoft.com/office/word/2010/wordprocessingDrawing" xmlns:w14="http://schemas.microsoft.com/office/word/2010/wordml" xmlns:w15="http://schemas.microsoft.com/office/word/2012/wordml" mc:Ignorable="w14 wp14 w15">
+  <w:p>
+    <w:pPr>
+      <w:pStyle w:val="Header"/>
+      <w:rPr/>
+    </w:pPr>
+    <w:r>
+      <w:rPr/>
+      <w:drawing>
+        <wp:anchor behindDoc="1" distT="0" distB="0" distL="0" distR="0" simplePos="0" locked="0" layoutInCell="0" allowOverlap="1" relativeHeight="4">
+          <wp:simplePos x="0" y="0"/>
+          <wp:positionH relativeFrom="margin">
+            <wp:posOffset>85725</wp:posOffset>
+          </wp:positionH>
+          <wp:positionV relativeFrom="margin">
+            <wp:posOffset>426720</wp:posOffset>
+          </wp:positionV>
+          <wp:extent cx="5991225" cy="5991225"/>
+          <wp:effectExtent l="0" t="0" r="0" b="0"/>
+          <wp:wrapNone/>
+          <wp:docPr id="5" name="Imagen 1209125457" descr="Un dibujo de una señal de alto&#10;&#10;El contenido generado por IA puede ser incorrecto."/>
+          <wp:cNvGraphicFramePr>
+            <a:graphicFrameLocks xmlns:a="http://schemas.openxmlformats.org/drawingml/2006/main" noChangeAspect="1"/>
+          </wp:cNvGraphicFramePr>
+          <a:graphic xmlns:a="http://schemas.openxmlformats.org/drawingml/2006/main">
+            <a:graphicData uri="http://schemas.openxmlformats.org/drawingml/2006/picture">
+              <pic:pic xmlns:pic="http://schemas.openxmlformats.org/drawingml/2006/picture">
+                <pic:nvPicPr>
+                  <pic:cNvPr id="5" name="Imagen 1209125457" descr="Un dibujo de una señal de alto&#10;&#10;El contenido generado por IA puede ser incorrecto."/>
+                  <pic:cNvPicPr>
+                    <a:picLocks noChangeAspect="1" noChangeArrowheads="1"/>
+                  </pic:cNvPicPr>
+                </pic:nvPicPr>
+                <pic:blipFill>
+                  <a:blip r:embed="rId1">
+                    <a:lum bright="70000" contrast="-70000"/>
+                  </a:blip>
+                  <a:stretch>
+                    <a:fillRect/>
+                  </a:stretch>
+                </pic:blipFill>
+                <pic:spPr bwMode="auto">
+                  <a:xfrm>
+                    <a:off x="0" y="0"/>
+                    <a:ext cx="5991225" cy="5991225"/>
+                  </a:xfrm>
+                  <a:prstGeom prst="rect">
+                    <a:avLst/>
+                  </a:prstGeom>
+                </pic:spPr>
+              </pic:pic>
+            </a:graphicData>
+          </a:graphic>
+        </wp:anchor>
+      </w:drawing>
+    </w:r>
+  </w:p>
+</w:hdr>
+</file>
+
+<file path=word/header3.xml><?xml version="1.0" encoding="utf-8"?>
 <w:hdr xmlns:o="urn:schemas-microsoft-com:office:office" xmlns:r="http://schemas.openxmlformats.org/officeDocument/2006/relationships" xmlns:v="urn:schemas-microsoft-com:vml" xmlns:w="http://schemas.openxmlformats.org/wordprocessingml/2006/main" xmlns:w10="urn:schemas-microsoft-com:office:word" xmlns:wp="http://schemas.openxmlformats.org/drawingml/2006/wordprocessingDrawing" xmlns:wps="http://schemas.microsoft.com/office/word/2010/wordprocessingShape" xmlns:wpg="http://schemas.microsoft.com/office/word/2010/wordprocessingGroup" xmlns:mc="http://schemas.openxmlformats.org/markup-compatibility/2006" xmlns:wp14="http://schemas.microsoft.com/office/word/2010/wordprocessingDrawing" xmlns:w14="http://schemas.microsoft.com/office/word/2010/wordml" xmlns:w15="http://schemas.microsoft.com/office/word/2012/wordml" mc:Ignorable="w14 wp14 w15">
   <w:p>
     <w:pPr>
@@ -3305,67 +3178,6 @@
 </w:hdr>
 </file>
 
-<file path=word/header3.xml><?xml version="1.0" encoding="utf-8"?>
-<w:hdr xmlns:o="urn:schemas-microsoft-com:office:office" xmlns:r="http://schemas.openxmlformats.org/officeDocument/2006/relationships" xmlns:v="urn:schemas-microsoft-com:vml" xmlns:w="http://schemas.openxmlformats.org/wordprocessingml/2006/main" xmlns:w10="urn:schemas-microsoft-com:office:word" xmlns:wp="http://schemas.openxmlformats.org/drawingml/2006/wordprocessingDrawing" xmlns:wps="http://schemas.microsoft.com/office/word/2010/wordprocessingShape" xmlns:wpg="http://schemas.microsoft.com/office/word/2010/wordprocessingGroup" xmlns:mc="http://schemas.openxmlformats.org/markup-compatibility/2006" xmlns:wp14="http://schemas.microsoft.com/office/word/2010/wordprocessingDrawing" xmlns:w14="http://schemas.microsoft.com/office/word/2010/wordml" xmlns:w15="http://schemas.microsoft.com/office/word/2012/wordml" mc:Ignorable="w14 wp14 w15">
-  <w:p>
-    <w:pPr>
-      <w:pStyle w:val="Header"/>
-      <w:rPr/>
-    </w:pPr>
-    <w:r>
-      <w:rPr/>
-      <w:drawing>
-        <wp:anchor behindDoc="1" distT="0" distB="0" distL="0" distR="0" simplePos="0" locked="0" layoutInCell="0" allowOverlap="1" relativeHeight="4">
-          <wp:simplePos x="0" y="0"/>
-          <wp:positionH relativeFrom="margin">
-            <wp:posOffset>85725</wp:posOffset>
-          </wp:positionH>
-          <wp:positionV relativeFrom="margin">
-            <wp:posOffset>426720</wp:posOffset>
-          </wp:positionV>
-          <wp:extent cx="5991225" cy="5991225"/>
-          <wp:effectExtent l="0" t="0" r="0" b="0"/>
-          <wp:wrapNone/>
-          <wp:docPr id="7" name="Imagen 1209125457" descr="Un dibujo de una señal de alto&#10;&#10;El contenido generado por IA puede ser incorrecto."/>
-          <wp:cNvGraphicFramePr>
-            <a:graphicFrameLocks xmlns:a="http://schemas.openxmlformats.org/drawingml/2006/main" noChangeAspect="1"/>
-          </wp:cNvGraphicFramePr>
-          <a:graphic xmlns:a="http://schemas.openxmlformats.org/drawingml/2006/main">
-            <a:graphicData uri="http://schemas.openxmlformats.org/drawingml/2006/picture">
-              <pic:pic xmlns:pic="http://schemas.openxmlformats.org/drawingml/2006/picture">
-                <pic:nvPicPr>
-                  <pic:cNvPr id="7" name="Imagen 1209125457" descr="Un dibujo de una señal de alto&#10;&#10;El contenido generado por IA puede ser incorrecto."/>
-                  <pic:cNvPicPr>
-                    <a:picLocks noChangeAspect="1" noChangeArrowheads="1"/>
-                  </pic:cNvPicPr>
-                </pic:nvPicPr>
-                <pic:blipFill>
-                  <a:blip r:embed="rId1">
-                    <a:lum bright="70000" contrast="-70000"/>
-                  </a:blip>
-                  <a:stretch>
-                    <a:fillRect/>
-                  </a:stretch>
-                </pic:blipFill>
-                <pic:spPr bwMode="auto">
-                  <a:xfrm>
-                    <a:off x="0" y="0"/>
-                    <a:ext cx="5991225" cy="5991225"/>
-                  </a:xfrm>
-                  <a:prstGeom prst="rect">
-                    <a:avLst/>
-                  </a:prstGeom>
-                </pic:spPr>
-              </pic:pic>
-            </a:graphicData>
-          </a:graphic>
-        </wp:anchor>
-      </w:drawing>
-    </w:r>
-  </w:p>
-</w:hdr>
-</file>
-
 <file path=word/numbering.xml><?xml version="1.0" encoding="utf-8"?>
 <w:numbering xmlns:w="http://schemas.openxmlformats.org/wordprocessingml/2006/main" xmlns:o="urn:schemas-microsoft-com:office:office" xmlns:r="http://schemas.openxmlformats.org/officeDocument/2006/relationships" xmlns:v="urn:schemas-microsoft-com:vml" xmlns:mc="http://schemas.openxmlformats.org/markup-compatibility/2006" xmlns:w14="http://schemas.microsoft.com/office/word/2010/wordml" mc:Ignorable="w14">
   <w:abstractNum w:abstractNumId="1">
@@ -3395,6 +3207,7 @@
         </w:tabs>
         <w:ind w:left="1080" w:hanging="360"/>
       </w:pPr>
+      <w:rPr/>
     </w:lvl>
     <w:lvl w:ilvl="2">
       <w:start w:val="1"/>
@@ -3407,6 +3220,7 @@
         </w:tabs>
         <w:ind w:left="1440" w:hanging="360"/>
       </w:pPr>
+      <w:rPr/>
     </w:lvl>
     <w:lvl w:ilvl="3">
       <w:start w:val="1"/>
@@ -3419,6 +3233,7 @@
         </w:tabs>
         <w:ind w:left="1800" w:hanging="360"/>
       </w:pPr>
+      <w:rPr/>
     </w:lvl>
     <w:lvl w:ilvl="4">
       <w:start w:val="1"/>
@@ -3431,6 +3246,7 @@
         </w:tabs>
         <w:ind w:left="2160" w:hanging="360"/>
       </w:pPr>
+      <w:rPr/>
     </w:lvl>
     <w:lvl w:ilvl="5">
       <w:start w:val="1"/>
@@ -3443,6 +3259,7 @@
         </w:tabs>
         <w:ind w:left="2520" w:hanging="360"/>
       </w:pPr>
+      <w:rPr/>
     </w:lvl>
     <w:lvl w:ilvl="6">
       <w:start w:val="1"/>
@@ -3455,6 +3272,7 @@
         </w:tabs>
         <w:ind w:left="2880" w:hanging="360"/>
       </w:pPr>
+      <w:rPr/>
     </w:lvl>
     <w:lvl w:ilvl="7">
       <w:start w:val="1"/>
@@ -3467,6 +3285,7 @@
         </w:tabs>
         <w:ind w:left="3240" w:hanging="360"/>
       </w:pPr>
+      <w:rPr/>
     </w:lvl>
     <w:lvl w:ilvl="8">
       <w:start w:val="1"/>
@@ -3479,6 +3298,7 @@
         </w:tabs>
         <w:ind w:left="3600" w:hanging="360"/>
       </w:pPr>
+      <w:rPr/>
     </w:lvl>
   </w:abstractNum>
   <w:abstractNum w:abstractNumId="2">
@@ -3508,6 +3328,7 @@
         </w:tabs>
         <w:ind w:left="1080" w:hanging="360"/>
       </w:pPr>
+      <w:rPr/>
     </w:lvl>
     <w:lvl w:ilvl="2">
       <w:start w:val="1"/>
@@ -3520,6 +3341,7 @@
         </w:tabs>
         <w:ind w:left="1440" w:hanging="360"/>
       </w:pPr>
+      <w:rPr/>
     </w:lvl>
     <w:lvl w:ilvl="3">
       <w:start w:val="1"/>
@@ -3532,6 +3354,7 @@
         </w:tabs>
         <w:ind w:left="1800" w:hanging="360"/>
       </w:pPr>
+      <w:rPr/>
     </w:lvl>
     <w:lvl w:ilvl="4">
       <w:start w:val="1"/>
@@ -3544,6 +3367,7 @@
         </w:tabs>
         <w:ind w:left="2160" w:hanging="360"/>
       </w:pPr>
+      <w:rPr/>
     </w:lvl>
     <w:lvl w:ilvl="5">
       <w:start w:val="1"/>
@@ -3556,6 +3380,7 @@
         </w:tabs>
         <w:ind w:left="2520" w:hanging="360"/>
       </w:pPr>
+      <w:rPr/>
     </w:lvl>
     <w:lvl w:ilvl="6">
       <w:start w:val="1"/>
@@ -3568,6 +3393,7 @@
         </w:tabs>
         <w:ind w:left="2880" w:hanging="360"/>
       </w:pPr>
+      <w:rPr/>
     </w:lvl>
     <w:lvl w:ilvl="7">
       <w:start w:val="1"/>
@@ -3580,6 +3406,7 @@
         </w:tabs>
         <w:ind w:left="3240" w:hanging="360"/>
       </w:pPr>
+      <w:rPr/>
     </w:lvl>
     <w:lvl w:ilvl="8">
       <w:start w:val="1"/>
@@ -3592,6 +3419,7 @@
         </w:tabs>
         <w:ind w:left="3600" w:hanging="360"/>
       </w:pPr>
+      <w:rPr/>
     </w:lvl>
   </w:abstractNum>
   <w:abstractNum w:abstractNumId="3">
@@ -3621,6 +3449,7 @@
         </w:tabs>
         <w:ind w:left="1080" w:hanging="360"/>
       </w:pPr>
+      <w:rPr/>
     </w:lvl>
     <w:lvl w:ilvl="2">
       <w:start w:val="1"/>
@@ -3633,6 +3462,7 @@
         </w:tabs>
         <w:ind w:left="1440" w:hanging="360"/>
       </w:pPr>
+      <w:rPr/>
     </w:lvl>
     <w:lvl w:ilvl="3">
       <w:start w:val="1"/>
@@ -3645,6 +3475,7 @@
         </w:tabs>
         <w:ind w:left="1800" w:hanging="360"/>
       </w:pPr>
+      <w:rPr/>
     </w:lvl>
     <w:lvl w:ilvl="4">
       <w:start w:val="1"/>
@@ -3657,6 +3488,7 @@
         </w:tabs>
         <w:ind w:left="2160" w:hanging="360"/>
       </w:pPr>
+      <w:rPr/>
     </w:lvl>
     <w:lvl w:ilvl="5">
       <w:start w:val="1"/>
@@ -3669,6 +3501,7 @@
         </w:tabs>
         <w:ind w:left="2520" w:hanging="360"/>
       </w:pPr>
+      <w:rPr/>
     </w:lvl>
     <w:lvl w:ilvl="6">
       <w:start w:val="1"/>
@@ -3681,6 +3514,7 @@
         </w:tabs>
         <w:ind w:left="2880" w:hanging="360"/>
       </w:pPr>
+      <w:rPr/>
     </w:lvl>
     <w:lvl w:ilvl="7">
       <w:start w:val="1"/>
@@ -3693,6 +3527,7 @@
         </w:tabs>
         <w:ind w:left="3240" w:hanging="360"/>
       </w:pPr>
+      <w:rPr/>
     </w:lvl>
     <w:lvl w:ilvl="8">
       <w:start w:val="1"/>
@@ -3705,6 +3540,7 @@
         </w:tabs>
         <w:ind w:left="3600" w:hanging="360"/>
       </w:pPr>
+      <w:rPr/>
     </w:lvl>
   </w:abstractNum>
   <w:abstractNum w:abstractNumId="4">
@@ -3732,6 +3568,7 @@
         </w:tabs>
         <w:ind w:left="1080" w:hanging="360"/>
       </w:pPr>
+      <w:rPr/>
     </w:lvl>
     <w:lvl w:ilvl="2">
       <w:start w:val="1"/>
@@ -3744,6 +3581,7 @@
         </w:tabs>
         <w:ind w:left="1440" w:hanging="360"/>
       </w:pPr>
+      <w:rPr/>
     </w:lvl>
     <w:lvl w:ilvl="3">
       <w:start w:val="1"/>
@@ -3756,6 +3594,7 @@
         </w:tabs>
         <w:ind w:left="1800" w:hanging="360"/>
       </w:pPr>
+      <w:rPr/>
     </w:lvl>
     <w:lvl w:ilvl="4">
       <w:start w:val="1"/>
@@ -3768,6 +3607,7 @@
         </w:tabs>
         <w:ind w:left="2160" w:hanging="360"/>
       </w:pPr>
+      <w:rPr/>
     </w:lvl>
     <w:lvl w:ilvl="5">
       <w:start w:val="1"/>
@@ -3780,6 +3620,7 @@
         </w:tabs>
         <w:ind w:left="2520" w:hanging="360"/>
       </w:pPr>
+      <w:rPr/>
     </w:lvl>
     <w:lvl w:ilvl="6">
       <w:start w:val="1"/>
@@ -3792,6 +3633,7 @@
         </w:tabs>
         <w:ind w:left="2880" w:hanging="360"/>
       </w:pPr>
+      <w:rPr/>
     </w:lvl>
     <w:lvl w:ilvl="7">
       <w:start w:val="1"/>
@@ -3804,6 +3646,7 @@
         </w:tabs>
         <w:ind w:left="3240" w:hanging="360"/>
       </w:pPr>
+      <w:rPr/>
     </w:lvl>
     <w:lvl w:ilvl="8">
       <w:start w:val="1"/>
@@ -3816,6 +3659,7 @@
         </w:tabs>
         <w:ind w:left="3600" w:hanging="360"/>
       </w:pPr>
+      <w:rPr/>
     </w:lvl>
   </w:abstractNum>
   <w:abstractNum w:abstractNumId="5">
@@ -3843,6 +3687,7 @@
         </w:tabs>
         <w:ind w:left="1080" w:hanging="360"/>
       </w:pPr>
+      <w:rPr/>
     </w:lvl>
     <w:lvl w:ilvl="2">
       <w:start w:val="1"/>
@@ -3855,6 +3700,7 @@
         </w:tabs>
         <w:ind w:left="1440" w:hanging="360"/>
       </w:pPr>
+      <w:rPr/>
     </w:lvl>
     <w:lvl w:ilvl="3">
       <w:start w:val="1"/>
@@ -3867,6 +3713,7 @@
         </w:tabs>
         <w:ind w:left="1800" w:hanging="360"/>
       </w:pPr>
+      <w:rPr/>
     </w:lvl>
     <w:lvl w:ilvl="4">
       <w:start w:val="1"/>
@@ -3879,6 +3726,7 @@
         </w:tabs>
         <w:ind w:left="2160" w:hanging="360"/>
       </w:pPr>
+      <w:rPr/>
     </w:lvl>
     <w:lvl w:ilvl="5">
       <w:start w:val="1"/>
@@ -3891,6 +3739,7 @@
         </w:tabs>
         <w:ind w:left="2520" w:hanging="360"/>
       </w:pPr>
+      <w:rPr/>
     </w:lvl>
     <w:lvl w:ilvl="6">
       <w:start w:val="1"/>
@@ -3903,6 +3752,7 @@
         </w:tabs>
         <w:ind w:left="2880" w:hanging="360"/>
       </w:pPr>
+      <w:rPr/>
     </w:lvl>
     <w:lvl w:ilvl="7">
       <w:start w:val="1"/>
@@ -3915,6 +3765,7 @@
         </w:tabs>
         <w:ind w:left="3240" w:hanging="360"/>
       </w:pPr>
+      <w:rPr/>
     </w:lvl>
     <w:lvl w:ilvl="8">
       <w:start w:val="1"/>
@@ -3927,6 +3778,7 @@
         </w:tabs>
         <w:ind w:left="3600" w:hanging="360"/>
       </w:pPr>
+      <w:rPr/>
     </w:lvl>
   </w:abstractNum>
   <w:abstractNum w:abstractNumId="6">
@@ -3954,6 +3806,7 @@
         </w:tabs>
         <w:ind w:left="1080" w:hanging="360"/>
       </w:pPr>
+      <w:rPr/>
     </w:lvl>
     <w:lvl w:ilvl="2">
       <w:start w:val="1"/>
@@ -3966,6 +3819,7 @@
         </w:tabs>
         <w:ind w:left="1440" w:hanging="360"/>
       </w:pPr>
+      <w:rPr/>
     </w:lvl>
     <w:lvl w:ilvl="3">
       <w:start w:val="1"/>
@@ -3978,6 +3832,7 @@
         </w:tabs>
         <w:ind w:left="1800" w:hanging="360"/>
       </w:pPr>
+      <w:rPr/>
     </w:lvl>
     <w:lvl w:ilvl="4">
       <w:start w:val="1"/>
@@ -3990,6 +3845,7 @@
         </w:tabs>
         <w:ind w:left="2160" w:hanging="360"/>
       </w:pPr>
+      <w:rPr/>
     </w:lvl>
     <w:lvl w:ilvl="5">
       <w:start w:val="1"/>
@@ -4002,6 +3858,7 @@
         </w:tabs>
         <w:ind w:left="2520" w:hanging="360"/>
       </w:pPr>
+      <w:rPr/>
     </w:lvl>
     <w:lvl w:ilvl="6">
       <w:start w:val="1"/>
@@ -4014,6 +3871,7 @@
         </w:tabs>
         <w:ind w:left="2880" w:hanging="360"/>
       </w:pPr>
+      <w:rPr/>
     </w:lvl>
     <w:lvl w:ilvl="7">
       <w:start w:val="1"/>
@@ -4026,6 +3884,7 @@
         </w:tabs>
         <w:ind w:left="3240" w:hanging="360"/>
       </w:pPr>
+      <w:rPr/>
     </w:lvl>
     <w:lvl w:ilvl="8">
       <w:start w:val="1"/>
@@ -4038,6 +3897,7 @@
         </w:tabs>
         <w:ind w:left="3600" w:hanging="360"/>
       </w:pPr>
+      <w:rPr/>
     </w:lvl>
   </w:abstractNum>
   <w:abstractNum w:abstractNumId="7">
@@ -4328,7 +4188,7 @@
   <w:docDefaults>
     <w:rPrDefault>
       <w:rPr>
-        <w:rFonts w:ascii="Cambria" w:hAnsi="Cambria" w:eastAsia="ＭＳ 明朝" w:cs="" w:asciiTheme="minorHAnsi" w:cstheme="minorBidi" w:eastAsiaTheme="minorEastAsia" w:hAnsiTheme="minorHAnsi"/>
+        <w:rFonts w:ascii="Cambria" w:hAnsi="Cambria" w:eastAsia="" w:cs="" w:asciiTheme="minorHAnsi" w:cstheme="minorBidi" w:eastAsiaTheme="minorEastAsia" w:hAnsiTheme="minorHAnsi"/>
         <w:sz w:val="22"/>
         <w:szCs w:val="22"/>
         <w:lang w:val="en-US" w:eastAsia="en-US" w:bidi="ar-SA"/>
@@ -4715,12 +4575,13 @@
     <w:rsid w:val="00bc0d38"/>
     <w:pPr>
       <w:widowControl/>
+      <w:suppressAutoHyphens w:val="true"/>
       <w:bidi w:val="0"/>
       <w:spacing w:lineRule="auto" w:line="276" w:before="0" w:after="200"/>
       <w:jc w:val="left"/>
     </w:pPr>
     <w:rPr>
-      <w:rFonts w:ascii="Cambria" w:hAnsi="Cambria" w:eastAsia="ＭＳ 明朝" w:cs="" w:asciiTheme="minorHAnsi" w:cstheme="minorBidi" w:eastAsiaTheme="minorEastAsia" w:hAnsiTheme="minorHAnsi"/>
+      <w:rFonts w:ascii="Cambria" w:hAnsi="Cambria" w:eastAsia="" w:cs="" w:asciiTheme="minorHAnsi" w:cstheme="minorBidi" w:eastAsiaTheme="minorEastAsia" w:hAnsiTheme="minorHAnsi"/>
       <w:color w:val="auto"/>
       <w:kern w:val="0"/>
       <w:sz w:val="22"/>
@@ -4732,7 +4593,7 @@
     <w:name w:val="Heading 1"/>
     <w:basedOn w:val="Normal"/>
     <w:next w:val="Normal"/>
-    <w:link w:val="Ttulo1Car"/>
+    <w:link w:val="Heading1Char"/>
     <w:uiPriority w:val="9"/>
     <w:qFormat/>
     <w:rsid w:val="00fc693f"/>
@@ -4743,7 +4604,7 @@
       <w:outlineLvl w:val="0"/>
     </w:pPr>
     <w:rPr>
-      <w:rFonts w:ascii="Calibri" w:hAnsi="Calibri" w:eastAsia="ＭＳ ゴシック" w:cs="" w:asciiTheme="majorHAnsi" w:cstheme="majorBidi" w:eastAsiaTheme="majorEastAsia" w:hAnsiTheme="majorHAnsi"/>
+      <w:rFonts w:ascii="Calibri" w:hAnsi="Calibri" w:eastAsia="" w:cs="" w:asciiTheme="majorHAnsi" w:cstheme="majorBidi" w:eastAsiaTheme="majorEastAsia" w:hAnsiTheme="majorHAnsi"/>
       <w:b/>
       <w:bCs/>
       <w:color w:themeColor="accent1" w:themeShade="bf" w:val="365F91"/>
@@ -4755,7 +4616,7 @@
     <w:name w:val="Heading 2"/>
     <w:basedOn w:val="Normal"/>
     <w:next w:val="Normal"/>
-    <w:link w:val="Ttulo2Car"/>
+    <w:link w:val="Heading2Char"/>
     <w:uiPriority w:val="9"/>
     <w:unhideWhenUsed/>
     <w:qFormat/>
@@ -4767,7 +4628,7 @@
       <w:outlineLvl w:val="1"/>
     </w:pPr>
     <w:rPr>
-      <w:rFonts w:ascii="Calibri" w:hAnsi="Calibri" w:eastAsia="ＭＳ ゴシック" w:cs="" w:asciiTheme="majorHAnsi" w:cstheme="majorBidi" w:eastAsiaTheme="majorEastAsia" w:hAnsiTheme="majorHAnsi"/>
+      <w:rFonts w:ascii="Calibri" w:hAnsi="Calibri" w:eastAsia="" w:cs="" w:asciiTheme="majorHAnsi" w:cstheme="majorBidi" w:eastAsiaTheme="majorEastAsia" w:hAnsiTheme="majorHAnsi"/>
       <w:b/>
       <w:bCs/>
       <w:color w:themeColor="accent1" w:val="4F81BD"/>
@@ -4779,7 +4640,7 @@
     <w:name w:val="Heading 3"/>
     <w:basedOn w:val="Normal"/>
     <w:next w:val="Normal"/>
-    <w:link w:val="Ttulo3Car"/>
+    <w:link w:val="Heading3Char"/>
     <w:uiPriority w:val="9"/>
     <w:unhideWhenUsed/>
     <w:qFormat/>
@@ -4791,7 +4652,7 @@
       <w:outlineLvl w:val="2"/>
     </w:pPr>
     <w:rPr>
-      <w:rFonts w:ascii="Calibri" w:hAnsi="Calibri" w:eastAsia="ＭＳ ゴシック" w:cs="" w:asciiTheme="majorHAnsi" w:cstheme="majorBidi" w:eastAsiaTheme="majorEastAsia" w:hAnsiTheme="majorHAnsi"/>
+      <w:rFonts w:ascii="Calibri" w:hAnsi="Calibri" w:eastAsia="" w:cs="" w:asciiTheme="majorHAnsi" w:cstheme="majorBidi" w:eastAsiaTheme="majorEastAsia" w:hAnsiTheme="majorHAnsi"/>
       <w:b/>
       <w:bCs/>
       <w:color w:themeColor="accent1" w:val="4F81BD"/>
@@ -4801,7 +4662,7 @@
     <w:name w:val="Heading 4"/>
     <w:basedOn w:val="Normal"/>
     <w:next w:val="Normal"/>
-    <w:link w:val="Ttulo4Car"/>
+    <w:link w:val="Heading4Char"/>
     <w:uiPriority w:val="9"/>
     <w:semiHidden/>
     <w:unhideWhenUsed/>
@@ -4814,7 +4675,7 @@
       <w:outlineLvl w:val="3"/>
     </w:pPr>
     <w:rPr>
-      <w:rFonts w:ascii="Calibri" w:hAnsi="Calibri" w:eastAsia="ＭＳ ゴシック" w:cs="" w:asciiTheme="majorHAnsi" w:cstheme="majorBidi" w:eastAsiaTheme="majorEastAsia" w:hAnsiTheme="majorHAnsi"/>
+      <w:rFonts w:ascii="Calibri" w:hAnsi="Calibri" w:eastAsia="" w:cs="" w:asciiTheme="majorHAnsi" w:cstheme="majorBidi" w:eastAsiaTheme="majorEastAsia" w:hAnsiTheme="majorHAnsi"/>
       <w:b/>
       <w:bCs/>
       <w:i/>
@@ -4826,7 +4687,7 @@
     <w:name w:val="Heading 5"/>
     <w:basedOn w:val="Normal"/>
     <w:next w:val="Normal"/>
-    <w:link w:val="Ttulo5Car"/>
+    <w:link w:val="Heading5Char"/>
     <w:uiPriority w:val="9"/>
     <w:semiHidden/>
     <w:unhideWhenUsed/>
@@ -4839,7 +4700,7 @@
       <w:outlineLvl w:val="4"/>
     </w:pPr>
     <w:rPr>
-      <w:rFonts w:ascii="Calibri" w:hAnsi="Calibri" w:eastAsia="ＭＳ ゴシック" w:cs="" w:asciiTheme="majorHAnsi" w:cstheme="majorBidi" w:eastAsiaTheme="majorEastAsia" w:hAnsiTheme="majorHAnsi"/>
+      <w:rFonts w:ascii="Calibri" w:hAnsi="Calibri" w:eastAsia="" w:cs="" w:asciiTheme="majorHAnsi" w:cstheme="majorBidi" w:eastAsiaTheme="majorEastAsia" w:hAnsiTheme="majorHAnsi"/>
       <w:color w:themeColor="accent1" w:themeShade="7f" w:val="243F60"/>
     </w:rPr>
   </w:style>
@@ -4847,7 +4708,7 @@
     <w:name w:val="Heading 6"/>
     <w:basedOn w:val="Normal"/>
     <w:next w:val="Normal"/>
-    <w:link w:val="Ttulo6Car"/>
+    <w:link w:val="Heading6Char"/>
     <w:uiPriority w:val="9"/>
     <w:semiHidden/>
     <w:unhideWhenUsed/>
@@ -4860,7 +4721,7 @@
       <w:outlineLvl w:val="5"/>
     </w:pPr>
     <w:rPr>
-      <w:rFonts w:ascii="Calibri" w:hAnsi="Calibri" w:eastAsia="ＭＳ ゴシック" w:cs="" w:asciiTheme="majorHAnsi" w:cstheme="majorBidi" w:eastAsiaTheme="majorEastAsia" w:hAnsiTheme="majorHAnsi"/>
+      <w:rFonts w:ascii="Calibri" w:hAnsi="Calibri" w:eastAsia="" w:cs="" w:asciiTheme="majorHAnsi" w:cstheme="majorBidi" w:eastAsiaTheme="majorEastAsia" w:hAnsiTheme="majorHAnsi"/>
       <w:i/>
       <w:iCs/>
       <w:color w:themeColor="accent1" w:themeShade="7f" w:val="243F60"/>
@@ -4870,7 +4731,7 @@
     <w:name w:val="Heading 7"/>
     <w:basedOn w:val="Normal"/>
     <w:next w:val="Normal"/>
-    <w:link w:val="Ttulo7Car"/>
+    <w:link w:val="Heading7Char"/>
     <w:uiPriority w:val="9"/>
     <w:semiHidden/>
     <w:unhideWhenUsed/>
@@ -4883,7 +4744,7 @@
       <w:outlineLvl w:val="6"/>
     </w:pPr>
     <w:rPr>
-      <w:rFonts w:ascii="Calibri" w:hAnsi="Calibri" w:eastAsia="ＭＳ ゴシック" w:cs="" w:asciiTheme="majorHAnsi" w:cstheme="majorBidi" w:eastAsiaTheme="majorEastAsia" w:hAnsiTheme="majorHAnsi"/>
+      <w:rFonts w:ascii="Calibri" w:hAnsi="Calibri" w:eastAsia="" w:cs="" w:asciiTheme="majorHAnsi" w:cstheme="majorBidi" w:eastAsiaTheme="majorEastAsia" w:hAnsiTheme="majorHAnsi"/>
       <w:i/>
       <w:iCs/>
       <w:color w:themeColor="text1" w:themeTint="bf" w:val="404040"/>
@@ -4893,7 +4754,7 @@
     <w:name w:val="Heading 8"/>
     <w:basedOn w:val="Normal"/>
     <w:next w:val="Normal"/>
-    <w:link w:val="Ttulo8Car"/>
+    <w:link w:val="Heading8Char"/>
     <w:uiPriority w:val="9"/>
     <w:semiHidden/>
     <w:unhideWhenUsed/>
@@ -4906,7 +4767,7 @@
       <w:outlineLvl w:val="7"/>
     </w:pPr>
     <w:rPr>
-      <w:rFonts w:ascii="Calibri" w:hAnsi="Calibri" w:eastAsia="ＭＳ ゴシック" w:cs="" w:asciiTheme="majorHAnsi" w:cstheme="majorBidi" w:eastAsiaTheme="majorEastAsia" w:hAnsiTheme="majorHAnsi"/>
+      <w:rFonts w:ascii="Calibri" w:hAnsi="Calibri" w:eastAsia="" w:cs="" w:asciiTheme="majorHAnsi" w:cstheme="majorBidi" w:eastAsiaTheme="majorEastAsia" w:hAnsiTheme="majorHAnsi"/>
       <w:color w:themeColor="accent1" w:val="4F81BD"/>
       <w:sz w:val="20"/>
       <w:szCs w:val="20"/>
@@ -4916,7 +4777,7 @@
     <w:name w:val="Heading 9"/>
     <w:basedOn w:val="Normal"/>
     <w:next w:val="Normal"/>
-    <w:link w:val="Ttulo9Car"/>
+    <w:link w:val="Heading9Char"/>
     <w:uiPriority w:val="9"/>
     <w:semiHidden/>
     <w:unhideWhenUsed/>
@@ -4929,7 +4790,7 @@
       <w:outlineLvl w:val="8"/>
     </w:pPr>
     <w:rPr>
-      <w:rFonts w:ascii="Calibri" w:hAnsi="Calibri" w:eastAsia="ＭＳ ゴシック" w:cs="" w:asciiTheme="majorHAnsi" w:cstheme="majorBidi" w:eastAsiaTheme="majorEastAsia" w:hAnsiTheme="majorHAnsi"/>
+      <w:rFonts w:ascii="Calibri" w:hAnsi="Calibri" w:eastAsia="" w:cs="" w:asciiTheme="majorHAnsi" w:cstheme="majorBidi" w:eastAsiaTheme="majorEastAsia" w:hAnsiTheme="majorHAnsi"/>
       <w:i/>
       <w:iCs/>
       <w:color w:themeColor="text1" w:themeTint="bf" w:val="404040"/>
@@ -4940,12 +4801,13 @@
   <w:style w:type="character" w:styleId="DefaultParagraphFont" w:default="1">
     <w:name w:val="Default Paragraph Font"/>
     <w:uiPriority w:val="1"/>
+    <w:semiHidden/>
     <w:unhideWhenUsed/>
     <w:qFormat/>
     <w:rPr/>
   </w:style>
-  <w:style w:type="character" w:styleId="EncabezadoCar" w:customStyle="1">
-    <w:name w:val="Encabezado Car"/>
+  <w:style w:type="character" w:styleId="HeaderChar" w:customStyle="1">
+    <w:name w:val="Header Char"/>
     <w:basedOn w:val="DefaultParagraphFont"/>
     <w:link w:val="Header"/>
     <w:uiPriority w:val="99"/>
@@ -4953,8 +4815,8 @@
     <w:rsid w:val="00e618bf"/>
     <w:rPr/>
   </w:style>
-  <w:style w:type="character" w:styleId="PiedepginaCar" w:customStyle="1">
-    <w:name w:val="Pie de página Car"/>
+  <w:style w:type="character" w:styleId="FooterChar" w:customStyle="1">
+    <w:name w:val="Footer Char"/>
     <w:basedOn w:val="DefaultParagraphFont"/>
     <w:link w:val="Footer"/>
     <w:uiPriority w:val="99"/>
@@ -4962,15 +4824,15 @@
     <w:rsid w:val="00e618bf"/>
     <w:rPr/>
   </w:style>
-  <w:style w:type="character" w:styleId="Ttulo1Car" w:customStyle="1">
-    <w:name w:val="Título 1 Car"/>
+  <w:style w:type="character" w:styleId="Heading1Char" w:customStyle="1">
+    <w:name w:val="Heading 1 Char"/>
     <w:basedOn w:val="DefaultParagraphFont"/>
     <w:link w:val="Heading1"/>
     <w:uiPriority w:val="9"/>
     <w:qFormat/>
     <w:rsid w:val="00fc693f"/>
     <w:rPr>
-      <w:rFonts w:ascii="Calibri" w:hAnsi="Calibri" w:eastAsia="ＭＳ ゴシック" w:cs="" w:asciiTheme="majorHAnsi" w:cstheme="majorBidi" w:eastAsiaTheme="majorEastAsia" w:hAnsiTheme="majorHAnsi"/>
+      <w:rFonts w:ascii="Calibri" w:hAnsi="Calibri" w:eastAsia="" w:cs="" w:asciiTheme="majorHAnsi" w:cstheme="majorBidi" w:eastAsiaTheme="majorEastAsia" w:hAnsiTheme="majorHAnsi"/>
       <w:b/>
       <w:bCs/>
       <w:color w:themeColor="accent1" w:themeShade="bf" w:val="365F91"/>
@@ -4978,15 +4840,15 @@
       <w:szCs w:val="28"/>
     </w:rPr>
   </w:style>
-  <w:style w:type="character" w:styleId="Ttulo2Car" w:customStyle="1">
-    <w:name w:val="Título 2 Car"/>
+  <w:style w:type="character" w:styleId="Heading2Char" w:customStyle="1">
+    <w:name w:val="Heading 2 Char"/>
     <w:basedOn w:val="DefaultParagraphFont"/>
     <w:link w:val="Heading2"/>
     <w:uiPriority w:val="9"/>
     <w:qFormat/>
     <w:rsid w:val="00fc693f"/>
     <w:rPr>
-      <w:rFonts w:ascii="Calibri" w:hAnsi="Calibri" w:eastAsia="ＭＳ ゴシック" w:cs="" w:asciiTheme="majorHAnsi" w:cstheme="majorBidi" w:eastAsiaTheme="majorEastAsia" w:hAnsiTheme="majorHAnsi"/>
+      <w:rFonts w:ascii="Calibri" w:hAnsi="Calibri" w:eastAsia="" w:cs="" w:asciiTheme="majorHAnsi" w:cstheme="majorBidi" w:eastAsiaTheme="majorEastAsia" w:hAnsiTheme="majorHAnsi"/>
       <w:b/>
       <w:bCs/>
       <w:color w:themeColor="accent1" w:val="4F81BD"/>
@@ -4994,29 +4856,29 @@
       <w:szCs w:val="26"/>
     </w:rPr>
   </w:style>
-  <w:style w:type="character" w:styleId="Ttulo3Car" w:customStyle="1">
-    <w:name w:val="Título 3 Car"/>
+  <w:style w:type="character" w:styleId="Heading3Char" w:customStyle="1">
+    <w:name w:val="Heading 3 Char"/>
     <w:basedOn w:val="DefaultParagraphFont"/>
     <w:link w:val="Heading3"/>
     <w:uiPriority w:val="9"/>
     <w:qFormat/>
     <w:rsid w:val="00fc693f"/>
     <w:rPr>
-      <w:rFonts w:ascii="Calibri" w:hAnsi="Calibri" w:eastAsia="ＭＳ ゴシック" w:cs="" w:asciiTheme="majorHAnsi" w:cstheme="majorBidi" w:eastAsiaTheme="majorEastAsia" w:hAnsiTheme="majorHAnsi"/>
+      <w:rFonts w:ascii="Calibri" w:hAnsi="Calibri" w:eastAsia="" w:cs="" w:asciiTheme="majorHAnsi" w:cstheme="majorBidi" w:eastAsiaTheme="majorEastAsia" w:hAnsiTheme="majorHAnsi"/>
       <w:b/>
       <w:bCs/>
       <w:color w:themeColor="accent1" w:val="4F81BD"/>
     </w:rPr>
   </w:style>
-  <w:style w:type="character" w:styleId="TtuloCar" w:customStyle="1">
-    <w:name w:val="Título Car"/>
+  <w:style w:type="character" w:styleId="TitleChar" w:customStyle="1">
+    <w:name w:val="Title Char"/>
     <w:basedOn w:val="DefaultParagraphFont"/>
     <w:link w:val="Title"/>
     <w:uiPriority w:val="10"/>
     <w:qFormat/>
     <w:rsid w:val="00fc693f"/>
     <w:rPr>
-      <w:rFonts w:ascii="Calibri" w:hAnsi="Calibri" w:eastAsia="ＭＳ ゴシック" w:cs="" w:asciiTheme="majorHAnsi" w:cstheme="majorBidi" w:eastAsiaTheme="majorEastAsia" w:hAnsiTheme="majorHAnsi"/>
+      <w:rFonts w:ascii="Calibri" w:hAnsi="Calibri" w:eastAsia="" w:cs="" w:asciiTheme="majorHAnsi" w:cstheme="majorBidi" w:eastAsiaTheme="majorEastAsia" w:hAnsiTheme="majorHAnsi"/>
       <w:color w:themeColor="text2" w:themeShade="bf" w:val="17365D"/>
       <w:spacing w:val="5"/>
       <w:kern w:val="2"/>
@@ -5024,15 +4886,15 @@
       <w:szCs w:val="52"/>
     </w:rPr>
   </w:style>
-  <w:style w:type="character" w:styleId="SubttuloCar" w:customStyle="1">
-    <w:name w:val="Subtítulo Car"/>
+  <w:style w:type="character" w:styleId="SubtitleChar" w:customStyle="1">
+    <w:name w:val="Subtitle Char"/>
     <w:basedOn w:val="DefaultParagraphFont"/>
     <w:link w:val="Subtitle"/>
     <w:uiPriority w:val="11"/>
     <w:qFormat/>
     <w:rsid w:val="00fc693f"/>
     <w:rPr>
-      <w:rFonts w:ascii="Calibri" w:hAnsi="Calibri" w:eastAsia="ＭＳ ゴシック" w:cs="" w:asciiTheme="majorHAnsi" w:cstheme="majorBidi" w:eastAsiaTheme="majorEastAsia" w:hAnsiTheme="majorHAnsi"/>
+      <w:rFonts w:ascii="Calibri" w:hAnsi="Calibri" w:eastAsia="" w:cs="" w:asciiTheme="majorHAnsi" w:cstheme="majorBidi" w:eastAsiaTheme="majorEastAsia" w:hAnsiTheme="majorHAnsi"/>
       <w:i/>
       <w:iCs/>
       <w:color w:themeColor="accent1" w:val="4F81BD"/>
@@ -5041,16 +4903,16 @@
       <w:szCs w:val="24"/>
     </w:rPr>
   </w:style>
-  <w:style w:type="character" w:styleId="TextoindependienteCar" w:customStyle="1">
-    <w:name w:val="Texto independiente Car"/>
+  <w:style w:type="character" w:styleId="BodyTextChar" w:customStyle="1">
+    <w:name w:val="Body Text Char"/>
     <w:basedOn w:val="DefaultParagraphFont"/>
     <w:uiPriority w:val="99"/>
     <w:qFormat/>
     <w:rsid w:val="00aa1d8d"/>
     <w:rPr/>
   </w:style>
-  <w:style w:type="character" w:styleId="Textoindependiente2Car" w:customStyle="1">
-    <w:name w:val="Texto independiente 2 Car"/>
+  <w:style w:type="character" w:styleId="BodyText2Char" w:customStyle="1">
+    <w:name w:val="Body Text 2 Char"/>
     <w:basedOn w:val="DefaultParagraphFont"/>
     <w:link w:val="BodyText2"/>
     <w:uiPriority w:val="99"/>
@@ -5058,8 +4920,8 @@
     <w:rsid w:val="00aa1d8d"/>
     <w:rPr/>
   </w:style>
-  <w:style w:type="character" w:styleId="Textoindependiente3Car" w:customStyle="1">
-    <w:name w:val="Texto independiente 3 Car"/>
+  <w:style w:type="character" w:styleId="BodyText3Char" w:customStyle="1">
+    <w:name w:val="Body Text 3 Char"/>
     <w:basedOn w:val="DefaultParagraphFont"/>
     <w:link w:val="BodyText3"/>
     <w:uiPriority w:val="99"/>
@@ -5070,8 +4932,8 @@
       <w:szCs w:val="16"/>
     </w:rPr>
   </w:style>
-  <w:style w:type="character" w:styleId="TextomacroCar" w:customStyle="1">
-    <w:name w:val="Texto macro Car"/>
+  <w:style w:type="character" w:styleId="MacroTextChar" w:customStyle="1">
+    <w:name w:val="Macro Text Char"/>
     <w:basedOn w:val="DefaultParagraphFont"/>
     <w:link w:val="macro"/>
     <w:uiPriority w:val="99"/>
@@ -5083,8 +4945,8 @@
       <w:szCs w:val="20"/>
     </w:rPr>
   </w:style>
-  <w:style w:type="character" w:styleId="CitaCar" w:customStyle="1">
-    <w:name w:val="Cita Car"/>
+  <w:style w:type="character" w:styleId="QuoteChar" w:customStyle="1">
+    <w:name w:val="Quote Char"/>
     <w:basedOn w:val="DefaultParagraphFont"/>
     <w:link w:val="Quote"/>
     <w:uiPriority w:val="29"/>
@@ -5096,8 +4958,8 @@
       <w:color w:themeColor="text1" w:val="000000"/>
     </w:rPr>
   </w:style>
-  <w:style w:type="character" w:styleId="Ttulo4Car" w:customStyle="1">
-    <w:name w:val="Título 4 Car"/>
+  <w:style w:type="character" w:styleId="Heading4Char" w:customStyle="1">
+    <w:name w:val="Heading 4 Char"/>
     <w:basedOn w:val="DefaultParagraphFont"/>
     <w:link w:val="Heading4"/>
     <w:uiPriority w:val="9"/>
@@ -5105,7 +4967,7 @@
     <w:qFormat/>
     <w:rsid w:val="00fc693f"/>
     <w:rPr>
-      <w:rFonts w:ascii="Calibri" w:hAnsi="Calibri" w:eastAsia="ＭＳ ゴシック" w:cs="" w:asciiTheme="majorHAnsi" w:cstheme="majorBidi" w:eastAsiaTheme="majorEastAsia" w:hAnsiTheme="majorHAnsi"/>
+      <w:rFonts w:ascii="Calibri" w:hAnsi="Calibri" w:eastAsia="" w:cs="" w:asciiTheme="majorHAnsi" w:cstheme="majorBidi" w:eastAsiaTheme="majorEastAsia" w:hAnsiTheme="majorHAnsi"/>
       <w:b/>
       <w:bCs/>
       <w:i/>
@@ -5113,8 +4975,8 @@
       <w:color w:themeColor="accent1" w:val="4F81BD"/>
     </w:rPr>
   </w:style>
-  <w:style w:type="character" w:styleId="Ttulo5Car" w:customStyle="1">
-    <w:name w:val="Título 5 Car"/>
+  <w:style w:type="character" w:styleId="Heading5Char" w:customStyle="1">
+    <w:name w:val="Heading 5 Char"/>
     <w:basedOn w:val="DefaultParagraphFont"/>
     <w:link w:val="Heading5"/>
     <w:uiPriority w:val="9"/>
@@ -5122,12 +4984,12 @@
     <w:qFormat/>
     <w:rsid w:val="00fc693f"/>
     <w:rPr>
-      <w:rFonts w:ascii="Calibri" w:hAnsi="Calibri" w:eastAsia="ＭＳ ゴシック" w:cs="" w:asciiTheme="majorHAnsi" w:cstheme="majorBidi" w:eastAsiaTheme="majorEastAsia" w:hAnsiTheme="majorHAnsi"/>
+      <w:rFonts w:ascii="Calibri" w:hAnsi="Calibri" w:eastAsia="" w:cs="" w:asciiTheme="majorHAnsi" w:cstheme="majorBidi" w:eastAsiaTheme="majorEastAsia" w:hAnsiTheme="majorHAnsi"/>
       <w:color w:themeColor="accent1" w:themeShade="7f" w:val="243F60"/>
     </w:rPr>
   </w:style>
-  <w:style w:type="character" w:styleId="Ttulo6Car" w:customStyle="1">
-    <w:name w:val="Título 6 Car"/>
+  <w:style w:type="character" w:styleId="Heading6Char" w:customStyle="1">
+    <w:name w:val="Heading 6 Char"/>
     <w:basedOn w:val="DefaultParagraphFont"/>
     <w:link w:val="Heading6"/>
     <w:uiPriority w:val="9"/>
@@ -5135,14 +4997,14 @@
     <w:qFormat/>
     <w:rsid w:val="00fc693f"/>
     <w:rPr>
-      <w:rFonts w:ascii="Calibri" w:hAnsi="Calibri" w:eastAsia="ＭＳ ゴシック" w:cs="" w:asciiTheme="majorHAnsi" w:cstheme="majorBidi" w:eastAsiaTheme="majorEastAsia" w:hAnsiTheme="majorHAnsi"/>
+      <w:rFonts w:ascii="Calibri" w:hAnsi="Calibri" w:eastAsia="" w:cs="" w:asciiTheme="majorHAnsi" w:cstheme="majorBidi" w:eastAsiaTheme="majorEastAsia" w:hAnsiTheme="majorHAnsi"/>
       <w:i/>
       <w:iCs/>
       <w:color w:themeColor="accent1" w:themeShade="7f" w:val="243F60"/>
     </w:rPr>
   </w:style>
-  <w:style w:type="character" w:styleId="Ttulo7Car" w:customStyle="1">
-    <w:name w:val="Título 7 Car"/>
+  <w:style w:type="character" w:styleId="Heading7Char" w:customStyle="1">
+    <w:name w:val="Heading 7 Char"/>
     <w:basedOn w:val="DefaultParagraphFont"/>
     <w:link w:val="Heading7"/>
     <w:uiPriority w:val="9"/>
@@ -5150,14 +5012,14 @@
     <w:qFormat/>
     <w:rsid w:val="00fc693f"/>
     <w:rPr>
-      <w:rFonts w:ascii="Calibri" w:hAnsi="Calibri" w:eastAsia="ＭＳ ゴシック" w:cs="" w:asciiTheme="majorHAnsi" w:cstheme="majorBidi" w:eastAsiaTheme="majorEastAsia" w:hAnsiTheme="majorHAnsi"/>
+      <w:rFonts w:ascii="Calibri" w:hAnsi="Calibri" w:eastAsia="" w:cs="" w:asciiTheme="majorHAnsi" w:cstheme="majorBidi" w:eastAsiaTheme="majorEastAsia" w:hAnsiTheme="majorHAnsi"/>
       <w:i/>
       <w:iCs/>
       <w:color w:themeColor="text1" w:themeTint="bf" w:val="404040"/>
     </w:rPr>
   </w:style>
-  <w:style w:type="character" w:styleId="Ttulo8Car" w:customStyle="1">
-    <w:name w:val="Título 8 Car"/>
+  <w:style w:type="character" w:styleId="Heading8Char" w:customStyle="1">
+    <w:name w:val="Heading 8 Char"/>
     <w:basedOn w:val="DefaultParagraphFont"/>
     <w:link w:val="Heading8"/>
     <w:uiPriority w:val="9"/>
@@ -5165,14 +5027,14 @@
     <w:qFormat/>
     <w:rsid w:val="00fc693f"/>
     <w:rPr>
-      <w:rFonts w:ascii="Calibri" w:hAnsi="Calibri" w:eastAsia="ＭＳ ゴシック" w:cs="" w:asciiTheme="majorHAnsi" w:cstheme="majorBidi" w:eastAsiaTheme="majorEastAsia" w:hAnsiTheme="majorHAnsi"/>
+      <w:rFonts w:ascii="Calibri" w:hAnsi="Calibri" w:eastAsia="" w:cs="" w:asciiTheme="majorHAnsi" w:cstheme="majorBidi" w:eastAsiaTheme="majorEastAsia" w:hAnsiTheme="majorHAnsi"/>
       <w:color w:themeColor="accent1" w:val="4F81BD"/>
       <w:sz w:val="20"/>
       <w:szCs w:val="20"/>
     </w:rPr>
   </w:style>
-  <w:style w:type="character" w:styleId="Ttulo9Car" w:customStyle="1">
-    <w:name w:val="Título 9 Car"/>
+  <w:style w:type="character" w:styleId="Heading9Char" w:customStyle="1">
+    <w:name w:val="Heading 9 Char"/>
     <w:basedOn w:val="DefaultParagraphFont"/>
     <w:link w:val="Heading9"/>
     <w:uiPriority w:val="9"/>
@@ -5180,7 +5042,7 @@
     <w:qFormat/>
     <w:rsid w:val="00fc693f"/>
     <w:rPr>
-      <w:rFonts w:ascii="Calibri" w:hAnsi="Calibri" w:eastAsia="ＭＳ ゴシック" w:cs="" w:asciiTheme="majorHAnsi" w:cstheme="majorBidi" w:eastAsiaTheme="majorEastAsia" w:hAnsiTheme="majorHAnsi"/>
+      <w:rFonts w:ascii="Calibri" w:hAnsi="Calibri" w:eastAsia="" w:cs="" w:asciiTheme="majorHAnsi" w:cstheme="majorBidi" w:eastAsiaTheme="majorEastAsia" w:hAnsiTheme="majorHAnsi"/>
       <w:i/>
       <w:iCs/>
       <w:color w:themeColor="text1" w:themeTint="bf" w:val="404040"/>
@@ -5210,8 +5072,8 @@
       <w:iCs/>
     </w:rPr>
   </w:style>
-  <w:style w:type="character" w:styleId="CitadestacadaCar" w:customStyle="1">
-    <w:name w:val="Cita destacada Car"/>
+  <w:style w:type="character" w:styleId="IntenseQuoteChar" w:customStyle="1">
+    <w:name w:val="Intense Quote Char"/>
     <w:basedOn w:val="DefaultParagraphFont"/>
     <w:link w:val="IntenseQuote"/>
     <w:uiPriority w:val="30"/>
@@ -5315,7 +5177,7 @@
       <w:shd w:fill="E1DFDD" w:val="clear"/>
     </w:rPr>
   </w:style>
-  <w:style w:type="paragraph" w:styleId="Heading">
+  <w:style w:type="paragraph" w:styleId="Heading" w:customStyle="1">
     <w:name w:val="Heading"/>
     <w:basedOn w:val="Normal"/>
     <w:next w:val="BodyText"/>
@@ -5333,7 +5195,7 @@
   <w:style w:type="paragraph" w:styleId="BodyText">
     <w:name w:val="Body Text"/>
     <w:basedOn w:val="Normal"/>
-    <w:link w:val="TextoindependienteCar"/>
+    <w:link w:val="BodyTextChar"/>
     <w:uiPriority w:val="99"/>
     <w:unhideWhenUsed/>
     <w:rsid w:val="00aa1d8d"/>
@@ -5375,7 +5237,7 @@
       <w:szCs w:val="18"/>
     </w:rPr>
   </w:style>
-  <w:style w:type="paragraph" w:styleId="Index">
+  <w:style w:type="paragraph" w:styleId="Index" w:customStyle="1">
     <w:name w:val="Index"/>
     <w:basedOn w:val="Normal"/>
     <w:qFormat/>
@@ -5386,7 +5248,7 @@
       <w:rFonts w:cs="Lohit Devanagari"/>
     </w:rPr>
   </w:style>
-  <w:style w:type="paragraph" w:styleId="HeaderandFooter">
+  <w:style w:type="paragraph" w:styleId="HeaderandFooter" w:customStyle="1">
     <w:name w:val="Header and Footer"/>
     <w:basedOn w:val="Normal"/>
     <w:qFormat/>
@@ -5396,7 +5258,7 @@
   <w:style w:type="paragraph" w:styleId="Header">
     <w:name w:val="Header"/>
     <w:basedOn w:val="Normal"/>
-    <w:link w:val="EncabezadoCar"/>
+    <w:link w:val="HeaderChar"/>
     <w:uiPriority w:val="99"/>
     <w:unhideWhenUsed/>
     <w:rsid w:val="00e618bf"/>
@@ -5413,7 +5275,7 @@
   <w:style w:type="paragraph" w:styleId="Footer">
     <w:name w:val="Footer"/>
     <w:basedOn w:val="Normal"/>
-    <w:link w:val="PiedepginaCar"/>
+    <w:link w:val="FooterChar"/>
     <w:uiPriority w:val="99"/>
     <w:unhideWhenUsed/>
     <w:rsid w:val="00e618bf"/>
@@ -5434,12 +5296,13 @@
     <w:rsid w:val="00fc693f"/>
     <w:pPr>
       <w:widowControl/>
+      <w:suppressAutoHyphens w:val="true"/>
       <w:bidi w:val="0"/>
-      <w:spacing w:lineRule="auto" w:line="240" w:before="0" w:after="0"/>
+      <w:spacing w:before="0" w:after="0"/>
       <w:jc w:val="left"/>
     </w:pPr>
     <w:rPr>
-      <w:rFonts w:ascii="Cambria" w:hAnsi="Cambria" w:eastAsia="ＭＳ 明朝" w:cs="" w:asciiTheme="minorHAnsi" w:cstheme="minorBidi" w:eastAsiaTheme="minorEastAsia" w:hAnsiTheme="minorHAnsi"/>
+      <w:rFonts w:ascii="Cambria" w:hAnsi="Cambria" w:eastAsia="" w:cs="" w:asciiTheme="minorHAnsi" w:cstheme="minorBidi" w:eastAsiaTheme="minorEastAsia" w:hAnsiTheme="minorHAnsi"/>
       <w:color w:val="auto"/>
       <w:kern w:val="0"/>
       <w:sz w:val="22"/>
@@ -5451,7 +5314,7 @@
     <w:name w:val="Title"/>
     <w:basedOn w:val="Normal"/>
     <w:next w:val="Normal"/>
-    <w:link w:val="TtuloCar"/>
+    <w:link w:val="TitleChar"/>
     <w:uiPriority w:val="10"/>
     <w:qFormat/>
     <w:rsid w:val="00fc693f"/>
@@ -5463,7 +5326,7 @@
       <w:contextualSpacing/>
     </w:pPr>
     <w:rPr>
-      <w:rFonts w:ascii="Calibri" w:hAnsi="Calibri" w:eastAsia="ＭＳ ゴシック" w:cs="" w:asciiTheme="majorHAnsi" w:cstheme="majorBidi" w:eastAsiaTheme="majorEastAsia" w:hAnsiTheme="majorHAnsi"/>
+      <w:rFonts w:ascii="Calibri" w:hAnsi="Calibri" w:eastAsia="" w:cs="" w:asciiTheme="majorHAnsi" w:cstheme="majorBidi" w:eastAsiaTheme="majorEastAsia" w:hAnsiTheme="majorHAnsi"/>
       <w:color w:themeColor="text2" w:themeShade="bf" w:val="17365D"/>
       <w:spacing w:val="5"/>
       <w:kern w:val="2"/>
@@ -5475,13 +5338,13 @@
     <w:name w:val="Subtitle"/>
     <w:basedOn w:val="Normal"/>
     <w:next w:val="Normal"/>
-    <w:link w:val="SubttuloCar"/>
+    <w:link w:val="SubtitleChar"/>
     <w:uiPriority w:val="11"/>
     <w:qFormat/>
     <w:rsid w:val="00fc693f"/>
     <w:pPr/>
     <w:rPr>
-      <w:rFonts w:ascii="Calibri" w:hAnsi="Calibri" w:eastAsia="ＭＳ ゴシック" w:cs="" w:asciiTheme="majorHAnsi" w:cstheme="majorBidi" w:eastAsiaTheme="majorEastAsia" w:hAnsiTheme="majorHAnsi"/>
+      <w:rFonts w:ascii="Calibri" w:hAnsi="Calibri" w:eastAsia="" w:cs="" w:asciiTheme="majorHAnsi" w:cstheme="majorBidi" w:eastAsiaTheme="majorEastAsia" w:hAnsiTheme="majorHAnsi"/>
       <w:i/>
       <w:iCs/>
       <w:color w:themeColor="accent1" w:val="4F81BD"/>
@@ -5506,7 +5369,7 @@
   <w:style w:type="paragraph" w:styleId="BodyText2">
     <w:name w:val="Body Text 2"/>
     <w:basedOn w:val="Normal"/>
-    <w:link w:val="Textoindependiente2Car"/>
+    <w:link w:val="BodyText2Char"/>
     <w:uiPriority w:val="99"/>
     <w:unhideWhenUsed/>
     <w:qFormat/>
@@ -5519,7 +5382,7 @@
   <w:style w:type="paragraph" w:styleId="BodyText3">
     <w:name w:val="Body Text 3"/>
     <w:basedOn w:val="Normal"/>
-    <w:link w:val="Textoindependiente3Car"/>
+    <w:link w:val="BodyText3Char"/>
     <w:uiPriority w:val="99"/>
     <w:unhideWhenUsed/>
     <w:qFormat/>
@@ -5697,7 +5560,7 @@
   </w:style>
   <w:style w:type="paragraph" w:styleId="macro">
     <w:name w:val="macro"/>
-    <w:link w:val="TextomacroCar"/>
+    <w:link w:val="MacroTextChar"/>
     <w:uiPriority w:val="99"/>
     <w:unhideWhenUsed/>
     <w:qFormat/>
@@ -5714,12 +5577,13 @@
         <w:tab w:val="left" w:pos="3456" w:leader="none"/>
         <w:tab w:val="left" w:pos="4032" w:leader="none"/>
       </w:tabs>
+      <w:suppressAutoHyphens w:val="true"/>
       <w:bidi w:val="0"/>
       <w:spacing w:lineRule="auto" w:line="276" w:before="0" w:after="200"/>
       <w:jc w:val="left"/>
     </w:pPr>
     <w:rPr>
-      <w:rFonts w:ascii="Courier" w:hAnsi="Courier" w:eastAsia="ＭＳ 明朝" w:cs="" w:cstheme="minorBidi" w:eastAsiaTheme="minorEastAsia"/>
+      <w:rFonts w:ascii="Courier" w:hAnsi="Courier" w:eastAsia="" w:cs="" w:cstheme="minorBidi" w:eastAsiaTheme="minorEastAsia"/>
       <w:color w:val="auto"/>
       <w:kern w:val="0"/>
       <w:sz w:val="20"/>
@@ -5731,7 +5595,7 @@
     <w:name w:val="Quote"/>
     <w:basedOn w:val="Normal"/>
     <w:next w:val="Normal"/>
-    <w:link w:val="CitaCar"/>
+    <w:link w:val="QuoteChar"/>
     <w:uiPriority w:val="29"/>
     <w:qFormat/>
     <w:rsid w:val="00fc693f"/>
@@ -5746,7 +5610,7 @@
     <w:name w:val="Intense Quote"/>
     <w:basedOn w:val="Normal"/>
     <w:next w:val="Normal"/>
-    <w:link w:val="CitadestacadaCar"/>
+    <w:link w:val="IntenseQuoteChar"/>
     <w:uiPriority w:val="30"/>
     <w:qFormat/>
     <w:rsid w:val="00fc693f"/>
@@ -5800,7 +5664,7 @@
       <w:szCs w:val="24"/>
     </w:rPr>
   </w:style>
-  <w:style w:type="paragraph" w:styleId="FrameContents">
+  <w:style w:type="paragraph" w:styleId="FrameContents" w:customStyle="1">
     <w:name w:val="Frame Contents"/>
     <w:basedOn w:val="Normal"/>
     <w:qFormat/>
@@ -5814,7 +5678,7 @@
     <w:unhideWhenUsed/>
     <w:qFormat/>
   </w:style>
-  <w:style w:type="table" w:default="1" w:styleId="Tablanormal">
+  <w:style w:type="table" w:default="1" w:styleId="TableNormal">
     <w:name w:val="Normal Table"/>
     <w:uiPriority w:val="99"/>
     <w:semiHidden/>
@@ -5828,15 +5692,12 @@
       </w:tblCellMar>
     </w:tblPr>
   </w:style>
-  <w:style w:type="table" w:styleId="Tablaconcuadrcula">
+  <w:style w:type="table" w:styleId="TableGrid">
     <w:name w:val="Table Grid"/>
-    <w:basedOn w:val="Tablanormal"/>
+    <w:basedOn w:val="TableNormal"/>
     <w:uiPriority w:val="39"/>
     <w:qFormat/>
     <w:rsid w:val="00fc693f"/>
-    <w:pPr>
-      <w:spacing w:after="0" w:line="240" w:lineRule="auto"/>
-    </w:pPr>
     <w:tblPr>
       <w:tblBorders>
         <w:top w:val="single" w:color="auto" w:sz="4" w:space="0"/>
@@ -5848,14 +5709,11 @@
       </w:tblBorders>
     </w:tblPr>
   </w:style>
-  <w:style w:type="table" w:styleId="Sombreadoclaro">
+  <w:style w:type="table" w:styleId="LightShading">
     <w:name w:val="Light Shading"/>
-    <w:basedOn w:val="Tablanormal"/>
+    <w:basedOn w:val="TableNormal"/>
     <w:uiPriority w:val="60"/>
     <w:rsid w:val="00fc693f"/>
-    <w:pPr>
-      <w:spacing w:after="0" w:line="240" w:lineRule="auto"/>
-    </w:pPr>
     <w:rPr>
       <w:color w:themeColor="text1" w:themeShade="bf"/>
     </w:rPr>
@@ -5946,14 +5804,11 @@
       </w:tcPr>
     </w:tblStylePr>
   </w:style>
-  <w:style w:type="table" w:styleId="Sombreadoclaro-nfasis1">
+  <w:style w:type="table" w:styleId="LightShading-Accent1">
     <w:name w:val="Light Shading Accent 1"/>
-    <w:basedOn w:val="Tablanormal"/>
+    <w:basedOn w:val="TableNormal"/>
     <w:uiPriority w:val="60"/>
     <w:rsid w:val="00fc693f"/>
-    <w:pPr>
-      <w:spacing w:after="0" w:line="240" w:lineRule="auto"/>
-    </w:pPr>
     <w:rPr>
       <w:color w:themeColor="accent1" w:themeShade="bf"/>
     </w:rPr>
@@ -6044,14 +5899,11 @@
       </w:tcPr>
     </w:tblStylePr>
   </w:style>
-  <w:style w:type="table" w:styleId="Sombreadoclaro-nfasis2">
+  <w:style w:type="table" w:styleId="LightShading-Accent2">
     <w:name w:val="Light Shading Accent 2"/>
-    <w:basedOn w:val="Tablanormal"/>
+    <w:basedOn w:val="TableNormal"/>
     <w:uiPriority w:val="60"/>
     <w:rsid w:val="00fc693f"/>
-    <w:pPr>
-      <w:spacing w:after="0" w:line="240" w:lineRule="auto"/>
-    </w:pPr>
     <w:rPr>
       <w:color w:themeColor="accent2" w:themeShade="bf"/>
     </w:rPr>
@@ -6142,14 +5994,11 @@
       </w:tcPr>
     </w:tblStylePr>
   </w:style>
-  <w:style w:type="table" w:styleId="Sombreadoclaro-nfasis3">
+  <w:style w:type="table" w:styleId="LightShading-Accent3">
     <w:name w:val="Light Shading Accent 3"/>
-    <w:basedOn w:val="Tablanormal"/>
+    <w:basedOn w:val="TableNormal"/>
     <w:uiPriority w:val="60"/>
     <w:rsid w:val="00fc693f"/>
-    <w:pPr>
-      <w:spacing w:after="0" w:line="240" w:lineRule="auto"/>
-    </w:pPr>
     <w:rPr>
       <w:color w:themeColor="accent3" w:themeShade="bf"/>
     </w:rPr>
@@ -6240,14 +6089,11 @@
       </w:tcPr>
     </w:tblStylePr>
   </w:style>
-  <w:style w:type="table" w:styleId="Sombreadoclaro-nfasis4">
+  <w:style w:type="table" w:styleId="LightShading-Accent4">
     <w:name w:val="Light Shading Accent 4"/>
-    <w:basedOn w:val="Tablanormal"/>
+    <w:basedOn w:val="TableNormal"/>
     <w:uiPriority w:val="60"/>
     <w:rsid w:val="00fc693f"/>
-    <w:pPr>
-      <w:spacing w:after="0" w:line="240" w:lineRule="auto"/>
-    </w:pPr>
     <w:rPr>
       <w:color w:themeColor="accent4" w:themeShade="bf"/>
     </w:rPr>
@@ -6338,14 +6184,11 @@
       </w:tcPr>
     </w:tblStylePr>
   </w:style>
-  <w:style w:type="table" w:styleId="Sombreadoclaro-nfasis5">
+  <w:style w:type="table" w:styleId="LightShading-Accent5">
     <w:name w:val="Light Shading Accent 5"/>
-    <w:basedOn w:val="Tablanormal"/>
+    <w:basedOn w:val="TableNormal"/>
     <w:uiPriority w:val="60"/>
     <w:rsid w:val="00fc693f"/>
-    <w:pPr>
-      <w:spacing w:after="0" w:line="240" w:lineRule="auto"/>
-    </w:pPr>
     <w:rPr>
       <w:color w:themeColor="accent5" w:themeShade="bf"/>
     </w:rPr>
@@ -6436,14 +6279,11 @@
       </w:tcPr>
     </w:tblStylePr>
   </w:style>
-  <w:style w:type="table" w:styleId="Sombreadoclaro-nfasis6">
+  <w:style w:type="table" w:styleId="LightShading-Accent6">
     <w:name w:val="Light Shading Accent 6"/>
-    <w:basedOn w:val="Tablanormal"/>
+    <w:basedOn w:val="TableNormal"/>
     <w:uiPriority w:val="60"/>
     <w:rsid w:val="00fc693f"/>
-    <w:pPr>
-      <w:spacing w:after="0" w:line="240" w:lineRule="auto"/>
-    </w:pPr>
     <w:rPr>
       <w:color w:themeColor="accent6" w:themeShade="bf"/>
     </w:rPr>
@@ -6534,14 +6374,11 @@
       </w:tcPr>
     </w:tblStylePr>
   </w:style>
-  <w:style w:type="table" w:styleId="Listaclara">
+  <w:style w:type="table" w:styleId="LightList">
     <w:name w:val="Light List"/>
-    <w:basedOn w:val="Tablanormal"/>
+    <w:basedOn w:val="TableNormal"/>
     <w:uiPriority w:val="61"/>
     <w:rsid w:val="00fc693f"/>
-    <w:pPr>
-      <w:spacing w:after="0" w:line="240" w:lineRule="auto"/>
-    </w:pPr>
     <w:tblPr>
       <w:tblStyleRowBandSize w:val="1"/>
       <w:tblStyleColBandSize w:val="1"/>
@@ -6621,14 +6458,11 @@
       </w:tcPr>
     </w:tblStylePr>
   </w:style>
-  <w:style w:type="table" w:styleId="Listaclara-nfasis1">
+  <w:style w:type="table" w:styleId="LightList-Accent1">
     <w:name w:val="Light List Accent 1"/>
-    <w:basedOn w:val="Tablanormal"/>
+    <w:basedOn w:val="TableNormal"/>
     <w:uiPriority w:val="61"/>
     <w:rsid w:val="00fc693f"/>
-    <w:pPr>
-      <w:spacing w:after="0" w:line="240" w:lineRule="auto"/>
-    </w:pPr>
     <w:tblPr>
       <w:tblStyleRowBandSize w:val="1"/>
       <w:tblStyleColBandSize w:val="1"/>
@@ -6708,14 +6542,11 @@
       </w:tcPr>
     </w:tblStylePr>
   </w:style>
-  <w:style w:type="table" w:styleId="Listaclara-nfasis2">
+  <w:style w:type="table" w:styleId="LightList-Accent2">
     <w:name w:val="Light List Accent 2"/>
-    <w:basedOn w:val="Tablanormal"/>
+    <w:basedOn w:val="TableNormal"/>
     <w:uiPriority w:val="61"/>
     <w:rsid w:val="00cb0664"/>
-    <w:pPr>
-      <w:spacing w:after="0" w:line="240" w:lineRule="auto"/>
-    </w:pPr>
     <w:tblPr>
       <w:tblStyleRowBandSize w:val="1"/>
       <w:tblStyleColBandSize w:val="1"/>
@@ -6795,14 +6626,11 @@
       </w:tcPr>
     </w:tblStylePr>
   </w:style>
-  <w:style w:type="table" w:styleId="Listaclara-nfasis3">
+  <w:style w:type="table" w:styleId="LightList-Accent3">
     <w:name w:val="Light List Accent 3"/>
-    <w:basedOn w:val="Tablanormal"/>
+    <w:basedOn w:val="TableNormal"/>
     <w:uiPriority w:val="61"/>
     <w:rsid w:val="00cb0664"/>
-    <w:pPr>
-      <w:spacing w:after="0" w:line="240" w:lineRule="auto"/>
-    </w:pPr>
     <w:tblPr>
       <w:tblStyleRowBandSize w:val="1"/>
       <w:tblStyleColBandSize w:val="1"/>
@@ -6882,14 +6710,11 @@
       </w:tcPr>
     </w:tblStylePr>
   </w:style>
-  <w:style w:type="table" w:styleId="Listaclara-nfasis4">
+  <w:style w:type="table" w:styleId="LightList-Accent4">
     <w:name w:val="Light List Accent 4"/>
-    <w:basedOn w:val="Tablanormal"/>
+    <w:basedOn w:val="TableNormal"/>
     <w:uiPriority w:val="61"/>
     <w:rsid w:val="00cb0664"/>
-    <w:pPr>
-      <w:spacing w:after="0" w:line="240" w:lineRule="auto"/>
-    </w:pPr>
     <w:tblPr>
       <w:tblStyleRowBandSize w:val="1"/>
       <w:tblStyleColBandSize w:val="1"/>
@@ -6969,14 +6794,11 @@
       </w:tcPr>
     </w:tblStylePr>
   </w:style>
-  <w:style w:type="table" w:styleId="Listaclara-nfasis5">
+  <w:style w:type="table" w:styleId="LightList-Accent5">
     <w:name w:val="Light List Accent 5"/>
-    <w:basedOn w:val="Tablanormal"/>
+    <w:basedOn w:val="TableNormal"/>
     <w:uiPriority w:val="61"/>
     <w:rsid w:val="00cb0664"/>
-    <w:pPr>
-      <w:spacing w:after="0" w:line="240" w:lineRule="auto"/>
-    </w:pPr>
     <w:tblPr>
       <w:tblStyleRowBandSize w:val="1"/>
       <w:tblStyleColBandSize w:val="1"/>
@@ -7056,14 +6878,11 @@
       </w:tcPr>
     </w:tblStylePr>
   </w:style>
-  <w:style w:type="table" w:styleId="Listaclara-nfasis6">
+  <w:style w:type="table" w:styleId="LightList-Accent6">
     <w:name w:val="Light List Accent 6"/>
-    <w:basedOn w:val="Tablanormal"/>
+    <w:basedOn w:val="TableNormal"/>
     <w:uiPriority w:val="61"/>
     <w:rsid w:val="00cb0664"/>
-    <w:pPr>
-      <w:spacing w:after="0" w:line="240" w:lineRule="auto"/>
-    </w:pPr>
     <w:tblPr>
       <w:tblStyleRowBandSize w:val="1"/>
       <w:tblStyleColBandSize w:val="1"/>
@@ -7143,14 +6962,11 @@
       </w:tcPr>
     </w:tblStylePr>
   </w:style>
-  <w:style w:type="table" w:styleId="Cuadrculaclara">
+  <w:style w:type="table" w:styleId="LightGrid">
     <w:name w:val="Light Grid"/>
-    <w:basedOn w:val="Tablanormal"/>
+    <w:basedOn w:val="TableNormal"/>
     <w:uiPriority w:val="62"/>
     <w:rsid w:val="00cb0664"/>
-    <w:pPr>
-      <w:spacing w:after="0" w:line="240" w:lineRule="auto"/>
-    </w:pPr>
     <w:tblPr>
       <w:tblStyleRowBandSize w:val="1"/>
       <w:tblStyleColBandSize w:val="1"/>
@@ -7267,14 +7083,11 @@
       </w:tcPr>
     </w:tblStylePr>
   </w:style>
-  <w:style w:type="table" w:styleId="Cuadrculaclara-nfasis1">
+  <w:style w:type="table" w:styleId="LightGrid-Accent1">
     <w:name w:val="Light Grid Accent 1"/>
-    <w:basedOn w:val="Tablanormal"/>
+    <w:basedOn w:val="TableNormal"/>
     <w:uiPriority w:val="62"/>
     <w:rsid w:val="00cb0664"/>
-    <w:pPr>
-      <w:spacing w:after="0" w:line="240" w:lineRule="auto"/>
-    </w:pPr>
     <w:tblPr>
       <w:tblStyleRowBandSize w:val="1"/>
       <w:tblStyleColBandSize w:val="1"/>
@@ -7391,14 +7204,11 @@
       </w:tcPr>
     </w:tblStylePr>
   </w:style>
-  <w:style w:type="table" w:styleId="Cuadrculaclara-nfasis2">
+  <w:style w:type="table" w:styleId="LightGrid-Accent2">
     <w:name w:val="Light Grid Accent 2"/>
-    <w:basedOn w:val="Tablanormal"/>
+    <w:basedOn w:val="TableNormal"/>
     <w:uiPriority w:val="62"/>
     <w:rsid w:val="00cb0664"/>
-    <w:pPr>
-      <w:spacing w:after="0" w:line="240" w:lineRule="auto"/>
-    </w:pPr>
     <w:tblPr>
       <w:tblStyleRowBandSize w:val="1"/>
       <w:tblStyleColBandSize w:val="1"/>
@@ -7515,14 +7325,11 @@
       </w:tcPr>
     </w:tblStylePr>
   </w:style>
-  <w:style w:type="table" w:styleId="Cuadrculaclara-nfasis3">
+  <w:style w:type="table" w:styleId="LightGrid-Accent3">
     <w:name w:val="Light Grid Accent 3"/>
-    <w:basedOn w:val="Tablanormal"/>
+    <w:basedOn w:val="TableNormal"/>
     <w:uiPriority w:val="62"/>
     <w:rsid w:val="00cb0664"/>
-    <w:pPr>
-      <w:spacing w:after="0" w:line="240" w:lineRule="auto"/>
-    </w:pPr>
     <w:tblPr>
       <w:tblStyleRowBandSize w:val="1"/>
       <w:tblStyleColBandSize w:val="1"/>
@@ -7639,14 +7446,11 @@
       </w:tcPr>
     </w:tblStylePr>
   </w:style>
-  <w:style w:type="table" w:styleId="Cuadrculaclara-nfasis4">
+  <w:style w:type="table" w:styleId="LightGrid-Accent4">
     <w:name w:val="Light Grid Accent 4"/>
-    <w:basedOn w:val="Tablanormal"/>
+    <w:basedOn w:val="TableNormal"/>
     <w:uiPriority w:val="62"/>
     <w:rsid w:val="00cb0664"/>
-    <w:pPr>
-      <w:spacing w:after="0" w:line="240" w:lineRule="auto"/>
-    </w:pPr>
     <w:tblPr>
       <w:tblStyleRowBandSize w:val="1"/>
       <w:tblStyleColBandSize w:val="1"/>
@@ -7763,14 +7567,11 @@
       </w:tcPr>
     </w:tblStylePr>
   </w:style>
-  <w:style w:type="table" w:styleId="Cuadrculaclara-nfasis5">
+  <w:style w:type="table" w:styleId="LightGrid-Accent5">
     <w:name w:val="Light Grid Accent 5"/>
-    <w:basedOn w:val="Tablanormal"/>
+    <w:basedOn w:val="TableNormal"/>
     <w:uiPriority w:val="62"/>
     <w:rsid w:val="00cb0664"/>
-    <w:pPr>
-      <w:spacing w:after="0" w:line="240" w:lineRule="auto"/>
-    </w:pPr>
     <w:tblPr>
       <w:tblStyleRowBandSize w:val="1"/>
       <w:tblStyleColBandSize w:val="1"/>
@@ -7887,14 +7688,11 @@
       </w:tcPr>
     </w:tblStylePr>
   </w:style>
-  <w:style w:type="table" w:styleId="Cuadrculaclara-nfasis6">
+  <w:style w:type="table" w:styleId="LightGrid-Accent6">
     <w:name w:val="Light Grid Accent 6"/>
-    <w:basedOn w:val="Tablanormal"/>
+    <w:basedOn w:val="TableNormal"/>
     <w:uiPriority w:val="62"/>
     <w:rsid w:val="00cb0664"/>
-    <w:pPr>
-      <w:spacing w:after="0" w:line="240" w:lineRule="auto"/>
-    </w:pPr>
     <w:tblPr>
       <w:tblStyleRowBandSize w:val="1"/>
       <w:tblStyleColBandSize w:val="1"/>
@@ -8011,14 +7809,11 @@
       </w:tcPr>
     </w:tblStylePr>
   </w:style>
-  <w:style w:type="table" w:styleId="Sombreadomedio1">
+  <w:style w:type="table" w:styleId="MediumShading1">
     <w:name w:val="Medium Shading 1"/>
-    <w:basedOn w:val="Tablanormal"/>
+    <w:basedOn w:val="TableNormal"/>
     <w:uiPriority w:val="63"/>
     <w:rsid w:val="00cb0664"/>
-    <w:pPr>
-      <w:spacing w:after="0" w:line="240" w:lineRule="auto"/>
-    </w:pPr>
     <w:tblPr>
       <w:tblStyleRowBandSize w:val="1"/>
       <w:tblStyleColBandSize w:val="1"/>
@@ -8042,10 +7837,10 @@
       <w:tblPr/>
       <w:tcPr>
         <w:tcBorders>
-          <w:top w:val="single" w:color="404040" w:themeColor="text1" w:sz="8" w:space="0"/>
-          <w:left w:val="single" w:color="404040" w:themeColor="text1" w:sz="8" w:space="0"/>
-          <w:bottom w:val="single" w:color="404040" w:themeColor="text1" w:sz="8" w:space="0"/>
-          <w:right w:val="single" w:color="404040" w:themeColor="text1" w:sz="8" w:space="0"/>
+          <w:top w:val="single" w:color="000000" w:themeColor="text1" w:sz="8" w:space="0"/>
+          <w:left w:val="single" w:color="000000" w:themeColor="text1" w:sz="8" w:space="0"/>
+          <w:bottom w:val="single" w:color="000000" w:themeColor="text1" w:sz="8" w:space="0"/>
+          <w:right w:val="single" w:color="000000" w:themeColor="text1" w:sz="8" w:space="0"/>
           <w:insideH w:val="nil"/>
           <w:insideV w:val="nil"/>
         </w:tcBorders>
@@ -8063,10 +7858,10 @@
       <w:tblPr/>
       <w:tcPr>
         <w:tcBorders>
-          <w:top w:val="double" w:color="404040" w:themeColor="text1" w:sz="6" w:space="0"/>
-          <w:left w:val="single" w:color="404040" w:themeColor="text1" w:sz="8" w:space="0"/>
-          <w:bottom w:val="single" w:color="404040" w:themeColor="text1" w:sz="8" w:space="0"/>
-          <w:right w:val="single" w:color="404040" w:themeColor="text1" w:sz="8" w:space="0"/>
+          <w:top w:val="double" w:color="000000" w:themeColor="text1" w:sz="6" w:space="0"/>
+          <w:left w:val="single" w:color="000000" w:themeColor="text1" w:sz="8" w:space="0"/>
+          <w:bottom w:val="single" w:color="000000" w:themeColor="text1" w:sz="8" w:space="0"/>
+          <w:right w:val="single" w:color="000000" w:themeColor="text1" w:sz="8" w:space="0"/>
           <w:insideH w:val="nil"/>
           <w:insideV w:val="nil"/>
         </w:tcBorders>
@@ -8112,14 +7907,11 @@
       </w:tcPr>
     </w:tblStylePr>
   </w:style>
-  <w:style w:type="table" w:styleId="Sombreadomedio1-nfasis1">
+  <w:style w:type="table" w:styleId="MediumShading1-Accent1">
     <w:name w:val="Medium Shading 1 Accent 1"/>
-    <w:basedOn w:val="Tablanormal"/>
+    <w:basedOn w:val="TableNormal"/>
     <w:uiPriority w:val="63"/>
     <w:rsid w:val="00cb0664"/>
-    <w:pPr>
-      <w:spacing w:after="0" w:line="240" w:lineRule="auto"/>
-    </w:pPr>
     <w:tblPr>
       <w:tblStyleRowBandSize w:val="1"/>
       <w:tblStyleColBandSize w:val="1"/>
@@ -8143,10 +7935,10 @@
       <w:tblPr/>
       <w:tcPr>
         <w:tcBorders>
-          <w:top w:val="single" w:color="7BA0CD" w:themeColor="accent1" w:sz="8" w:space="0"/>
-          <w:left w:val="single" w:color="7BA0CD" w:themeColor="accent1" w:sz="8" w:space="0"/>
-          <w:bottom w:val="single" w:color="7BA0CD" w:themeColor="accent1" w:sz="8" w:space="0"/>
-          <w:right w:val="single" w:color="7BA0CD" w:themeColor="accent1" w:sz="8" w:space="0"/>
+          <w:top w:val="single" w:color="4F81BD" w:themeColor="accent1" w:sz="8" w:space="0"/>
+          <w:left w:val="single" w:color="4F81BD" w:themeColor="accent1" w:sz="8" w:space="0"/>
+          <w:bottom w:val="single" w:color="4F81BD" w:themeColor="accent1" w:sz="8" w:space="0"/>
+          <w:right w:val="single" w:color="4F81BD" w:themeColor="accent1" w:sz="8" w:space="0"/>
           <w:insideH w:val="nil"/>
           <w:insideV w:val="nil"/>
         </w:tcBorders>
@@ -8164,10 +7956,10 @@
       <w:tblPr/>
       <w:tcPr>
         <w:tcBorders>
-          <w:top w:val="double" w:color="7BA0CD" w:themeColor="accent1" w:sz="6" w:space="0"/>
-          <w:left w:val="single" w:color="7BA0CD" w:themeColor="accent1" w:sz="8" w:space="0"/>
-          <w:bottom w:val="single" w:color="7BA0CD" w:themeColor="accent1" w:sz="8" w:space="0"/>
-          <w:right w:val="single" w:color="7BA0CD" w:themeColor="accent1" w:sz="8" w:space="0"/>
+          <w:top w:val="double" w:color="4F81BD" w:themeColor="accent1" w:sz="6" w:space="0"/>
+          <w:left w:val="single" w:color="4F81BD" w:themeColor="accent1" w:sz="8" w:space="0"/>
+          <w:bottom w:val="single" w:color="4F81BD" w:themeColor="accent1" w:sz="8" w:space="0"/>
+          <w:right w:val="single" w:color="4F81BD" w:themeColor="accent1" w:sz="8" w:space="0"/>
           <w:insideH w:val="nil"/>
           <w:insideV w:val="nil"/>
         </w:tcBorders>
@@ -8213,14 +8005,11 @@
       </w:tcPr>
     </w:tblStylePr>
   </w:style>
-  <w:style w:type="table" w:styleId="Sombreadomedio1-nfasis2">
+  <w:style w:type="table" w:styleId="MediumShading1-Accent2">
     <w:name w:val="Medium Shading 1 Accent 2"/>
-    <w:basedOn w:val="Tablanormal"/>
+    <w:basedOn w:val="TableNormal"/>
     <w:uiPriority w:val="63"/>
     <w:rsid w:val="00cb0664"/>
-    <w:pPr>
-      <w:spacing w:after="0" w:line="240" w:lineRule="auto"/>
-    </w:pPr>
     <w:tblPr>
       <w:tblStyleRowBandSize w:val="1"/>
       <w:tblStyleColBandSize w:val="1"/>
@@ -8244,10 +8033,10 @@
       <w:tblPr/>
       <w:tcPr>
         <w:tcBorders>
-          <w:top w:val="single" w:color="CF7B79" w:themeColor="accent2" w:sz="8" w:space="0"/>
-          <w:left w:val="single" w:color="CF7B79" w:themeColor="accent2" w:sz="8" w:space="0"/>
-          <w:bottom w:val="single" w:color="CF7B79" w:themeColor="accent2" w:sz="8" w:space="0"/>
-          <w:right w:val="single" w:color="CF7B79" w:themeColor="accent2" w:sz="8" w:space="0"/>
+          <w:top w:val="single" w:color="C0504D" w:themeColor="accent2" w:sz="8" w:space="0"/>
+          <w:left w:val="single" w:color="C0504D" w:themeColor="accent2" w:sz="8" w:space="0"/>
+          <w:bottom w:val="single" w:color="C0504D" w:themeColor="accent2" w:sz="8" w:space="0"/>
+          <w:right w:val="single" w:color="C0504D" w:themeColor="accent2" w:sz="8" w:space="0"/>
           <w:insideH w:val="nil"/>
           <w:insideV w:val="nil"/>
         </w:tcBorders>
@@ -8265,10 +8054,10 @@
       <w:tblPr/>
       <w:tcPr>
         <w:tcBorders>
-          <w:top w:val="double" w:color="CF7B79" w:themeColor="accent2" w:sz="6" w:space="0"/>
-          <w:left w:val="single" w:color="CF7B79" w:themeColor="accent2" w:sz="8" w:space="0"/>
-          <w:bottom w:val="single" w:color="CF7B79" w:themeColor="accent2" w:sz="8" w:space="0"/>
-          <w:right w:val="single" w:color="CF7B79" w:themeColor="accent2" w:sz="8" w:space="0"/>
+          <w:top w:val="double" w:color="C0504D" w:themeColor="accent2" w:sz="6" w:space="0"/>
+          <w:left w:val="single" w:color="C0504D" w:themeColor="accent2" w:sz="8" w:space="0"/>
+          <w:bottom w:val="single" w:color="C0504D" w:themeColor="accent2" w:sz="8" w:space="0"/>
+          <w:right w:val="single" w:color="C0504D" w:themeColor="accent2" w:sz="8" w:space="0"/>
           <w:insideH w:val="nil"/>
           <w:insideV w:val="nil"/>
         </w:tcBorders>
@@ -8314,14 +8103,11 @@
       </w:tcPr>
     </w:tblStylePr>
   </w:style>
-  <w:style w:type="table" w:styleId="Sombreadomedio1-nfasis3">
+  <w:style w:type="table" w:styleId="MediumShading1-Accent3">
     <w:name w:val="Medium Shading 1 Accent 3"/>
-    <w:basedOn w:val="Tablanormal"/>
+    <w:basedOn w:val="TableNormal"/>
     <w:uiPriority w:val="63"/>
     <w:rsid w:val="00cb0664"/>
-    <w:pPr>
-      <w:spacing w:after="0" w:line="240" w:lineRule="auto"/>
-    </w:pPr>
     <w:tblPr>
       <w:tblStyleRowBandSize w:val="1"/>
       <w:tblStyleColBandSize w:val="1"/>
@@ -8345,10 +8131,10 @@
       <w:tblPr/>
       <w:tcPr>
         <w:tcBorders>
-          <w:top w:val="single" w:color="B3CC82" w:themeColor="accent3" w:sz="8" w:space="0"/>
-          <w:left w:val="single" w:color="B3CC82" w:themeColor="accent3" w:sz="8" w:space="0"/>
-          <w:bottom w:val="single" w:color="B3CC82" w:themeColor="accent3" w:sz="8" w:space="0"/>
-          <w:right w:val="single" w:color="B3CC82" w:themeColor="accent3" w:sz="8" w:space="0"/>
+          <w:top w:val="single" w:color="9BBB59" w:themeColor="accent3" w:sz="8" w:space="0"/>
+          <w:left w:val="single" w:color="9BBB59" w:themeColor="accent3" w:sz="8" w:space="0"/>
+          <w:bottom w:val="single" w:color="9BBB59" w:themeColor="accent3" w:sz="8" w:space="0"/>
+          <w:right w:val="single" w:color="9BBB59" w:themeColor="accent3" w:sz="8" w:space="0"/>
           <w:insideH w:val="nil"/>
           <w:insideV w:val="nil"/>
         </w:tcBorders>
@@ -8366,10 +8152,10 @@
       <w:tblPr/>
       <w:tcPr>
         <w:tcBorders>
-          <w:top w:val="double" w:color="B3CC82" w:themeColor="accent3" w:sz="6" w:space="0"/>
-          <w:left w:val="single" w:color="B3CC82" w:themeColor="accent3" w:sz="8" w:space="0"/>
-          <w:bottom w:val="single" w:color="B3CC82" w:themeColor="accent3" w:sz="8" w:space="0"/>
-          <w:right w:val="single" w:color="B3CC82" w:themeColor="accent3" w:sz="8" w:space="0"/>
+          <w:top w:val="double" w:color="9BBB59" w:themeColor="accent3" w:sz="6" w:space="0"/>
+          <w:left w:val="single" w:color="9BBB59" w:themeColor="accent3" w:sz="8" w:space="0"/>
+          <w:bottom w:val="single" w:color="9BBB59" w:themeColor="accent3" w:sz="8" w:space="0"/>
+          <w:right w:val="single" w:color="9BBB59" w:themeColor="accent3" w:sz="8" w:space="0"/>
           <w:insideH w:val="nil"/>
           <w:insideV w:val="nil"/>
         </w:tcBorders>
@@ -8415,14 +8201,11 @@
       </w:tcPr>
     </w:tblStylePr>
   </w:style>
-  <w:style w:type="table" w:styleId="Sombreadomedio1-nfasis4">
+  <w:style w:type="table" w:styleId="MediumShading1-Accent4">
     <w:name w:val="Medium Shading 1 Accent 4"/>
-    <w:basedOn w:val="Tablanormal"/>
+    <w:basedOn w:val="TableNormal"/>
     <w:uiPriority w:val="63"/>
     <w:rsid w:val="00cb0664"/>
-    <w:pPr>
-      <w:spacing w:after="0" w:line="240" w:lineRule="auto"/>
-    </w:pPr>
     <w:tblPr>
       <w:tblStyleRowBandSize w:val="1"/>
       <w:tblStyleColBandSize w:val="1"/>
@@ -8446,10 +8229,10 @@
       <w:tblPr/>
       <w:tcPr>
         <w:tcBorders>
-          <w:top w:val="single" w:color="9F8AB9" w:themeColor="accent4" w:sz="8" w:space="0"/>
-          <w:left w:val="single" w:color="9F8AB9" w:themeColor="accent4" w:sz="8" w:space="0"/>
-          <w:bottom w:val="single" w:color="9F8AB9" w:themeColor="accent4" w:sz="8" w:space="0"/>
-          <w:right w:val="single" w:color="9F8AB9" w:themeColor="accent4" w:sz="8" w:space="0"/>
+          <w:top w:val="single" w:color="8064A2" w:themeColor="accent4" w:sz="8" w:space="0"/>
+          <w:left w:val="single" w:color="8064A2" w:themeColor="accent4" w:sz="8" w:space="0"/>
+          <w:bottom w:val="single" w:color="8064A2" w:themeColor="accent4" w:sz="8" w:space="0"/>
+          <w:right w:val="single" w:color="8064A2" w:themeColor="accent4" w:sz="8" w:space="0"/>
           <w:insideH w:val="nil"/>
           <w:insideV w:val="nil"/>
         </w:tcBorders>
@@ -8467,10 +8250,10 @@
       <w:tblPr/>
       <w:tcPr>
         <w:tcBorders>
-          <w:top w:val="double" w:color="9F8AB9" w:themeColor="accent4" w:sz="6" w:space="0"/>
-          <w:left w:val="single" w:color="9F8AB9" w:themeColor="accent4" w:sz="8" w:space="0"/>
-          <w:bottom w:val="single" w:color="9F8AB9" w:themeColor="accent4" w:sz="8" w:space="0"/>
-          <w:right w:val="single" w:color="9F8AB9" w:themeColor="accent4" w:sz="8" w:space="0"/>
+          <w:top w:val="double" w:color="8064A2" w:themeColor="accent4" w:sz="6" w:space="0"/>
+          <w:left w:val="single" w:color="8064A2" w:themeColor="accent4" w:sz="8" w:space="0"/>
+          <w:bottom w:val="single" w:color="8064A2" w:themeColor="accent4" w:sz="8" w:space="0"/>
+          <w:right w:val="single" w:color="8064A2" w:themeColor="accent4" w:sz="8" w:space="0"/>
           <w:insideH w:val="nil"/>
           <w:insideV w:val="nil"/>
         </w:tcBorders>
@@ -8516,14 +8299,11 @@
       </w:tcPr>
     </w:tblStylePr>
   </w:style>
-  <w:style w:type="table" w:styleId="Sombreadomedio1-nfasis5">
+  <w:style w:type="table" w:styleId="MediumShading1-Accent5">
     <w:name w:val="Medium Shading 1 Accent 5"/>
-    <w:basedOn w:val="Tablanormal"/>
+    <w:basedOn w:val="TableNormal"/>
     <w:uiPriority w:val="63"/>
     <w:rsid w:val="00cb0664"/>
-    <w:pPr>
-      <w:spacing w:after="0" w:line="240" w:lineRule="auto"/>
-    </w:pPr>
     <w:tblPr>
       <w:tblStyleRowBandSize w:val="1"/>
       <w:tblStyleColBandSize w:val="1"/>
@@ -8547,10 +8327,10 @@
       <w:tblPr/>
       <w:tcPr>
         <w:tcBorders>
-          <w:top w:val="single" w:color="78C0D4" w:themeColor="accent5" w:sz="8" w:space="0"/>
-          <w:left w:val="single" w:color="78C0D4" w:themeColor="accent5" w:sz="8" w:space="0"/>
-          <w:bottom w:val="single" w:color="78C0D4" w:themeColor="accent5" w:sz="8" w:space="0"/>
-          <w:right w:val="single" w:color="78C0D4" w:themeColor="accent5" w:sz="8" w:space="0"/>
+          <w:top w:val="single" w:color="4BACC6" w:themeColor="accent5" w:sz="8" w:space="0"/>
+          <w:left w:val="single" w:color="4BACC6" w:themeColor="accent5" w:sz="8" w:space="0"/>
+          <w:bottom w:val="single" w:color="4BACC6" w:themeColor="accent5" w:sz="8" w:space="0"/>
+          <w:right w:val="single" w:color="4BACC6" w:themeColor="accent5" w:sz="8" w:space="0"/>
           <w:insideH w:val="nil"/>
           <w:insideV w:val="nil"/>
         </w:tcBorders>
@@ -8568,10 +8348,10 @@
       <w:tblPr/>
       <w:tcPr>
         <w:tcBorders>
-          <w:top w:val="double" w:color="78C0D4" w:themeColor="accent5" w:sz="6" w:space="0"/>
-          <w:left w:val="single" w:color="78C0D4" w:themeColor="accent5" w:sz="8" w:space="0"/>
-          <w:bottom w:val="single" w:color="78C0D4" w:themeColor="accent5" w:sz="8" w:space="0"/>
-          <w:right w:val="single" w:color="78C0D4" w:themeColor="accent5" w:sz="8" w:space="0"/>
+          <w:top w:val="double" w:color="4BACC6" w:themeColor="accent5" w:sz="6" w:space="0"/>
+          <w:left w:val="single" w:color="4BACC6" w:themeColor="accent5" w:sz="8" w:space="0"/>
+          <w:bottom w:val="single" w:color="4BACC6" w:themeColor="accent5" w:sz="8" w:space="0"/>
+          <w:right w:val="single" w:color="4BACC6" w:themeColor="accent5" w:sz="8" w:space="0"/>
           <w:insideH w:val="nil"/>
           <w:insideV w:val="nil"/>
         </w:tcBorders>
@@ -8617,14 +8397,11 @@
       </w:tcPr>
     </w:tblStylePr>
   </w:style>
-  <w:style w:type="table" w:styleId="Sombreadomedio1-nfasis6">
+  <w:style w:type="table" w:styleId="MediumShading1-Accent6">
     <w:name w:val="Medium Shading 1 Accent 6"/>
-    <w:basedOn w:val="Tablanormal"/>
+    <w:basedOn w:val="TableNormal"/>
     <w:uiPriority w:val="63"/>
     <w:rsid w:val="00cb0664"/>
-    <w:pPr>
-      <w:spacing w:after="0" w:line="240" w:lineRule="auto"/>
-    </w:pPr>
     <w:tblPr>
       <w:tblStyleRowBandSize w:val="1"/>
       <w:tblStyleColBandSize w:val="1"/>
@@ -8648,10 +8425,10 @@
       <w:tblPr/>
       <w:tcPr>
         <w:tcBorders>
-          <w:top w:val="single" w:color="F9B074" w:themeColor="accent6" w:sz="8" w:space="0"/>
-          <w:left w:val="single" w:color="F9B074" w:themeColor="accent6" w:sz="8" w:space="0"/>
-          <w:bottom w:val="single" w:color="F9B074" w:themeColor="accent6" w:sz="8" w:space="0"/>
-          <w:right w:val="single" w:color="F9B074" w:themeColor="accent6" w:sz="8" w:space="0"/>
+          <w:top w:val="single" w:color="F79646" w:themeColor="accent6" w:sz="8" w:space="0"/>
+          <w:left w:val="single" w:color="F79646" w:themeColor="accent6" w:sz="8" w:space="0"/>
+          <w:bottom w:val="single" w:color="F79646" w:themeColor="accent6" w:sz="8" w:space="0"/>
+          <w:right w:val="single" w:color="F79646" w:themeColor="accent6" w:sz="8" w:space="0"/>
           <w:insideH w:val="nil"/>
           <w:insideV w:val="nil"/>
         </w:tcBorders>
@@ -8669,10 +8446,10 @@
       <w:tblPr/>
       <w:tcPr>
         <w:tcBorders>
-          <w:top w:val="double" w:color="F9B074" w:themeColor="accent6" w:sz="6" w:space="0"/>
-          <w:left w:val="single" w:color="F9B074" w:themeColor="accent6" w:sz="8" w:space="0"/>
-          <w:bottom w:val="single" w:color="F9B074" w:themeColor="accent6" w:sz="8" w:space="0"/>
-          <w:right w:val="single" w:color="F9B074" w:themeColor="accent6" w:sz="8" w:space="0"/>
+          <w:top w:val="double" w:color="F79646" w:themeColor="accent6" w:sz="6" w:space="0"/>
+          <w:left w:val="single" w:color="F79646" w:themeColor="accent6" w:sz="8" w:space="0"/>
+          <w:bottom w:val="single" w:color="F79646" w:themeColor="accent6" w:sz="8" w:space="0"/>
+          <w:right w:val="single" w:color="F79646" w:themeColor="accent6" w:sz="8" w:space="0"/>
           <w:insideH w:val="nil"/>
           <w:insideV w:val="nil"/>
         </w:tcBorders>
@@ -8718,14 +8495,11 @@
       </w:tcPr>
     </w:tblStylePr>
   </w:style>
-  <w:style w:type="table" w:styleId="Sombreadomedio2">
+  <w:style w:type="table" w:styleId="MediumShading2">
     <w:name w:val="Medium Shading 2"/>
-    <w:basedOn w:val="Tablanormal"/>
+    <w:basedOn w:val="TableNormal"/>
     <w:uiPriority w:val="64"/>
     <w:rsid w:val="00cb0664"/>
-    <w:pPr>
-      <w:spacing w:after="0" w:line="240" w:lineRule="auto"/>
-    </w:pPr>
     <w:tblPr>
       <w:tblStyleRowBandSize w:val="1"/>
       <w:tblStyleColBandSize w:val="1"/>
@@ -8760,7 +8534,6 @@
       <w:pPr>
         <w:spacing w:before="0" w:after="0" w:line="240" w:lineRule="auto"/>
       </w:pPr>
-      <w:rPr/>
       <w:tblPr/>
       <w:tcPr>
         <w:tcBorders>
@@ -8858,14 +8631,11 @@
       </w:tcPr>
     </w:tblStylePr>
   </w:style>
-  <w:style w:type="table" w:styleId="Sombreadomedio2-nfasis1">
+  <w:style w:type="table" w:styleId="MediumShading2-Accent1">
     <w:name w:val="Medium Shading 2 Accent 1"/>
-    <w:basedOn w:val="Tablanormal"/>
+    <w:basedOn w:val="TableNormal"/>
     <w:uiPriority w:val="64"/>
     <w:rsid w:val="00cb0664"/>
-    <w:pPr>
-      <w:spacing w:after="0" w:line="240" w:lineRule="auto"/>
-    </w:pPr>
     <w:tblPr>
       <w:tblStyleRowBandSize w:val="1"/>
       <w:tblStyleColBandSize w:val="1"/>
@@ -8900,7 +8670,6 @@
       <w:pPr>
         <w:spacing w:before="0" w:after="0" w:line="240" w:lineRule="auto"/>
       </w:pPr>
-      <w:rPr/>
       <w:tblPr/>
       <w:tcPr>
         <w:tcBorders>
@@ -8998,14 +8767,11 @@
       </w:tcPr>
     </w:tblStylePr>
   </w:style>
-  <w:style w:type="table" w:styleId="Sombreadomedio2-nfasis2">
+  <w:style w:type="table" w:styleId="MediumShading2-Accent2">
     <w:name w:val="Medium Shading 2 Accent 2"/>
-    <w:basedOn w:val="Tablanormal"/>
+    <w:basedOn w:val="TableNormal"/>
     <w:uiPriority w:val="64"/>
     <w:rsid w:val="00cb0664"/>
-    <w:pPr>
-      <w:spacing w:after="0" w:line="240" w:lineRule="auto"/>
-    </w:pPr>
     <w:tblPr>
       <w:tblStyleRowBandSize w:val="1"/>
       <w:tblStyleColBandSize w:val="1"/>
@@ -9040,7 +8806,6 @@
       <w:pPr>
         <w:spacing w:before="0" w:after="0" w:line="240" w:lineRule="auto"/>
       </w:pPr>
-      <w:rPr/>
       <w:tblPr/>
       <w:tcPr>
         <w:tcBorders>
@@ -9138,14 +8903,11 @@
       </w:tcPr>
     </w:tblStylePr>
   </w:style>
-  <w:style w:type="table" w:styleId="Sombreadomedio2-nfasis3">
+  <w:style w:type="table" w:styleId="MediumShading2-Accent3">
     <w:name w:val="Medium Shading 2 Accent 3"/>
-    <w:basedOn w:val="Tablanormal"/>
+    <w:basedOn w:val="TableNormal"/>
     <w:uiPriority w:val="64"/>
     <w:rsid w:val="00cb0664"/>
-    <w:pPr>
-      <w:spacing w:after="0" w:line="240" w:lineRule="auto"/>
-    </w:pPr>
     <w:tblPr>
       <w:tblStyleRowBandSize w:val="1"/>
       <w:tblStyleColBandSize w:val="1"/>
@@ -9180,7 +8942,6 @@
       <w:pPr>
         <w:spacing w:before="0" w:after="0" w:line="240" w:lineRule="auto"/>
       </w:pPr>
-      <w:rPr/>
       <w:tblPr/>
       <w:tcPr>
         <w:tcBorders>
@@ -9278,14 +9039,11 @@
       </w:tcPr>
     </w:tblStylePr>
   </w:style>
-  <w:style w:type="table" w:styleId="Sombreadomedio2-nfasis4">
+  <w:style w:type="table" w:styleId="MediumShading2-Accent4">
     <w:name w:val="Medium Shading 2 Accent 4"/>
-    <w:basedOn w:val="Tablanormal"/>
+    <w:basedOn w:val="TableNormal"/>
     <w:uiPriority w:val="64"/>
     <w:rsid w:val="00cb0664"/>
-    <w:pPr>
-      <w:spacing w:after="0" w:line="240" w:lineRule="auto"/>
-    </w:pPr>
     <w:tblPr>
       <w:tblStyleRowBandSize w:val="1"/>
       <w:tblStyleColBandSize w:val="1"/>
@@ -9320,7 +9078,6 @@
       <w:pPr>
         <w:spacing w:before="0" w:after="0" w:line="240" w:lineRule="auto"/>
       </w:pPr>
-      <w:rPr/>
       <w:tblPr/>
       <w:tcPr>
         <w:tcBorders>
@@ -9418,14 +9175,11 @@
       </w:tcPr>
     </w:tblStylePr>
   </w:style>
-  <w:style w:type="table" w:styleId="Sombreadomedio2-nfasis5">
+  <w:style w:type="table" w:styleId="MediumShading2-Accent5">
     <w:name w:val="Medium Shading 2 Accent 5"/>
-    <w:basedOn w:val="Tablanormal"/>
+    <w:basedOn w:val="TableNormal"/>
     <w:uiPriority w:val="64"/>
     <w:rsid w:val="00cb0664"/>
-    <w:pPr>
-      <w:spacing w:after="0" w:line="240" w:lineRule="auto"/>
-    </w:pPr>
     <w:tblPr>
       <w:tblStyleRowBandSize w:val="1"/>
       <w:tblStyleColBandSize w:val="1"/>
@@ -9460,7 +9214,6 @@
       <w:pPr>
         <w:spacing w:before="0" w:after="0" w:line="240" w:lineRule="auto"/>
       </w:pPr>
-      <w:rPr/>
       <w:tblPr/>
       <w:tcPr>
         <w:tcBorders>
@@ -9558,14 +9311,11 @@
       </w:tcPr>
     </w:tblStylePr>
   </w:style>
-  <w:style w:type="table" w:styleId="Sombreadomedio2-nfasis6">
+  <w:style w:type="table" w:styleId="MediumShading2-Accent6">
     <w:name w:val="Medium Shading 2 Accent 6"/>
-    <w:basedOn w:val="Tablanormal"/>
+    <w:basedOn w:val="TableNormal"/>
     <w:uiPriority w:val="64"/>
     <w:rsid w:val="00cb0664"/>
-    <w:pPr>
-      <w:spacing w:after="0" w:line="240" w:lineRule="auto"/>
-    </w:pPr>
     <w:tblPr>
       <w:tblStyleRowBandSize w:val="1"/>
       <w:tblStyleColBandSize w:val="1"/>
@@ -9600,7 +9350,6 @@
       <w:pPr>
         <w:spacing w:before="0" w:after="0" w:line="240" w:lineRule="auto"/>
       </w:pPr>
-      <w:rPr/>
       <w:tblPr/>
       <w:tcPr>
         <w:tcBorders>
@@ -9698,14 +9447,11 @@
       </w:tcPr>
     </w:tblStylePr>
   </w:style>
-  <w:style w:type="table" w:styleId="Listamedia1">
+  <w:style w:type="table" w:styleId="MediumList1">
     <w:name w:val="Medium List 1"/>
-    <w:basedOn w:val="Tablanormal"/>
+    <w:basedOn w:val="TableNormal"/>
     <w:uiPriority w:val="65"/>
     <w:rsid w:val="00cb0664"/>
-    <w:pPr>
-      <w:spacing w:after="0" w:line="240" w:lineRule="auto"/>
-    </w:pPr>
     <w:rPr>
       <w:color w:themeColor="text1"/>
     </w:rPr>
@@ -9776,14 +9522,11 @@
       </w:tcPr>
     </w:tblStylePr>
   </w:style>
-  <w:style w:type="table" w:styleId="Listamedia1-nfasis1">
+  <w:style w:type="table" w:styleId="MediumList1-Accent1">
     <w:name w:val="Medium List 1 Accent 1"/>
-    <w:basedOn w:val="Tablanormal"/>
+    <w:basedOn w:val="TableNormal"/>
     <w:uiPriority w:val="65"/>
     <w:rsid w:val="00cb0664"/>
-    <w:pPr>
-      <w:spacing w:after="0" w:line="240" w:lineRule="auto"/>
-    </w:pPr>
     <w:rPr>
       <w:color w:themeColor="text1"/>
     </w:rPr>
@@ -9854,14 +9597,11 @@
       </w:tcPr>
     </w:tblStylePr>
   </w:style>
-  <w:style w:type="table" w:styleId="Listamedia1-nfasis2">
+  <w:style w:type="table" w:styleId="MediumList1-Accent2">
     <w:name w:val="Medium List 1 Accent 2"/>
-    <w:basedOn w:val="Tablanormal"/>
+    <w:basedOn w:val="TableNormal"/>
     <w:uiPriority w:val="65"/>
     <w:rsid w:val="00cb0664"/>
-    <w:pPr>
-      <w:spacing w:after="0" w:line="240" w:lineRule="auto"/>
-    </w:pPr>
     <w:rPr>
       <w:color w:themeColor="text1"/>
     </w:rPr>
@@ -9932,14 +9672,11 @@
       </w:tcPr>
     </w:tblStylePr>
   </w:style>
-  <w:style w:type="table" w:styleId="Listamedia1-nfasis3">
+  <w:style w:type="table" w:styleId="MediumList1-Accent3">
     <w:name w:val="Medium List 1 Accent 3"/>
-    <w:basedOn w:val="Tablanormal"/>
+    <w:basedOn w:val="TableNormal"/>
     <w:uiPriority w:val="65"/>
     <w:rsid w:val="00cb0664"/>
-    <w:pPr>
-      <w:spacing w:after="0" w:line="240" w:lineRule="auto"/>
-    </w:pPr>
     <w:rPr>
       <w:color w:themeColor="text1"/>
     </w:rPr>
@@ -10010,14 +9747,11 @@
       </w:tcPr>
     </w:tblStylePr>
   </w:style>
-  <w:style w:type="table" w:styleId="Listamedia1-nfasis4">
+  <w:style w:type="table" w:styleId="MediumList1-Accent4">
     <w:name w:val="Medium List 1 Accent 4"/>
-    <w:basedOn w:val="Tablanormal"/>
+    <w:basedOn w:val="TableNormal"/>
     <w:uiPriority w:val="65"/>
     <w:rsid w:val="00cb0664"/>
-    <w:pPr>
-      <w:spacing w:after="0" w:line="240" w:lineRule="auto"/>
-    </w:pPr>
     <w:rPr>
       <w:color w:themeColor="text1"/>
     </w:rPr>
@@ -10088,14 +9822,11 @@
       </w:tcPr>
     </w:tblStylePr>
   </w:style>
-  <w:style w:type="table" w:styleId="Listamedia1-nfasis5">
+  <w:style w:type="table" w:styleId="MediumList1-Accent5">
     <w:name w:val="Medium List 1 Accent 5"/>
-    <w:basedOn w:val="Tablanormal"/>
+    <w:basedOn w:val="TableNormal"/>
     <w:uiPriority w:val="65"/>
     <w:rsid w:val="00cb0664"/>
-    <w:pPr>
-      <w:spacing w:after="0" w:line="240" w:lineRule="auto"/>
-    </w:pPr>
     <w:rPr>
       <w:color w:themeColor="text1"/>
     </w:rPr>
@@ -10166,14 +9897,11 @@
       </w:tcPr>
     </w:tblStylePr>
   </w:style>
-  <w:style w:type="table" w:styleId="Listamedia1-nfasis6">
+  <w:style w:type="table" w:styleId="MediumList1-Accent6">
     <w:name w:val="Medium List 1 Accent 6"/>
-    <w:basedOn w:val="Tablanormal"/>
+    <w:basedOn w:val="TableNormal"/>
     <w:uiPriority w:val="65"/>
     <w:rsid w:val="00cb0664"/>
-    <w:pPr>
-      <w:spacing w:after="0" w:line="240" w:lineRule="auto"/>
-    </w:pPr>
     <w:rPr>
       <w:color w:themeColor="text1"/>
     </w:rPr>
@@ -10244,14 +9972,11 @@
       </w:tcPr>
     </w:tblStylePr>
   </w:style>
-  <w:style w:type="table" w:styleId="Listamedia2">
+  <w:style w:type="table" w:styleId="MediumList2">
     <w:name w:val="Medium List 2"/>
-    <w:basedOn w:val="Tablanormal"/>
+    <w:basedOn w:val="TableNormal"/>
     <w:uiPriority w:val="66"/>
     <w:rsid w:val="00cb0664"/>
-    <w:pPr>
-      <w:spacing w:after="0" w:line="240" w:lineRule="auto"/>
-    </w:pPr>
     <w:rPr>
       <w:rFonts w:asciiTheme="majorHAnsi" w:hAnsiTheme="majorHAnsi" w:eastAsiaTheme="majorEastAsia" w:cstheme="majorBidi"/>
       <w:color w:themeColor="text1"/>
@@ -10365,14 +10090,11 @@
       </w:tcPr>
     </w:tblStylePr>
   </w:style>
-  <w:style w:type="table" w:styleId="Listamedia2-nfasis1">
+  <w:style w:type="table" w:styleId="MediumList2-Accent1">
     <w:name w:val="Medium List 2 Accent 1"/>
-    <w:basedOn w:val="Tablanormal"/>
+    <w:basedOn w:val="TableNormal"/>
     <w:uiPriority w:val="66"/>
     <w:rsid w:val="00cb0664"/>
-    <w:pPr>
-      <w:spacing w:after="0" w:line="240" w:lineRule="auto"/>
-    </w:pPr>
     <w:rPr>
       <w:rFonts w:asciiTheme="majorHAnsi" w:hAnsiTheme="majorHAnsi" w:eastAsiaTheme="majorEastAsia" w:cstheme="majorBidi"/>
       <w:color w:themeColor="text1"/>
@@ -10486,14 +10208,11 @@
       </w:tcPr>
     </w:tblStylePr>
   </w:style>
-  <w:style w:type="table" w:styleId="Listamedia2-nfasis2">
+  <w:style w:type="table" w:styleId="MediumList2-Accent2">
     <w:name w:val="Medium List 2 Accent 2"/>
-    <w:basedOn w:val="Tablanormal"/>
+    <w:basedOn w:val="TableNormal"/>
     <w:uiPriority w:val="66"/>
     <w:rsid w:val="00cb0664"/>
-    <w:pPr>
-      <w:spacing w:after="0" w:line="240" w:lineRule="auto"/>
-    </w:pPr>
     <w:rPr>
       <w:rFonts w:asciiTheme="majorHAnsi" w:hAnsiTheme="majorHAnsi" w:eastAsiaTheme="majorEastAsia" w:cstheme="majorBidi"/>
       <w:color w:themeColor="text1"/>
@@ -10607,14 +10326,11 @@
       </w:tcPr>
     </w:tblStylePr>
   </w:style>
-  <w:style w:type="table" w:styleId="Listamedia2-nfasis3">
+  <w:style w:type="table" w:styleId="MediumList2-Accent3">
     <w:name w:val="Medium List 2 Accent 3"/>
-    <w:basedOn w:val="Tablanormal"/>
+    <w:basedOn w:val="TableNormal"/>
     <w:uiPriority w:val="66"/>
     <w:rsid w:val="00cb0664"/>
-    <w:pPr>
-      <w:spacing w:after="0" w:line="240" w:lineRule="auto"/>
-    </w:pPr>
     <w:rPr>
       <w:rFonts w:asciiTheme="majorHAnsi" w:hAnsiTheme="majorHAnsi" w:eastAsiaTheme="majorEastAsia" w:cstheme="majorBidi"/>
       <w:color w:themeColor="text1"/>
@@ -10728,14 +10444,11 @@
       </w:tcPr>
     </w:tblStylePr>
   </w:style>
-  <w:style w:type="table" w:styleId="Listamedia2-nfasis4">
+  <w:style w:type="table" w:styleId="MediumList2-Accent4">
     <w:name w:val="Medium List 2 Accent 4"/>
-    <w:basedOn w:val="Tablanormal"/>
+    <w:basedOn w:val="TableNormal"/>
     <w:uiPriority w:val="66"/>
     <w:rsid w:val="00cb0664"/>
-    <w:pPr>
-      <w:spacing w:after="0" w:line="240" w:lineRule="auto"/>
-    </w:pPr>
     <w:rPr>
       <w:rFonts w:asciiTheme="majorHAnsi" w:hAnsiTheme="majorHAnsi" w:eastAsiaTheme="majorEastAsia" w:cstheme="majorBidi"/>
       <w:color w:themeColor="text1"/>
@@ -10849,14 +10562,11 @@
       </w:tcPr>
     </w:tblStylePr>
   </w:style>
-  <w:style w:type="table" w:styleId="Listamedia2-nfasis5">
+  <w:style w:type="table" w:styleId="MediumList2-Accent5">
     <w:name w:val="Medium List 2 Accent 5"/>
-    <w:basedOn w:val="Tablanormal"/>
+    <w:basedOn w:val="TableNormal"/>
     <w:uiPriority w:val="66"/>
     <w:rsid w:val="00cb0664"/>
-    <w:pPr>
-      <w:spacing w:after="0" w:line="240" w:lineRule="auto"/>
-    </w:pPr>
     <w:rPr>
       <w:rFonts w:asciiTheme="majorHAnsi" w:hAnsiTheme="majorHAnsi" w:eastAsiaTheme="majorEastAsia" w:cstheme="majorBidi"/>
       <w:color w:themeColor="text1"/>
@@ -10970,14 +10680,11 @@
       </w:tcPr>
     </w:tblStylePr>
   </w:style>
-  <w:style w:type="table" w:styleId="Listamedia2-nfasis6">
+  <w:style w:type="table" w:styleId="MediumList2-Accent6">
     <w:name w:val="Medium List 2 Accent 6"/>
-    <w:basedOn w:val="Tablanormal"/>
+    <w:basedOn w:val="TableNormal"/>
     <w:uiPriority w:val="66"/>
     <w:rsid w:val="00cb0664"/>
-    <w:pPr>
-      <w:spacing w:after="0" w:line="240" w:lineRule="auto"/>
-    </w:pPr>
     <w:rPr>
       <w:rFonts w:asciiTheme="majorHAnsi" w:hAnsiTheme="majorHAnsi" w:eastAsiaTheme="majorEastAsia" w:cstheme="majorBidi"/>
       <w:color w:themeColor="text1"/>
@@ -11091,14 +10798,11 @@
       </w:tcPr>
     </w:tblStylePr>
   </w:style>
-  <w:style w:type="table" w:styleId="Cuadrculamedia1">
+  <w:style w:type="table" w:styleId="MediumGrid1">
     <w:name w:val="Medium Grid 1"/>
-    <w:basedOn w:val="Tablanormal"/>
+    <w:basedOn w:val="TableNormal"/>
     <w:uiPriority w:val="67"/>
     <w:rsid w:val="00cb0664"/>
-    <w:pPr>
-      <w:spacing w:after="0" w:line="240" w:lineRule="auto"/>
-    </w:pPr>
     <w:tblPr>
       <w:tblStyleRowBandSize w:val="1"/>
       <w:tblStyleColBandSize w:val="1"/>
@@ -11129,7 +10833,7 @@
       <w:tblPr/>
       <w:tcPr>
         <w:tcBorders>
-          <w:top w:val="single" w:color="404040" w:themeColor="text1" w:sz="18" w:space="0"/>
+          <w:top w:val="single" w:color="000000" w:themeColor="text1" w:sz="18" w:space="0"/>
         </w:tcBorders>
       </w:tcPr>
     </w:tblStylePr>
@@ -11160,14 +10864,11 @@
       </w:tcPr>
     </w:tblStylePr>
   </w:style>
-  <w:style w:type="table" w:styleId="Cuadrculamedia1-nfasis1">
+  <w:style w:type="table" w:styleId="MediumGrid1-Accent1">
     <w:name w:val="Medium Grid 1 Accent 1"/>
-    <w:basedOn w:val="Tablanormal"/>
+    <w:basedOn w:val="TableNormal"/>
     <w:uiPriority w:val="67"/>
     <w:rsid w:val="00cb0664"/>
-    <w:pPr>
-      <w:spacing w:after="0" w:line="240" w:lineRule="auto"/>
-    </w:pPr>
     <w:tblPr>
       <w:tblStyleRowBandSize w:val="1"/>
       <w:tblStyleColBandSize w:val="1"/>
@@ -11198,7 +10899,7 @@
       <w:tblPr/>
       <w:tcPr>
         <w:tcBorders>
-          <w:top w:val="single" w:color="7BA0CD" w:themeColor="accent1" w:sz="18" w:space="0"/>
+          <w:top w:val="single" w:color="4F81BD" w:themeColor="accent1" w:sz="18" w:space="0"/>
         </w:tcBorders>
       </w:tcPr>
     </w:tblStylePr>
@@ -11229,14 +10930,11 @@
       </w:tcPr>
     </w:tblStylePr>
   </w:style>
-  <w:style w:type="table" w:styleId="Cuadrculamedia1-nfasis2">
+  <w:style w:type="table" w:styleId="MediumGrid1-Accent2">
     <w:name w:val="Medium Grid 1 Accent 2"/>
-    <w:basedOn w:val="Tablanormal"/>
+    <w:basedOn w:val="TableNormal"/>
     <w:uiPriority w:val="67"/>
     <w:rsid w:val="00cb0664"/>
-    <w:pPr>
-      <w:spacing w:after="0" w:line="240" w:lineRule="auto"/>
-    </w:pPr>
     <w:tblPr>
       <w:tblStyleRowBandSize w:val="1"/>
       <w:tblStyleColBandSize w:val="1"/>
@@ -11267,7 +10965,7 @@
       <w:tblPr/>
       <w:tcPr>
         <w:tcBorders>
-          <w:top w:val="single" w:color="CF7B79" w:themeColor="accent2" w:sz="18" w:space="0"/>
+          <w:top w:val="single" w:color="C0504D" w:themeColor="accent2" w:sz="18" w:space="0"/>
         </w:tcBorders>
       </w:tcPr>
     </w:tblStylePr>
@@ -11298,14 +10996,11 @@
       </w:tcPr>
     </w:tblStylePr>
   </w:style>
-  <w:style w:type="table" w:styleId="Cuadrculamedia1-nfasis3">
+  <w:style w:type="table" w:styleId="MediumGrid1-Accent3">
     <w:name w:val="Medium Grid 1 Accent 3"/>
-    <w:basedOn w:val="Tablanormal"/>
+    <w:basedOn w:val="TableNormal"/>
     <w:uiPriority w:val="67"/>
     <w:rsid w:val="00cb0664"/>
-    <w:pPr>
-      <w:spacing w:after="0" w:line="240" w:lineRule="auto"/>
-    </w:pPr>
     <w:tblPr>
       <w:tblStyleRowBandSize w:val="1"/>
       <w:tblStyleColBandSize w:val="1"/>
@@ -11336,7 +11031,7 @@
       <w:tblPr/>
       <w:tcPr>
         <w:tcBorders>
-          <w:top w:val="single" w:color="B3CC82" w:themeColor="accent3" w:sz="18" w:space="0"/>
+          <w:top w:val="single" w:color="9BBB59" w:themeColor="accent3" w:sz="18" w:space="0"/>
         </w:tcBorders>
       </w:tcPr>
     </w:tblStylePr>
@@ -11367,14 +11062,11 @@
       </w:tcPr>
     </w:tblStylePr>
   </w:style>
-  <w:style w:type="table" w:styleId="Cuadrculamedia1-nfasis4">
+  <w:style w:type="table" w:styleId="MediumGrid1-Accent4">
     <w:name w:val="Medium Grid 1 Accent 4"/>
-    <w:basedOn w:val="Tablanormal"/>
+    <w:basedOn w:val="TableNormal"/>
     <w:uiPriority w:val="67"/>
     <w:rsid w:val="00cb0664"/>
-    <w:pPr>
-      <w:spacing w:after="0" w:line="240" w:lineRule="auto"/>
-    </w:pPr>
     <w:tblPr>
       <w:tblStyleRowBandSize w:val="1"/>
       <w:tblStyleColBandSize w:val="1"/>
@@ -11405,7 +11097,7 @@
       <w:tblPr/>
       <w:tcPr>
         <w:tcBorders>
-          <w:top w:val="single" w:color="9F8AB9" w:themeColor="accent4" w:sz="18" w:space="0"/>
+          <w:top w:val="single" w:color="8064A2" w:themeColor="accent4" w:sz="18" w:space="0"/>
         </w:tcBorders>
       </w:tcPr>
     </w:tblStylePr>
@@ -11436,14 +11128,11 @@
       </w:tcPr>
     </w:tblStylePr>
   </w:style>
-  <w:style w:type="table" w:styleId="Cuadrculamedia1-nfasis5">
+  <w:style w:type="table" w:styleId="MediumGrid1-Accent5">
     <w:name w:val="Medium Grid 1 Accent 5"/>
-    <w:basedOn w:val="Tablanormal"/>
+    <w:basedOn w:val="TableNormal"/>
     <w:uiPriority w:val="67"/>
     <w:rsid w:val="00cb0664"/>
-    <w:pPr>
-      <w:spacing w:after="0" w:line="240" w:lineRule="auto"/>
-    </w:pPr>
     <w:tblPr>
       <w:tblStyleRowBandSize w:val="1"/>
       <w:tblStyleColBandSize w:val="1"/>
@@ -11474,7 +11163,7 @@
       <w:tblPr/>
       <w:tcPr>
         <w:tcBorders>
-          <w:top w:val="single" w:color="78C0D4" w:themeColor="accent5" w:sz="18" w:space="0"/>
+          <w:top w:val="single" w:color="4BACC6" w:themeColor="accent5" w:sz="18" w:space="0"/>
         </w:tcBorders>
       </w:tcPr>
     </w:tblStylePr>
@@ -11505,14 +11194,11 @@
       </w:tcPr>
     </w:tblStylePr>
   </w:style>
-  <w:style w:type="table" w:styleId="Cuadrculamedia1-nfasis6">
+  <w:style w:type="table" w:styleId="MediumGrid1-Accent6">
     <w:name w:val="Medium Grid 1 Accent 6"/>
-    <w:basedOn w:val="Tablanormal"/>
+    <w:basedOn w:val="TableNormal"/>
     <w:uiPriority w:val="67"/>
     <w:rsid w:val="00cb0664"/>
-    <w:pPr>
-      <w:spacing w:after="0" w:line="240" w:lineRule="auto"/>
-    </w:pPr>
     <w:tblPr>
       <w:tblStyleRowBandSize w:val="1"/>
       <w:tblStyleColBandSize w:val="1"/>
@@ -11543,7 +11229,7 @@
       <w:tblPr/>
       <w:tcPr>
         <w:tcBorders>
-          <w:top w:val="single" w:color="F9B074" w:themeColor="accent6" w:sz="18" w:space="0"/>
+          <w:top w:val="single" w:color="F79646" w:themeColor="accent6" w:sz="18" w:space="0"/>
         </w:tcBorders>
       </w:tcPr>
     </w:tblStylePr>
@@ -11574,14 +11260,11 @@
       </w:tcPr>
     </w:tblStylePr>
   </w:style>
-  <w:style w:type="table" w:styleId="Cuadrculamedia2">
+  <w:style w:type="table" w:styleId="MediumGrid2">
     <w:name w:val="Medium Grid 2"/>
-    <w:basedOn w:val="Tablanormal"/>
+    <w:basedOn w:val="TableNormal"/>
     <w:uiPriority w:val="68"/>
     <w:rsid w:val="00cb0664"/>
-    <w:pPr>
-      <w:spacing w:after="0" w:line="240" w:lineRule="auto"/>
-    </w:pPr>
     <w:rPr>
       <w:rFonts w:asciiTheme="majorHAnsi" w:hAnsiTheme="majorHAnsi" w:eastAsiaTheme="majorEastAsia" w:cstheme="majorBidi"/>
       <w:color w:themeColor="text1"/>
@@ -11692,14 +11375,11 @@
       </w:tcPr>
     </w:tblStylePr>
   </w:style>
-  <w:style w:type="table" w:styleId="Cuadrculamedia2-nfasis1">
+  <w:style w:type="table" w:styleId="MediumGrid2-Accent1">
     <w:name w:val="Medium Grid 2 Accent 1"/>
-    <w:basedOn w:val="Tablanormal"/>
+    <w:basedOn w:val="TableNormal"/>
     <w:uiPriority w:val="68"/>
     <w:rsid w:val="00cb0664"/>
-    <w:pPr>
-      <w:spacing w:after="0" w:line="240" w:lineRule="auto"/>
-    </w:pPr>
     <w:rPr>
       <w:rFonts w:asciiTheme="majorHAnsi" w:hAnsiTheme="majorHAnsi" w:eastAsiaTheme="majorEastAsia" w:cstheme="majorBidi"/>
       <w:color w:themeColor="text1"/>
@@ -11810,14 +11490,11 @@
       </w:tcPr>
     </w:tblStylePr>
   </w:style>
-  <w:style w:type="table" w:styleId="Cuadrculamedia2-nfasis2">
+  <w:style w:type="table" w:styleId="MediumGrid2-Accent2">
     <w:name w:val="Medium Grid 2 Accent 2"/>
-    <w:basedOn w:val="Tablanormal"/>
+    <w:basedOn w:val="TableNormal"/>
     <w:uiPriority w:val="68"/>
     <w:rsid w:val="00cb0664"/>
-    <w:pPr>
-      <w:spacing w:after="0" w:line="240" w:lineRule="auto"/>
-    </w:pPr>
     <w:rPr>
       <w:rFonts w:asciiTheme="majorHAnsi" w:hAnsiTheme="majorHAnsi" w:eastAsiaTheme="majorEastAsia" w:cstheme="majorBidi"/>
       <w:color w:themeColor="text1"/>
@@ -11928,14 +11605,11 @@
       </w:tcPr>
     </w:tblStylePr>
   </w:style>
-  <w:style w:type="table" w:styleId="Cuadrculamedia2-nfasis3">
+  <w:style w:type="table" w:styleId="MediumGrid2-Accent3">
     <w:name w:val="Medium Grid 2 Accent 3"/>
-    <w:basedOn w:val="Tablanormal"/>
+    <w:basedOn w:val="TableNormal"/>
     <w:uiPriority w:val="68"/>
     <w:rsid w:val="00cb0664"/>
-    <w:pPr>
-      <w:spacing w:after="0" w:line="240" w:lineRule="auto"/>
-    </w:pPr>
     <w:rPr>
       <w:rFonts w:asciiTheme="majorHAnsi" w:hAnsiTheme="majorHAnsi" w:eastAsiaTheme="majorEastAsia" w:cstheme="majorBidi"/>
       <w:color w:themeColor="text1"/>
@@ -12046,14 +11720,11 @@
       </w:tcPr>
     </w:tblStylePr>
   </w:style>
-  <w:style w:type="table" w:styleId="Cuadrculamedia2-nfasis4">
+  <w:style w:type="table" w:styleId="MediumGrid2-Accent4">
     <w:name w:val="Medium Grid 2 Accent 4"/>
-    <w:basedOn w:val="Tablanormal"/>
+    <w:basedOn w:val="TableNormal"/>
     <w:uiPriority w:val="68"/>
     <w:rsid w:val="00cb0664"/>
-    <w:pPr>
-      <w:spacing w:after="0" w:line="240" w:lineRule="auto"/>
-    </w:pPr>
     <w:rPr>
       <w:rFonts w:asciiTheme="majorHAnsi" w:hAnsiTheme="majorHAnsi" w:eastAsiaTheme="majorEastAsia" w:cstheme="majorBidi"/>
       <w:color w:themeColor="text1"/>
@@ -12164,14 +11835,11 @@
       </w:tcPr>
     </w:tblStylePr>
   </w:style>
-  <w:style w:type="table" w:styleId="Cuadrculamedia2-nfasis5">
+  <w:style w:type="table" w:styleId="MediumGrid2-Accent5">
     <w:name w:val="Medium Grid 2 Accent 5"/>
-    <w:basedOn w:val="Tablanormal"/>
+    <w:basedOn w:val="TableNormal"/>
     <w:uiPriority w:val="68"/>
     <w:rsid w:val="00cb0664"/>
-    <w:pPr>
-      <w:spacing w:after="0" w:line="240" w:lineRule="auto"/>
-    </w:pPr>
     <w:rPr>
       <w:rFonts w:asciiTheme="majorHAnsi" w:hAnsiTheme="majorHAnsi" w:eastAsiaTheme="majorEastAsia" w:cstheme="majorBidi"/>
       <w:color w:themeColor="text1"/>
@@ -12282,14 +11950,11 @@
       </w:tcPr>
     </w:tblStylePr>
   </w:style>
-  <w:style w:type="table" w:styleId="Cuadrculamedia2-nfasis6">
+  <w:style w:type="table" w:styleId="MediumGrid2-Accent6">
     <w:name w:val="Medium Grid 2 Accent 6"/>
-    <w:basedOn w:val="Tablanormal"/>
+    <w:basedOn w:val="TableNormal"/>
     <w:uiPriority w:val="68"/>
     <w:rsid w:val="00cb0664"/>
-    <w:pPr>
-      <w:spacing w:after="0" w:line="240" w:lineRule="auto"/>
-    </w:pPr>
     <w:rPr>
       <w:rFonts w:asciiTheme="majorHAnsi" w:hAnsiTheme="majorHAnsi" w:eastAsiaTheme="majorEastAsia" w:cstheme="majorBidi"/>
       <w:color w:themeColor="text1"/>
@@ -12400,14 +12065,11 @@
       </w:tcPr>
     </w:tblStylePr>
   </w:style>
-  <w:style w:type="table" w:styleId="Cuadrculamedia3">
+  <w:style w:type="table" w:styleId="MediumGrid3">
     <w:name w:val="Medium Grid 3"/>
-    <w:basedOn w:val="Tablanormal"/>
+    <w:basedOn w:val="TableNormal"/>
     <w:uiPriority w:val="69"/>
     <w:rsid w:val="00cb0664"/>
-    <w:pPr>
-      <w:spacing w:after="0" w:line="240" w:lineRule="auto"/>
-    </w:pPr>
     <w:tblPr>
       <w:tblStyleRowBandSize w:val="1"/>
       <w:tblStyleColBandSize w:val="1"/>
@@ -12530,14 +12192,11 @@
       </w:tcPr>
     </w:tblStylePr>
   </w:style>
-  <w:style w:type="table" w:styleId="Cuadrculamedia3-nfasis1">
+  <w:style w:type="table" w:styleId="MediumGrid3-Accent1">
     <w:name w:val="Medium Grid 3 Accent 1"/>
-    <w:basedOn w:val="Tablanormal"/>
+    <w:basedOn w:val="TableNormal"/>
     <w:uiPriority w:val="69"/>
     <w:rsid w:val="00cb0664"/>
-    <w:pPr>
-      <w:spacing w:after="0" w:line="240" w:lineRule="auto"/>
-    </w:pPr>
     <w:tblPr>
       <w:tblStyleRowBandSize w:val="1"/>
       <w:tblStyleColBandSize w:val="1"/>
@@ -12660,14 +12319,11 @@
       </w:tcPr>
     </w:tblStylePr>
   </w:style>
-  <w:style w:type="table" w:styleId="Cuadrculamedia3-nfasis2">
+  <w:style w:type="table" w:styleId="MediumGrid3-Accent2">
     <w:name w:val="Medium Grid 3 Accent 2"/>
-    <w:basedOn w:val="Tablanormal"/>
+    <w:basedOn w:val="TableNormal"/>
     <w:uiPriority w:val="69"/>
     <w:rsid w:val="00cb0664"/>
-    <w:pPr>
-      <w:spacing w:after="0" w:line="240" w:lineRule="auto"/>
-    </w:pPr>
     <w:tblPr>
       <w:tblStyleRowBandSize w:val="1"/>
       <w:tblStyleColBandSize w:val="1"/>
@@ -12790,14 +12446,11 @@
       </w:tcPr>
     </w:tblStylePr>
   </w:style>
-  <w:style w:type="table" w:styleId="Cuadrculamedia3-nfasis3">
+  <w:style w:type="table" w:styleId="MediumGrid3-Accent3">
     <w:name w:val="Medium Grid 3 Accent 3"/>
-    <w:basedOn w:val="Tablanormal"/>
+    <w:basedOn w:val="TableNormal"/>
     <w:uiPriority w:val="69"/>
     <w:rsid w:val="00cb0664"/>
-    <w:pPr>
-      <w:spacing w:after="0" w:line="240" w:lineRule="auto"/>
-    </w:pPr>
     <w:tblPr>
       <w:tblStyleRowBandSize w:val="1"/>
       <w:tblStyleColBandSize w:val="1"/>
@@ -12920,14 +12573,11 @@
       </w:tcPr>
     </w:tblStylePr>
   </w:style>
-  <w:style w:type="table" w:styleId="Cuadrculamedia3-nfasis4">
+  <w:style w:type="table" w:styleId="MediumGrid3-Accent4">
     <w:name w:val="Medium Grid 3 Accent 4"/>
-    <w:basedOn w:val="Tablanormal"/>
+    <w:basedOn w:val="TableNormal"/>
     <w:uiPriority w:val="69"/>
     <w:rsid w:val="00cb0664"/>
-    <w:pPr>
-      <w:spacing w:after="0" w:line="240" w:lineRule="auto"/>
-    </w:pPr>
     <w:tblPr>
       <w:tblStyleRowBandSize w:val="1"/>
       <w:tblStyleColBandSize w:val="1"/>
@@ -13050,14 +12700,11 @@
       </w:tcPr>
     </w:tblStylePr>
   </w:style>
-  <w:style w:type="table" w:styleId="Cuadrculamedia3-nfasis5">
+  <w:style w:type="table" w:styleId="MediumGrid3-Accent5">
     <w:name w:val="Medium Grid 3 Accent 5"/>
-    <w:basedOn w:val="Tablanormal"/>
+    <w:basedOn w:val="TableNormal"/>
     <w:uiPriority w:val="69"/>
     <w:rsid w:val="00cb0664"/>
-    <w:pPr>
-      <w:spacing w:after="0" w:line="240" w:lineRule="auto"/>
-    </w:pPr>
     <w:tblPr>
       <w:tblStyleRowBandSize w:val="1"/>
       <w:tblStyleColBandSize w:val="1"/>
@@ -13180,14 +12827,11 @@
       </w:tcPr>
     </w:tblStylePr>
   </w:style>
-  <w:style w:type="table" w:styleId="Cuadrculamedia3-nfasis6">
+  <w:style w:type="table" w:styleId="MediumGrid3-Accent6">
     <w:name w:val="Medium Grid 3 Accent 6"/>
-    <w:basedOn w:val="Tablanormal"/>
+    <w:basedOn w:val="TableNormal"/>
     <w:uiPriority w:val="69"/>
     <w:rsid w:val="00cb0664"/>
-    <w:pPr>
-      <w:spacing w:after="0" w:line="240" w:lineRule="auto"/>
-    </w:pPr>
     <w:tblPr>
       <w:tblStyleRowBandSize w:val="1"/>
       <w:tblStyleColBandSize w:val="1"/>
@@ -13310,14 +12954,11 @@
       </w:tcPr>
     </w:tblStylePr>
   </w:style>
-  <w:style w:type="table" w:styleId="Listaoscura">
+  <w:style w:type="table" w:styleId="DarkList">
     <w:name w:val="Dark List"/>
-    <w:basedOn w:val="Tablanormal"/>
+    <w:basedOn w:val="TableNormal"/>
     <w:uiPriority w:val="70"/>
     <w:rsid w:val="00cb0664"/>
-    <w:pPr>
-      <w:spacing w:after="0" w:line="240" w:lineRule="auto"/>
-    </w:pPr>
     <w:rPr>
       <w:color w:themeColor="background1"/>
     </w:rPr>
@@ -13417,14 +13058,11 @@
       </w:tcPr>
     </w:tblStylePr>
   </w:style>
-  <w:style w:type="table" w:styleId="Listaoscura-nfasis1">
+  <w:style w:type="table" w:styleId="DarkList-Accent1">
     <w:name w:val="Dark List Accent 1"/>
-    <w:basedOn w:val="Tablanormal"/>
+    <w:basedOn w:val="TableNormal"/>
     <w:uiPriority w:val="70"/>
     <w:rsid w:val="00cb0664"/>
-    <w:pPr>
-      <w:spacing w:after="0" w:line="240" w:lineRule="auto"/>
-    </w:pPr>
     <w:rPr>
       <w:color w:themeColor="background1"/>
     </w:rPr>
@@ -13524,14 +13162,11 @@
       </w:tcPr>
     </w:tblStylePr>
   </w:style>
-  <w:style w:type="table" w:styleId="Listaoscura-nfasis2">
+  <w:style w:type="table" w:styleId="DarkList-Accent2">
     <w:name w:val="Dark List Accent 2"/>
-    <w:basedOn w:val="Tablanormal"/>
+    <w:basedOn w:val="TableNormal"/>
     <w:uiPriority w:val="70"/>
     <w:rsid w:val="00cb0664"/>
-    <w:pPr>
-      <w:spacing w:after="0" w:line="240" w:lineRule="auto"/>
-    </w:pPr>
     <w:rPr>
       <w:color w:themeColor="background1"/>
     </w:rPr>
@@ -13631,14 +13266,11 @@
       </w:tcPr>
     </w:tblStylePr>
   </w:style>
-  <w:style w:type="table" w:styleId="Listaoscura-nfasis3">
+  <w:style w:type="table" w:styleId="DarkList-Accent3">
     <w:name w:val="Dark List Accent 3"/>
-    <w:basedOn w:val="Tablanormal"/>
+    <w:basedOn w:val="TableNormal"/>
     <w:uiPriority w:val="70"/>
     <w:rsid w:val="00cb0664"/>
-    <w:pPr>
-      <w:spacing w:after="0" w:line="240" w:lineRule="auto"/>
-    </w:pPr>
     <w:rPr>
       <w:color w:themeColor="background1"/>
     </w:rPr>
@@ -13738,14 +13370,11 @@
       </w:tcPr>
     </w:tblStylePr>
   </w:style>
-  <w:style w:type="table" w:styleId="Listaoscura-nfasis4">
+  <w:style w:type="table" w:styleId="DarkList-Accent4">
     <w:name w:val="Dark List Accent 4"/>
-    <w:basedOn w:val="Tablanormal"/>
+    <w:basedOn w:val="TableNormal"/>
     <w:uiPriority w:val="70"/>
     <w:rsid w:val="00cb0664"/>
-    <w:pPr>
-      <w:spacing w:after="0" w:line="240" w:lineRule="auto"/>
-    </w:pPr>
     <w:rPr>
       <w:color w:themeColor="background1"/>
     </w:rPr>
@@ -13845,14 +13474,11 @@
       </w:tcPr>
     </w:tblStylePr>
   </w:style>
-  <w:style w:type="table" w:styleId="Listaoscura-nfasis5">
+  <w:style w:type="table" w:styleId="DarkList-Accent5">
     <w:name w:val="Dark List Accent 5"/>
-    <w:basedOn w:val="Tablanormal"/>
+    <w:basedOn w:val="TableNormal"/>
     <w:uiPriority w:val="70"/>
     <w:rsid w:val="00cb0664"/>
-    <w:pPr>
-      <w:spacing w:after="0" w:line="240" w:lineRule="auto"/>
-    </w:pPr>
     <w:rPr>
       <w:color w:themeColor="background1"/>
     </w:rPr>
@@ -13952,14 +13578,11 @@
       </w:tcPr>
     </w:tblStylePr>
   </w:style>
-  <w:style w:type="table" w:styleId="Listaoscura-nfasis6">
+  <w:style w:type="table" w:styleId="DarkList-Accent6">
     <w:name w:val="Dark List Accent 6"/>
-    <w:basedOn w:val="Tablanormal"/>
+    <w:basedOn w:val="TableNormal"/>
     <w:uiPriority w:val="70"/>
     <w:rsid w:val="00cb0664"/>
-    <w:pPr>
-      <w:spacing w:after="0" w:line="240" w:lineRule="auto"/>
-    </w:pPr>
     <w:rPr>
       <w:color w:themeColor="background1"/>
     </w:rPr>
@@ -14059,14 +13682,11 @@
       </w:tcPr>
     </w:tblStylePr>
   </w:style>
-  <w:style w:type="table" w:styleId="Sombreadovistoso">
+  <w:style w:type="table" w:styleId="ColorfulShading">
     <w:name w:val="Colorful Shading"/>
-    <w:basedOn w:val="Tablanormal"/>
+    <w:basedOn w:val="TableNormal"/>
     <w:uiPriority w:val="71"/>
     <w:rsid w:val="00cb0664"/>
-    <w:pPr>
-      <w:spacing w:after="0" w:line="240" w:lineRule="auto"/>
-    </w:pPr>
     <w:rPr>
       <w:color w:themeColor="text1"/>
     </w:rPr>
@@ -14176,14 +13796,11 @@
       <w:tblPr/>
     </w:tblStylePr>
   </w:style>
-  <w:style w:type="table" w:styleId="Sombreadovistoso-nfasis1">
+  <w:style w:type="table" w:styleId="ColorfulShading-Accent1">
     <w:name w:val="Colorful Shading Accent 1"/>
-    <w:basedOn w:val="Tablanormal"/>
+    <w:basedOn w:val="TableNormal"/>
     <w:uiPriority w:val="71"/>
     <w:rsid w:val="00cb0664"/>
-    <w:pPr>
-      <w:spacing w:after="0" w:line="240" w:lineRule="auto"/>
-    </w:pPr>
     <w:rPr>
       <w:color w:themeColor="text1"/>
     </w:rPr>
@@ -14245,7 +13862,7 @@
           <w:left w:val="nil"/>
           <w:bottom w:val="nil"/>
           <w:right w:val="nil"/>
-          <w:insideH w:val="single" w:color="2C4C74" w:themeColor="accent1" w:sz="4" w:space="0"/>
+          <w:insideH w:val="single" w:color="4F81BD" w:themeColor="accent1" w:sz="4" w:space="0"/>
           <w:insideV w:val="nil"/>
         </w:tcBorders>
         <w:shd w:val="clear" w:color="auto" w:fill="2C4C74" w:themeFill="accent1" w:themeFillShade="99"/>
@@ -14293,14 +13910,11 @@
       <w:tblPr/>
     </w:tblStylePr>
   </w:style>
-  <w:style w:type="table" w:styleId="Sombreadovistoso-nfasis2">
+  <w:style w:type="table" w:styleId="ColorfulShading-Accent2">
     <w:name w:val="Colorful Shading Accent 2"/>
-    <w:basedOn w:val="Tablanormal"/>
+    <w:basedOn w:val="TableNormal"/>
     <w:uiPriority w:val="71"/>
     <w:rsid w:val="00cb0664"/>
-    <w:pPr>
-      <w:spacing w:after="0" w:line="240" w:lineRule="auto"/>
-    </w:pPr>
     <w:rPr>
       <w:color w:themeColor="text1"/>
     </w:rPr>
@@ -14362,7 +13976,7 @@
           <w:left w:val="nil"/>
           <w:bottom w:val="nil"/>
           <w:right w:val="nil"/>
-          <w:insideH w:val="single" w:color="772C2A" w:themeColor="accent2" w:sz="4" w:space="0"/>
+          <w:insideH w:val="single" w:color="C0504D" w:themeColor="accent2" w:sz="4" w:space="0"/>
           <w:insideV w:val="nil"/>
         </w:tcBorders>
         <w:shd w:val="clear" w:color="auto" w:fill="772C2A" w:themeFill="accent2" w:themeFillShade="99"/>
@@ -14410,14 +14024,11 @@
       <w:tblPr/>
     </w:tblStylePr>
   </w:style>
-  <w:style w:type="table" w:styleId="Sombreadovistoso-nfasis3">
+  <w:style w:type="table" w:styleId="ColorfulShading-Accent3">
     <w:name w:val="Colorful Shading Accent 3"/>
-    <w:basedOn w:val="Tablanormal"/>
+    <w:basedOn w:val="TableNormal"/>
     <w:uiPriority w:val="71"/>
     <w:rsid w:val="00cb0664"/>
-    <w:pPr>
-      <w:spacing w:after="0" w:line="240" w:lineRule="auto"/>
-    </w:pPr>
     <w:rPr>
       <w:color w:themeColor="text1"/>
     </w:rPr>
@@ -14479,7 +14090,7 @@
           <w:left w:val="nil"/>
           <w:bottom w:val="nil"/>
           <w:right w:val="nil"/>
-          <w:insideH w:val="single" w:color="5E7530" w:themeColor="accent3" w:sz="4" w:space="0"/>
+          <w:insideH w:val="single" w:color="9BBB59" w:themeColor="accent3" w:sz="4" w:space="0"/>
           <w:insideV w:val="nil"/>
         </w:tcBorders>
         <w:shd w:val="clear" w:color="auto" w:fill="5E7530" w:themeFill="accent3" w:themeFillShade="99"/>
@@ -14515,14 +14126,11 @@
       </w:tcPr>
     </w:tblStylePr>
   </w:style>
-  <w:style w:type="table" w:styleId="Sombreadovistoso-nfasis4">
+  <w:style w:type="table" w:styleId="ColorfulShading-Accent4">
     <w:name w:val="Colorful Shading Accent 4"/>
-    <w:basedOn w:val="Tablanormal"/>
+    <w:basedOn w:val="TableNormal"/>
     <w:uiPriority w:val="71"/>
     <w:rsid w:val="00cb0664"/>
-    <w:pPr>
-      <w:spacing w:after="0" w:line="240" w:lineRule="auto"/>
-    </w:pPr>
     <w:rPr>
       <w:color w:themeColor="text1"/>
     </w:rPr>
@@ -14584,7 +14192,7 @@
           <w:left w:val="nil"/>
           <w:bottom w:val="nil"/>
           <w:right w:val="nil"/>
-          <w:insideH w:val="single" w:color="4C3B62" w:themeColor="accent4" w:sz="4" w:space="0"/>
+          <w:insideH w:val="single" w:color="8064A2" w:themeColor="accent4" w:sz="4" w:space="0"/>
           <w:insideV w:val="nil"/>
         </w:tcBorders>
         <w:shd w:val="clear" w:color="auto" w:fill="4C3B62" w:themeFill="accent4" w:themeFillShade="99"/>
@@ -14632,14 +14240,11 @@
       <w:tblPr/>
     </w:tblStylePr>
   </w:style>
-  <w:style w:type="table" w:styleId="Sombreadovistoso-nfasis5">
+  <w:style w:type="table" w:styleId="ColorfulShading-Accent5">
     <w:name w:val="Colorful Shading Accent 5"/>
-    <w:basedOn w:val="Tablanormal"/>
+    <w:basedOn w:val="TableNormal"/>
     <w:uiPriority w:val="71"/>
     <w:rsid w:val="00cb0664"/>
-    <w:pPr>
-      <w:spacing w:after="0" w:line="240" w:lineRule="auto"/>
-    </w:pPr>
     <w:rPr>
       <w:color w:themeColor="text1"/>
     </w:rPr>
@@ -14701,7 +14306,7 @@
           <w:left w:val="nil"/>
           <w:bottom w:val="nil"/>
           <w:right w:val="nil"/>
-          <w:insideH w:val="single" w:color="276A7C" w:themeColor="accent5" w:sz="4" w:space="0"/>
+          <w:insideH w:val="single" w:color="4BACC6" w:themeColor="accent5" w:sz="4" w:space="0"/>
           <w:insideV w:val="nil"/>
         </w:tcBorders>
         <w:shd w:val="clear" w:color="auto" w:fill="276A7C" w:themeFill="accent5" w:themeFillShade="99"/>
@@ -14749,14 +14354,11 @@
       <w:tblPr/>
     </w:tblStylePr>
   </w:style>
-  <w:style w:type="table" w:styleId="Sombreadovistoso-nfasis6">
+  <w:style w:type="table" w:styleId="ColorfulShading-Accent6">
     <w:name w:val="Colorful Shading Accent 6"/>
-    <w:basedOn w:val="Tablanormal"/>
+    <w:basedOn w:val="TableNormal"/>
     <w:uiPriority w:val="71"/>
     <w:rsid w:val="00cb0664"/>
-    <w:pPr>
-      <w:spacing w:after="0" w:line="240" w:lineRule="auto"/>
-    </w:pPr>
     <w:rPr>
       <w:color w:themeColor="text1"/>
     </w:rPr>
@@ -14818,7 +14420,7 @@
           <w:left w:val="nil"/>
           <w:bottom w:val="nil"/>
           <w:right w:val="nil"/>
-          <w:insideH w:val="single" w:color="B65608" w:themeColor="accent6" w:sz="4" w:space="0"/>
+          <w:insideH w:val="single" w:color="F79646" w:themeColor="accent6" w:sz="4" w:space="0"/>
           <w:insideV w:val="nil"/>
         </w:tcBorders>
         <w:shd w:val="clear" w:color="auto" w:fill="B65608" w:themeFill="accent6" w:themeFillShade="99"/>
@@ -14866,14 +14468,11 @@
       <w:tblPr/>
     </w:tblStylePr>
   </w:style>
-  <w:style w:type="table" w:styleId="Listavistosa">
+  <w:style w:type="table" w:styleId="ColorfulList">
     <w:name w:val="Colorful List"/>
-    <w:basedOn w:val="Tablanormal"/>
+    <w:basedOn w:val="TableNormal"/>
     <w:uiPriority w:val="72"/>
     <w:rsid w:val="00cb0664"/>
-    <w:pPr>
-      <w:spacing w:after="0" w:line="240" w:lineRule="auto"/>
-    </w:pPr>
     <w:rPr>
       <w:color w:themeColor="text1"/>
     </w:rPr>
@@ -14947,14 +14546,11 @@
       </w:tcPr>
     </w:tblStylePr>
   </w:style>
-  <w:style w:type="table" w:styleId="Listavistosa-nfasis1">
+  <w:style w:type="table" w:styleId="ColorfulList-Accent1">
     <w:name w:val="Colorful List Accent 1"/>
-    <w:basedOn w:val="Tablanormal"/>
+    <w:basedOn w:val="TableNormal"/>
     <w:uiPriority w:val="72"/>
     <w:rsid w:val="00cb0664"/>
-    <w:pPr>
-      <w:spacing w:after="0" w:line="240" w:lineRule="auto"/>
-    </w:pPr>
     <w:rPr>
       <w:color w:themeColor="text1"/>
     </w:rPr>
@@ -15028,14 +14624,11 @@
       </w:tcPr>
     </w:tblStylePr>
   </w:style>
-  <w:style w:type="table" w:styleId="Listavistosa-nfasis2">
+  <w:style w:type="table" w:styleId="ColorfulList-Accent2">
     <w:name w:val="Colorful List Accent 2"/>
-    <w:basedOn w:val="Tablanormal"/>
+    <w:basedOn w:val="TableNormal"/>
     <w:uiPriority w:val="72"/>
     <w:rsid w:val="00cb0664"/>
-    <w:pPr>
-      <w:spacing w:after="0" w:line="240" w:lineRule="auto"/>
-    </w:pPr>
     <w:rPr>
       <w:color w:themeColor="text1"/>
     </w:rPr>
@@ -15109,14 +14702,11 @@
       </w:tcPr>
     </w:tblStylePr>
   </w:style>
-  <w:style w:type="table" w:styleId="Listavistosa-nfasis3">
+  <w:style w:type="table" w:styleId="ColorfulList-Accent3">
     <w:name w:val="Colorful List Accent 3"/>
-    <w:basedOn w:val="Tablanormal"/>
+    <w:basedOn w:val="TableNormal"/>
     <w:uiPriority w:val="72"/>
     <w:rsid w:val="00cb0664"/>
-    <w:pPr>
-      <w:spacing w:after="0" w:line="240" w:lineRule="auto"/>
-    </w:pPr>
     <w:rPr>
       <w:color w:themeColor="text1"/>
     </w:rPr>
@@ -15190,14 +14780,11 @@
       </w:tcPr>
     </w:tblStylePr>
   </w:style>
-  <w:style w:type="table" w:styleId="Listavistosa-nfasis4">
+  <w:style w:type="table" w:styleId="ColorfulList-Accent4">
     <w:name w:val="Colorful List Accent 4"/>
-    <w:basedOn w:val="Tablanormal"/>
+    <w:basedOn w:val="TableNormal"/>
     <w:uiPriority w:val="72"/>
     <w:rsid w:val="00cb0664"/>
-    <w:pPr>
-      <w:spacing w:after="0" w:line="240" w:lineRule="auto"/>
-    </w:pPr>
     <w:rPr>
       <w:color w:themeColor="text1"/>
     </w:rPr>
@@ -15271,14 +14858,11 @@
       </w:tcPr>
     </w:tblStylePr>
   </w:style>
-  <w:style w:type="table" w:styleId="Listavistosa-nfasis5">
+  <w:style w:type="table" w:styleId="ColorfulList-Accent5">
     <w:name w:val="Colorful List Accent 5"/>
-    <w:basedOn w:val="Tablanormal"/>
+    <w:basedOn w:val="TableNormal"/>
     <w:uiPriority w:val="72"/>
     <w:rsid w:val="00cb0664"/>
-    <w:pPr>
-      <w:spacing w:after="0" w:line="240" w:lineRule="auto"/>
-    </w:pPr>
     <w:rPr>
       <w:color w:themeColor="text1"/>
     </w:rPr>
@@ -15352,14 +14936,11 @@
       </w:tcPr>
     </w:tblStylePr>
   </w:style>
-  <w:style w:type="table" w:styleId="Listavistosa-nfasis6">
+  <w:style w:type="table" w:styleId="ColorfulList-Accent6">
     <w:name w:val="Colorful List Accent 6"/>
-    <w:basedOn w:val="Tablanormal"/>
+    <w:basedOn w:val="TableNormal"/>
     <w:uiPriority w:val="72"/>
     <w:rsid w:val="00cb0664"/>
-    <w:pPr>
-      <w:spacing w:after="0" w:line="240" w:lineRule="auto"/>
-    </w:pPr>
     <w:rPr>
       <w:color w:themeColor="text1"/>
     </w:rPr>
@@ -15433,14 +15014,11 @@
       </w:tcPr>
     </w:tblStylePr>
   </w:style>
-  <w:style w:type="table" w:styleId="Cuadrculavistosa">
+  <w:style w:type="table" w:styleId="ColorfulGrid">
     <w:name w:val="Colorful Grid"/>
-    <w:basedOn w:val="Tablanormal"/>
+    <w:basedOn w:val="TableNormal"/>
     <w:uiPriority w:val="73"/>
     <w:rsid w:val="00cb0664"/>
-    <w:pPr>
-      <w:spacing w:after="0" w:line="240" w:lineRule="auto"/>
-    </w:pPr>
     <w:rPr>
       <w:color w:themeColor="text1"/>
     </w:rPr>
@@ -15506,14 +15084,11 @@
       </w:tcPr>
     </w:tblStylePr>
   </w:style>
-  <w:style w:type="table" w:styleId="Cuadrculavistosa-nfasis1">
+  <w:style w:type="table" w:styleId="ColorfulGrid-Accent1">
     <w:name w:val="Colorful Grid Accent 1"/>
-    <w:basedOn w:val="Tablanormal"/>
+    <w:basedOn w:val="TableNormal"/>
     <w:uiPriority w:val="73"/>
     <w:rsid w:val="00cb0664"/>
-    <w:pPr>
-      <w:spacing w:after="0" w:line="240" w:lineRule="auto"/>
-    </w:pPr>
     <w:rPr>
       <w:color w:themeColor="text1"/>
     </w:rPr>
@@ -15579,14 +15154,11 @@
       </w:tcPr>
     </w:tblStylePr>
   </w:style>
-  <w:style w:type="table" w:styleId="Cuadrculavistosa-nfasis2">
+  <w:style w:type="table" w:styleId="ColorfulGrid-Accent2">
     <w:name w:val="Colorful Grid Accent 2"/>
-    <w:basedOn w:val="Tablanormal"/>
+    <w:basedOn w:val="TableNormal"/>
     <w:uiPriority w:val="73"/>
     <w:rsid w:val="00cb0664"/>
-    <w:pPr>
-      <w:spacing w:after="0" w:line="240" w:lineRule="auto"/>
-    </w:pPr>
     <w:rPr>
       <w:color w:themeColor="text1"/>
     </w:rPr>
@@ -15652,14 +15224,11 @@
       </w:tcPr>
     </w:tblStylePr>
   </w:style>
-  <w:style w:type="table" w:styleId="Cuadrculavistosa-nfasis3">
+  <w:style w:type="table" w:styleId="ColorfulGrid-Accent3">
     <w:name w:val="Colorful Grid Accent 3"/>
-    <w:basedOn w:val="Tablanormal"/>
+    <w:basedOn w:val="TableNormal"/>
     <w:uiPriority w:val="73"/>
     <w:rsid w:val="00cb0664"/>
-    <w:pPr>
-      <w:spacing w:after="0" w:line="240" w:lineRule="auto"/>
-    </w:pPr>
     <w:rPr>
       <w:color w:themeColor="text1"/>
     </w:rPr>
@@ -15725,14 +15294,11 @@
       </w:tcPr>
     </w:tblStylePr>
   </w:style>
-  <w:style w:type="table" w:styleId="Cuadrculavistosa-nfasis4">
+  <w:style w:type="table" w:styleId="ColorfulGrid-Accent4">
     <w:name w:val="Colorful Grid Accent 4"/>
-    <w:basedOn w:val="Tablanormal"/>
+    <w:basedOn w:val="TableNormal"/>
     <w:uiPriority w:val="73"/>
     <w:rsid w:val="00cb0664"/>
-    <w:pPr>
-      <w:spacing w:after="0" w:line="240" w:lineRule="auto"/>
-    </w:pPr>
     <w:rPr>
       <w:color w:themeColor="text1"/>
     </w:rPr>
@@ -15798,14 +15364,11 @@
       </w:tcPr>
     </w:tblStylePr>
   </w:style>
-  <w:style w:type="table" w:styleId="Cuadrculavistosa-nfasis5">
+  <w:style w:type="table" w:styleId="ColorfulGrid-Accent5">
     <w:name w:val="Colorful Grid Accent 5"/>
-    <w:basedOn w:val="Tablanormal"/>
+    <w:basedOn w:val="TableNormal"/>
     <w:uiPriority w:val="73"/>
     <w:rsid w:val="00cb0664"/>
-    <w:pPr>
-      <w:spacing w:after="0" w:line="240" w:lineRule="auto"/>
-    </w:pPr>
     <w:rPr>
       <w:color w:themeColor="text1"/>
     </w:rPr>
@@ -15871,14 +15434,11 @@
       </w:tcPr>
     </w:tblStylePr>
   </w:style>
-  <w:style w:type="table" w:styleId="Cuadrculavistosa-nfasis6">
+  <w:style w:type="table" w:styleId="ColorfulGrid-Accent6">
     <w:name w:val="Colorful Grid Accent 6"/>
-    <w:basedOn w:val="Tablanormal"/>
+    <w:basedOn w:val="TableNormal"/>
     <w:uiPriority w:val="73"/>
     <w:rsid w:val="00cb0664"/>
-    <w:pPr>
-      <w:spacing w:after="0" w:line="240" w:lineRule="auto"/>
-    </w:pPr>
     <w:rPr>
       <w:color w:themeColor="text1"/>
     </w:rPr>
@@ -15944,22 +15504,19 @@
       </w:tcPr>
     </w:tblStylePr>
   </w:style>
-  <w:style w:type="table" w:styleId="Tablaconcuadrculaclara">
+  <w:style w:type="table" w:styleId="TableGridLight">
     <w:name w:val="Grid Table Light"/>
-    <w:basedOn w:val="Tablanormal"/>
+    <w:basedOn w:val="TableNormal"/>
     <w:uiPriority w:val="99"/>
     <w:rsid w:val="00385b2b"/>
-    <w:pPr>
-      <w:spacing w:after="0" w:line="240" w:lineRule="auto"/>
-    </w:pPr>
     <w:tblPr>
       <w:tblBorders>
-        <w:top w:val="single" w:color="BFBFBF" w:themeColor="background1" w:sz="4" w:space="0"/>
-        <w:left w:val="single" w:color="BFBFBF" w:themeColor="background1" w:sz="4" w:space="0"/>
-        <w:bottom w:val="single" w:color="BFBFBF" w:themeColor="background1" w:sz="4" w:space="0"/>
-        <w:right w:val="single" w:color="BFBFBF" w:themeColor="background1" w:sz="4" w:space="0"/>
-        <w:insideH w:val="single" w:color="BFBFBF" w:themeColor="background1" w:sz="4" w:space="0"/>
-        <w:insideV w:val="single" w:color="BFBFBF" w:themeColor="background1" w:sz="4" w:space="0"/>
+        <w:top w:val="single" w:color="FFFFFF" w:themeColor="background1" w:sz="4" w:space="0"/>
+        <w:left w:val="single" w:color="FFFFFF" w:themeColor="background1" w:sz="4" w:space="0"/>
+        <w:bottom w:val="single" w:color="FFFFFF" w:themeColor="background1" w:sz="4" w:space="0"/>
+        <w:right w:val="single" w:color="FFFFFF" w:themeColor="background1" w:sz="4" w:space="0"/>
+        <w:insideH w:val="single" w:color="FFFFFF" w:themeColor="background1" w:sz="4" w:space="0"/>
+        <w:insideV w:val="single" w:color="FFFFFF" w:themeColor="background1" w:sz="4" w:space="0"/>
       </w:tblBorders>
     </w:tblPr>
   </w:style>
